--- a/guides/08-security-testing-tools.docx
+++ b/guides/08-security-testing-tools.docx
@@ -950,7 +950,25 @@
                 <w:szCs w:val="18"/>
                 <w:rFonts w:ascii="Calibri" w:cs="Calibri" w:eastAsia="Calibri" w:hAnsi="Calibri"/>
               </w:rPr>
-              <w:t xml:space="preserve"> compresses them. </w:t>
+              <w:t xml:space="preserve"> explains every key concept from the ground up — plain words, how it works, a worked example, the exam angle, and what it is easily confused with — and ends with the chapter’s </w:t>
+            </w:r>
+            <w:r>
+              <w:rPr>
+                <w:b/>
+                <w:bCs/>
+                <w:sz w:val="18"/>
+                <w:szCs w:val="18"/>
+                <w:rFonts w:ascii="Calibri" w:cs="Calibri" w:eastAsia="Calibri" w:hAnsi="Calibri"/>
+              </w:rPr>
+              <w:t xml:space="preserve">fuzzy points clarified</w:t>
+            </w:r>
+            <w:r>
+              <w:rPr>
+                <w:sz w:val="18"/>
+                <w:szCs w:val="18"/>
+                <w:rFonts w:ascii="Calibri" w:cs="Calibri" w:eastAsia="Calibri" w:hAnsi="Calibri"/>
+              </w:rPr>
+              <w:t xml:space="preserve">. If the syllabus wording in Section 1 feels dense, read the matching Section 2 card first. </w:t>
             </w:r>
             <w:r>
               <w:rPr>
@@ -1022,25 +1040,7 @@
                 <w:szCs w:val="18"/>
                 <w:rFonts w:ascii="Calibri" w:cs="Calibri" w:eastAsia="Calibri" w:hAnsi="Calibri"/>
               </w:rPr>
-              <w:t xml:space="preserve"> spaced repetition, </w:t>
-            </w:r>
-            <w:r>
-              <w:rPr>
-                <w:b/>
-                <w:bCs/>
-                <w:sz w:val="18"/>
-                <w:szCs w:val="18"/>
-                <w:rFonts w:ascii="Calibri" w:cs="Calibri" w:eastAsia="Calibri" w:hAnsi="Calibri"/>
-              </w:rPr>
-              <w:t xml:space="preserve">Section 7</w:t>
-            </w:r>
-            <w:r>
-              <w:rPr>
-                <w:sz w:val="18"/>
-                <w:szCs w:val="18"/>
-                <w:rFonts w:ascii="Calibri" w:cs="Calibri" w:eastAsia="Calibri" w:hAnsi="Calibri"/>
-              </w:rPr>
-              <w:t xml:space="preserve"> the night before.</w:t>
+              <w:t xml:space="preserve"> is the revision sheet for the night before.</w:t>
             </w:r>
           </w:p>
           <w:p>
@@ -1238,7 +1238,7 @@
                 <w:szCs w:val="18"/>
                 <w:rFonts w:ascii="Calibri" w:cs="Calibri" w:eastAsia="Calibri" w:hAnsi="Calibri"/>
               </w:rPr>
-              <w:t xml:space="preserve"> one session for Sections 1–3, one for Sections 4–5; Section 6 daily; Section 7 the night before.</w:t>
+              <w:t xml:space="preserve"> one session for Sections 1–3, one for Sections 4–5; redo missed questions and re-read Section 2’s fuzzy points; Section 6 the night before.</w:t>
             </w:r>
           </w:p>
         </w:tc>
@@ -6685,6 +6685,23 @@
     </w:p>
     <w:p>
       <w:pPr>
+        <w:spacing w:after="160" w:line="264"/>
+        <w:jc w:val="both"/>
+      </w:pPr>
+      <w:r>
+        <w:rPr>
+          <w:i/>
+          <w:iCs/>
+          <w:color w:val="5A5A5A"/>
+          <w:sz w:val="19"/>
+          <w:szCs w:val="19"/>
+          <w:rFonts w:ascii="Calibri" w:cs="Calibri" w:eastAsia="Calibri" w:hAnsi="Calibri"/>
+        </w:rPr>
+        <w:t xml:space="preserve">Section 1 gives the syllabus wording objective by objective. This section explains what that wording means. Each card builds one idea in order: plain words first, then how it works, an example, how the exam uses it, and what it is easily confused with.</w:t>
+      </w:r>
+    </w:p>
+    <w:p>
+      <w:pPr>
         <w:pStyle w:val="Heading2"/>
         <w:spacing w:before="260" w:after="110"/>
         <w:outlineLvl w:val="1"/>
@@ -6698,25 +6715,21 @@
           <w:szCs w:val="25"/>
           <w:rFonts w:ascii="Calibri" w:cs="Calibri" w:eastAsia="Calibri" w:hAnsi="Calibri"/>
         </w:rPr>
-        <w:t xml:space="preserve">2.1 Tools</w:t>
-      </w:r>
-    </w:p>
-    <w:p>
-      <w:pPr>
-        <w:pStyle w:val="ListParagraph"/>
-        <w:numPr>
-          <w:ilvl w:val="0"/>
-          <w:numId w:val="2"/>
-        </w:numPr>
-        <w:spacing w:after="60" w:line="264"/>
-      </w:pPr>
-      <w:r>
-        <w:rPr>
-          <w:sz w:val="19"/>
-          <w:szCs w:val="19"/>
-          <w:rFonts w:ascii="Calibri" w:cs="Calibri" w:eastAsia="Calibri" w:hAnsi="Calibri"/>
-        </w:rPr>
-        <w:t xml:space="preserve">Hacking drove tool development; </w:t>
+        <w:t xml:space="preserve">2.1 The storyline of Chapter 8</w:t>
+      </w:r>
+    </w:p>
+    <w:p>
+      <w:pPr>
+        <w:spacing w:after="110" w:line="264"/>
+        <w:jc w:val="both"/>
+      </w:pPr>
+      <w:r>
+        <w:rPr>
+          <w:sz w:val="19"/>
+          <w:szCs w:val="19"/>
+          <w:rFonts w:ascii="Calibri" w:cs="Calibri" w:eastAsia="Calibri" w:hAnsi="Calibri"/>
+        </w:rPr>
+        <w:t xml:space="preserve">Chapter 8 asks three questions about tools. </w:t>
       </w:r>
       <w:r>
         <w:rPr>
@@ -6726,15 +6739,15 @@
           <w:szCs w:val="19"/>
           <w:rFonts w:ascii="Calibri" w:cs="Calibri" w:eastAsia="Calibri" w:hAnsi="Calibri"/>
         </w:rPr>
-        <w:t xml:space="preserve">John the Ripper</w:t>
-      </w:r>
-      <w:r>
-        <w:rPr>
-          <w:sz w:val="19"/>
-          <w:szCs w:val="19"/>
-          <w:rFonts w:ascii="Calibri" w:cs="Calibri" w:eastAsia="Calibri" w:hAnsi="Calibri"/>
-        </w:rPr>
-        <w:t xml:space="preserve"> went from cracker to legitimate weak-password detector; </w:t>
+        <w:t xml:space="preserve">What kinds are there?</w:t>
+      </w:r>
+      <w:r>
+        <w:rPr>
+          <w:sz w:val="19"/>
+          <w:szCs w:val="19"/>
+          <w:rFonts w:ascii="Calibri" w:cs="Calibri" w:eastAsia="Calibri" w:hAnsi="Calibri"/>
+        </w:rPr>
+        <w:t xml:space="preserve"> (Many, mostly open source, grown out of hacker tools, running non-standard tests, both static and dynamic.) </w:t>
       </w:r>
       <w:r>
         <w:rPr>
@@ -6744,33 +6757,15 @@
           <w:szCs w:val="19"/>
           <w:rFonts w:ascii="Calibri" w:cs="Calibri" w:eastAsia="Calibri" w:hAnsi="Calibri"/>
         </w:rPr>
-        <w:t xml:space="preserve">Nessus, Metasploit</w:t>
-      </w:r>
-      <w:r>
-        <w:rPr>
-          <w:sz w:val="19"/>
-          <w:szCs w:val="19"/>
-          <w:rFonts w:ascii="Calibri" w:cs="Calibri" w:eastAsia="Calibri" w:hAnsi="Calibri"/>
-        </w:rPr>
-        <w:t xml:space="preserve"> frameworks.</w:t>
-      </w:r>
-    </w:p>
-    <w:p>
-      <w:pPr>
-        <w:pStyle w:val="ListParagraph"/>
-        <w:numPr>
-          <w:ilvl w:val="0"/>
-          <w:numId w:val="2"/>
-        </w:numPr>
-        <w:spacing w:after="60" w:line="264"/>
-      </w:pPr>
-      <w:r>
-        <w:rPr>
-          <w:sz w:val="19"/>
-          <w:szCs w:val="19"/>
-          <w:rFonts w:ascii="Calibri" w:cs="Calibri" w:eastAsia="Calibri" w:hAnsi="Calibri"/>
-        </w:rPr>
-        <w:t xml:space="preserve">Many tools, </w:t>
+        <w:t xml:space="preserve">How do you decide what you need?</w:t>
+      </w:r>
+      <w:r>
+        <w:rPr>
+          <w:sz w:val="19"/>
+          <w:szCs w:val="19"/>
+          <w:rFonts w:ascii="Calibri" w:cs="Calibri" w:eastAsia="Calibri" w:hAnsi="Calibri"/>
+        </w:rPr>
+        <w:t xml:space="preserve"> (Start from the test basis, the system’s interfaces, protocols and configurations, and the risk still uncovered, then pick the capability that addresses that risk.) </w:t>
       </w:r>
       <w:r>
         <w:rPr>
@@ -6780,15 +6775,15 @@
           <w:szCs w:val="19"/>
           <w:rFonts w:ascii="Calibri" w:cs="Calibri" w:eastAsia="Calibri" w:hAnsi="Calibri"/>
         </w:rPr>
-        <w:t xml:space="preserve">non-standardized tests</w:t>
-      </w:r>
-      <w:r>
-        <w:rPr>
-          <w:sz w:val="19"/>
-          <w:szCs w:val="19"/>
-          <w:rFonts w:ascii="Calibri" w:cs="Calibri" w:eastAsia="Calibri" w:hAnsi="Calibri"/>
-        </w:rPr>
-        <w:t xml:space="preserve">, different data and interpretations → </w:t>
+        <w:t xml:space="preserve">Who keeps the tool working?</w:t>
+      </w:r>
+      <w:r>
+        <w:rPr>
+          <w:sz w:val="19"/>
+          <w:szCs w:val="19"/>
+          <w:rFonts w:ascii="Calibri" w:cs="Calibri" w:eastAsia="Calibri" w:hAnsi="Calibri"/>
+        </w:rPr>
+        <w:t xml:space="preserve"> (For </w:t>
       </w:r>
       <w:r>
         <w:rPr>
@@ -6798,33 +6793,15 @@
           <w:szCs w:val="19"/>
           <w:rFonts w:ascii="Calibri" w:cs="Calibri" w:eastAsia="Calibri" w:hAnsi="Calibri"/>
         </w:rPr>
-        <w:t xml:space="preserve">selection is a challenge</w:t>
-      </w:r>
-      <w:r>
-        <w:rPr>
-          <w:sz w:val="19"/>
-          <w:szCs w:val="19"/>
-          <w:rFonts w:ascii="Calibri" w:cs="Calibri" w:eastAsia="Calibri" w:hAnsi="Calibri"/>
-        </w:rPr>
-        <w:t xml:space="preserve">.</w:t>
-      </w:r>
-    </w:p>
-    <w:p>
-      <w:pPr>
-        <w:pStyle w:val="ListParagraph"/>
-        <w:numPr>
-          <w:ilvl w:val="0"/>
-          <w:numId w:val="2"/>
-        </w:numPr>
-        <w:spacing w:after="60" w:line="264"/>
-      </w:pPr>
-      <w:r>
-        <w:rPr>
-          <w:sz w:val="19"/>
-          <w:szCs w:val="19"/>
-          <w:rFonts w:ascii="Calibri" w:cs="Calibri" w:eastAsia="Calibri" w:hAnsi="Calibri"/>
-        </w:rPr>
-        <w:t xml:space="preserve">Tools </w:t>
+        <w:t xml:space="preserve">open source</w:t>
+      </w:r>
+      <w:r>
+        <w:rPr>
+          <w:sz w:val="19"/>
+          <w:szCs w:val="19"/>
+          <w:rFonts w:ascii="Calibri" w:cs="Calibri" w:eastAsia="Calibri" w:hAnsi="Calibri"/>
+        </w:rPr>
+        <w:t xml:space="preserve">, your </w:t>
       </w:r>
       <w:r>
         <w:rPr>
@@ -6834,15 +6811,15 @@
           <w:szCs w:val="19"/>
           <w:rFonts w:ascii="Calibri" w:cs="Calibri" w:eastAsia="Calibri" w:hAnsi="Calibri"/>
         </w:rPr>
-        <w:t xml:space="preserve">automate defense evaluation</w:t>
-      </w:r>
-      <w:r>
-        <w:rPr>
-          <w:sz w:val="19"/>
-          <w:szCs w:val="19"/>
-          <w:rFonts w:ascii="Calibri" w:cs="Calibri" w:eastAsia="Calibri" w:hAnsi="Calibri"/>
-        </w:rPr>
-        <w:t xml:space="preserve"> and </w:t>
+        <w:t xml:space="preserve">own team</w:t>
+      </w:r>
+      <w:r>
+        <w:rPr>
+          <w:sz w:val="19"/>
+          <w:szCs w:val="19"/>
+          <w:rFonts w:ascii="Calibri" w:cs="Calibri" w:eastAsia="Calibri" w:hAnsi="Calibri"/>
+        </w:rPr>
+        <w:t xml:space="preserve">, because there is no vendor. For </w:t>
       </w:r>
       <w:r>
         <w:rPr>
@@ -6852,33 +6829,15 @@
           <w:szCs w:val="19"/>
           <w:rFonts w:ascii="Calibri" w:cs="Calibri" w:eastAsia="Calibri" w:hAnsi="Calibri"/>
         </w:rPr>
-        <w:t xml:space="preserve">detect known vulnerability types</w:t>
-      </w:r>
-      <w:r>
-        <w:rPr>
-          <w:sz w:val="19"/>
-          <w:szCs w:val="19"/>
-          <w:rFonts w:ascii="Calibri" w:cs="Calibri" w:eastAsia="Calibri" w:hAnsi="Calibri"/>
-        </w:rPr>
-        <w:t xml:space="preserve">.</w:t>
-      </w:r>
-    </w:p>
-    <w:p>
-      <w:pPr>
-        <w:pStyle w:val="ListParagraph"/>
-        <w:numPr>
-          <w:ilvl w:val="0"/>
-          <w:numId w:val="2"/>
-        </w:numPr>
-        <w:spacing w:after="60" w:line="264"/>
-      </w:pPr>
-      <w:r>
-        <w:rPr>
-          <w:sz w:val="19"/>
-          <w:szCs w:val="19"/>
-          <w:rFonts w:ascii="Calibri" w:cs="Calibri" w:eastAsia="Calibri" w:hAnsi="Calibri"/>
-        </w:rPr>
-        <w:t xml:space="preserve">Static: </w:t>
+        <w:t xml:space="preserve">commercial</w:t>
+      </w:r>
+      <w:r>
+        <w:rPr>
+          <w:sz w:val="19"/>
+          <w:szCs w:val="19"/>
+          <w:rFonts w:ascii="Calibri" w:cs="Calibri" w:eastAsia="Calibri" w:hAnsi="Calibri"/>
+        </w:rPr>
+        <w:t xml:space="preserve"> tools, judge the </w:t>
       </w:r>
       <w:r>
         <w:rPr>
@@ -6888,87 +6847,15 @@
           <w:szCs w:val="19"/>
           <w:rFonts w:ascii="Calibri" w:cs="Calibri" w:eastAsia="Calibri" w:hAnsi="Calibri"/>
         </w:rPr>
-        <w:t xml:space="preserve">early</w:t>
-      </w:r>
-      <w:r>
-        <w:rPr>
-          <w:sz w:val="19"/>
-          <w:szCs w:val="19"/>
-          <w:rFonts w:ascii="Calibri" w:cs="Calibri" w:eastAsia="Calibri" w:hAnsi="Calibri"/>
-        </w:rPr>
-        <w:t xml:space="preserve">, most languages. Dynamic security tools </w:t>
-      </w:r>
-      <w:r>
-        <w:rPr>
-          <w:b/>
-          <w:bCs/>
-          <w:sz w:val="19"/>
-          <w:szCs w:val="19"/>
-          <w:rFonts w:ascii="Calibri" w:cs="Calibri" w:eastAsia="Calibri" w:hAnsi="Calibri"/>
-        </w:rPr>
-        <w:t xml:space="preserve">probe the system</w:t>
-      </w:r>
-      <w:r>
-        <w:rPr>
-          <w:sz w:val="19"/>
-          <w:szCs w:val="19"/>
-          <w:rFonts w:ascii="Calibri" w:cs="Calibri" w:eastAsia="Calibri" w:hAnsi="Calibri"/>
-        </w:rPr>
-        <w:t xml:space="preserve">, sometimes doing a </w:t>
-      </w:r>
-      <w:r>
-        <w:rPr>
-          <w:b/>
-          <w:bCs/>
-          <w:sz w:val="19"/>
-          <w:szCs w:val="19"/>
-          <w:rFonts w:ascii="Calibri" w:cs="Calibri" w:eastAsia="Calibri" w:hAnsi="Calibri"/>
-        </w:rPr>
-        <w:t xml:space="preserve">static scan</w:t>
-      </w:r>
-      <w:r>
-        <w:rPr>
-          <w:sz w:val="19"/>
-          <w:szCs w:val="19"/>
-          <w:rFonts w:ascii="Calibri" w:cs="Calibri" w:eastAsia="Calibri" w:hAnsi="Calibri"/>
-        </w:rPr>
-        <w:t xml:space="preserve"> of e.g. a database.</w:t>
-      </w:r>
-    </w:p>
-    <w:p>
-      <w:pPr>
-        <w:pStyle w:val="ListParagraph"/>
-        <w:numPr>
-          <w:ilvl w:val="0"/>
-          <w:numId w:val="2"/>
-        </w:numPr>
-        <w:spacing w:after="60" w:line="264"/>
-      </w:pPr>
-      <w:r>
-        <w:rPr>
-          <w:sz w:val="19"/>
-          <w:szCs w:val="19"/>
-          <w:rFonts w:ascii="Calibri" w:cs="Calibri" w:eastAsia="Calibri" w:hAnsi="Calibri"/>
-        </w:rPr>
-        <w:t xml:space="preserve">Keep your </w:t>
-      </w:r>
-      <w:r>
-        <w:rPr>
-          <w:b/>
-          <w:bCs/>
-          <w:sz w:val="19"/>
-          <w:szCs w:val="19"/>
-          <w:rFonts w:ascii="Calibri" w:cs="Calibri" w:eastAsia="Calibri" w:hAnsi="Calibri"/>
-        </w:rPr>
-        <w:t xml:space="preserve">own updated tool list</w:t>
-      </w:r>
-      <w:r>
-        <w:rPr>
-          <w:sz w:val="19"/>
-          <w:szCs w:val="19"/>
-          <w:rFonts w:ascii="Calibri" w:cs="Calibri" w:eastAsia="Calibri" w:hAnsi="Calibri"/>
-        </w:rPr>
-        <w:t xml:space="preserve">; sources: WASC, OWASP, Kali/BackTrack, sectools.org.</w:t>
+        <w:t xml:space="preserve">vendor’s ability to update quickly</w:t>
+      </w:r>
+      <w:r>
+        <w:rPr>
+          <w:sz w:val="19"/>
+          <w:szCs w:val="19"/>
+          <w:rFonts w:ascii="Calibri" w:cs="Calibri" w:eastAsia="Calibri" w:hAnsi="Calibri"/>
+        </w:rPr>
+        <w:t xml:space="preserve"> as threats change.)</w:t>
       </w:r>
     </w:p>
     <w:p>
@@ -6986,116 +6873,3551 @@
           <w:szCs w:val="25"/>
           <w:rFonts w:ascii="Calibri" w:cs="Calibri" w:eastAsia="Calibri" w:hAnsi="Calibri"/>
         </w:rPr>
-        <w:t xml:space="preserve">2.2 Selection</w:t>
-      </w:r>
-    </w:p>
-    <w:p>
-      <w:pPr>
-        <w:pStyle w:val="ListParagraph"/>
-        <w:numPr>
-          <w:ilvl w:val="0"/>
-          <w:numId w:val="2"/>
-        </w:numPr>
-        <w:spacing w:after="60" w:line="264"/>
-      </w:pPr>
-      <w:r>
-        <w:rPr>
-          <w:sz w:val="19"/>
-          <w:szCs w:val="19"/>
-          <w:rFonts w:ascii="Calibri" w:cs="Calibri" w:eastAsia="Calibri" w:hAnsi="Calibri"/>
-        </w:rPr>
-        <w:t xml:space="preserve">Nine test-basis items → interfaces, protocols and standards, web coding guidelines, configurations → </w:t>
-      </w:r>
-      <w:r>
-        <w:rPr>
-          <w:b/>
-          <w:bCs/>
-          <w:sz w:val="19"/>
-          <w:szCs w:val="19"/>
-          <w:rFonts w:ascii="Calibri" w:cs="Calibri" w:eastAsia="Calibri" w:hAnsi="Calibri"/>
-        </w:rPr>
-        <w:t xml:space="preserve">tool requirements</w:t>
-      </w:r>
-      <w:r>
-        <w:rPr>
-          <w:sz w:val="19"/>
-          <w:szCs w:val="19"/>
-          <w:rFonts w:ascii="Calibri" w:cs="Calibri" w:eastAsia="Calibri" w:hAnsi="Calibri"/>
-        </w:rPr>
-        <w:t xml:space="preserve">; development vs operations activity.</w:t>
-      </w:r>
-    </w:p>
-    <w:p>
-      <w:pPr>
-        <w:pStyle w:val="ListParagraph"/>
-        <w:numPr>
-          <w:ilvl w:val="0"/>
-          <w:numId w:val="2"/>
-        </w:numPr>
-        <w:spacing w:after="60" w:line="264"/>
-      </w:pPr>
-      <w:r>
-        <w:rPr>
-          <w:sz w:val="19"/>
-          <w:szCs w:val="19"/>
-          <w:rFonts w:ascii="Calibri" w:cs="Calibri" w:eastAsia="Calibri" w:hAnsi="Calibri"/>
-        </w:rPr>
-        <w:t xml:space="preserve">Open source: free but needs </w:t>
-      </w:r>
-      <w:r>
-        <w:rPr>
-          <w:b/>
-          <w:bCs/>
-          <w:sz w:val="19"/>
-          <w:szCs w:val="19"/>
-          <w:rFonts w:ascii="Calibri" w:cs="Calibri" w:eastAsia="Calibri" w:hAnsi="Calibri"/>
-        </w:rPr>
-        <w:t xml:space="preserve">internal technical capacity</w:t>
-      </w:r>
-      <w:r>
-        <w:rPr>
-          <w:sz w:val="19"/>
-          <w:szCs w:val="19"/>
-          <w:rFonts w:ascii="Calibri" w:cs="Calibri" w:eastAsia="Calibri" w:hAnsi="Calibri"/>
-        </w:rPr>
-        <w:t xml:space="preserve">; regulation may forbid; thin manuals; six ROI aspects; licence count drivers.</w:t>
-      </w:r>
-    </w:p>
-    <w:p>
-      <w:pPr>
-        <w:pStyle w:val="ListParagraph"/>
-        <w:numPr>
-          <w:ilvl w:val="0"/>
-          <w:numId w:val="2"/>
-        </w:numPr>
-        <w:spacing w:after="60" w:line="264"/>
-      </w:pPr>
-      <w:r>
-        <w:rPr>
-          <w:sz w:val="19"/>
-          <w:szCs w:val="19"/>
-          <w:rFonts w:ascii="Calibri" w:cs="Calibri" w:eastAsia="Calibri" w:hAnsi="Calibri"/>
-        </w:rPr>
-        <w:t xml:space="preserve">Vendor: licence types and scalability, support hours, community, </w:t>
-      </w:r>
-      <w:r>
-        <w:rPr>
-          <w:b/>
-          <w:bCs/>
-          <w:sz w:val="19"/>
-          <w:szCs w:val="19"/>
-          <w:rFonts w:ascii="Calibri" w:cs="Calibri" w:eastAsia="Calibri" w:hAnsi="Calibri"/>
-        </w:rPr>
-        <w:t xml:space="preserve">update frequency</w:t>
-      </w:r>
-      <w:r>
-        <w:rPr>
-          <w:sz w:val="19"/>
-          <w:szCs w:val="19"/>
-          <w:rFonts w:ascii="Calibri" w:cs="Calibri" w:eastAsia="Calibri" w:hAnsi="Calibri"/>
-        </w:rPr>
-        <w:t xml:space="preserve">, manuals, contracts.</w:t>
-      </w:r>
+        <w:t xml:space="preserve">2.2 Tools: types, needs and selection</w:t>
+      </w:r>
+    </w:p>
+    <w:tbl>
+      <w:tblPr>
+        <w:tblW w:type="dxa" w:w="9638"/>
+        <w:tblBorders>
+          <w:top w:val="single" w:color="1F3864" w:sz="6"/>
+          <w:left w:val="single" w:color="1F3864" w:sz="6"/>
+          <w:bottom w:val="single" w:color="1F3864" w:sz="6"/>
+          <w:right w:val="single" w:color="1F3864" w:sz="6"/>
+          <w:insideH w:val="single" w:color="1F3864" w:sz="3"/>
+          <w:insideV w:val="none" w:color="1F3864" w:sz="0"/>
+        </w:tblBorders>
+      </w:tblPr>
+      <w:tblGrid>
+        <w:gridCol w:w="1750"/>
+        <w:gridCol w:w="7888"/>
+      </w:tblGrid>
+      <w:tr>
+        <w:trPr>
+          <w:cantSplit/>
+          <w:tblHeader/>
+        </w:trPr>
+        <w:tc>
+          <w:tcPr>
+            <w:tcW w:type="dxa" w:w="9638"/>
+            <w:gridSpan w:val="2"/>
+            <w:shd w:fill="1F3864" w:color="auto" w:val="clear"/>
+            <w:tcMar>
+              <w:top w:type="dxa" w:w="80"/>
+              <w:left w:type="dxa" w:w="140"/>
+              <w:bottom w:type="dxa" w:w="80"/>
+              <w:right w:type="dxa" w:w="140"/>
+            </w:tcMar>
+          </w:tcPr>
+          <w:p>
+            <w:pPr>
+              <w:keepNext/>
+              <w:spacing w:after="0"/>
+            </w:pPr>
+            <w:r>
+              <w:rPr>
+                <w:b/>
+                <w:bCs/>
+                <w:color w:val="FFFFFF"/>
+                <w:sz w:val="20"/>
+                <w:szCs w:val="20"/>
+                <w:rFonts w:ascii="Calibri" w:cs="Calibri" w:eastAsia="Calibri" w:hAnsi="Calibri"/>
+              </w:rPr>
+              <w:t xml:space="preserve">Static and dynamic security tools (AS-8.1.1, guaranteed K2)</w:t>
+            </w:r>
+          </w:p>
+        </w:tc>
+      </w:tr>
+      <w:tr>
+        <w:trPr>
+          <w:cantSplit/>
+        </w:trPr>
+        <w:tc>
+          <w:tcPr>
+            <w:tcW w:type="dxa" w:w="1750"/>
+            <w:shd w:fill="EAF0F8" w:color="auto" w:val="clear"/>
+            <w:tcMar>
+              <w:top w:type="dxa" w:w="70"/>
+              <w:left w:type="dxa" w:w="110"/>
+              <w:bottom w:type="dxa" w:w="70"/>
+              <w:right w:type="dxa" w:w="90"/>
+            </w:tcMar>
+          </w:tcPr>
+          <w:p>
+            <w:pPr>
+              <w:spacing w:after="0"/>
+            </w:pPr>
+            <w:r>
+              <w:rPr>
+                <w:b/>
+                <w:bCs/>
+                <w:color w:val="1F3864"/>
+                <w:sz w:val="17"/>
+                <w:szCs w:val="17"/>
+                <w:rFonts w:ascii="Calibri" w:cs="Calibri" w:eastAsia="Calibri" w:hAnsi="Calibri"/>
+              </w:rPr>
+              <w:t xml:space="preserve">In plain words</w:t>
+            </w:r>
+          </w:p>
+        </w:tc>
+        <w:tc>
+          <w:tcPr>
+            <w:tcW w:type="dxa" w:w="7888"/>
+            <w:shd w:fill="EAF0F8" w:color="auto" w:val="clear"/>
+            <w:tcMar>
+              <w:top w:type="dxa" w:w="70"/>
+              <w:left w:type="dxa" w:w="120"/>
+              <w:bottom w:type="dxa" w:w="70"/>
+              <w:right w:type="dxa" w:w="120"/>
+            </w:tcMar>
+          </w:tcPr>
+          <w:p>
+            <w:pPr>
+              <w:spacing w:after="0" w:line="258"/>
+            </w:pPr>
+            <w:r>
+              <w:rPr>
+                <w:b/>
+                <w:bCs/>
+                <w:sz w:val="18"/>
+                <w:szCs w:val="18"/>
+                <w:rFonts w:ascii="Calibri" w:cs="Calibri" w:eastAsia="Calibri" w:hAnsi="Calibri"/>
+              </w:rPr>
+              <w:t xml:space="preserve">Static</w:t>
+            </w:r>
+            <w:r>
+              <w:rPr>
+                <w:sz w:val="18"/>
+                <w:szCs w:val="18"/>
+                <w:rFonts w:ascii="Calibri" w:cs="Calibri" w:eastAsia="Calibri" w:hAnsi="Calibri"/>
+              </w:rPr>
+              <w:t xml:space="preserve"> tools examine something </w:t>
+            </w:r>
+            <w:r>
+              <w:rPr>
+                <w:b/>
+                <w:bCs/>
+                <w:sz w:val="18"/>
+                <w:szCs w:val="18"/>
+                <w:rFonts w:ascii="Calibri" w:cs="Calibri" w:eastAsia="Calibri" w:hAnsi="Calibri"/>
+              </w:rPr>
+              <w:t xml:space="preserve">that is not running</w:t>
+            </w:r>
+            <w:r>
+              <w:rPr>
+                <w:sz w:val="18"/>
+                <w:szCs w:val="18"/>
+                <w:rFonts w:ascii="Calibri" w:cs="Calibri" w:eastAsia="Calibri" w:hAnsi="Calibri"/>
+              </w:rPr>
+              <w:t xml:space="preserve"> (source code, configuration files, a database). </w:t>
+            </w:r>
+            <w:r>
+              <w:rPr>
+                <w:b/>
+                <w:bCs/>
+                <w:sz w:val="18"/>
+                <w:szCs w:val="18"/>
+                <w:rFonts w:ascii="Calibri" w:cs="Calibri" w:eastAsia="Calibri" w:hAnsi="Calibri"/>
+              </w:rPr>
+              <w:t xml:space="preserve">Dynamic</w:t>
+            </w:r>
+            <w:r>
+              <w:rPr>
+                <w:sz w:val="18"/>
+                <w:szCs w:val="18"/>
+                <w:rFonts w:ascii="Calibri" w:cs="Calibri" w:eastAsia="Calibri" w:hAnsi="Calibri"/>
+              </w:rPr>
+              <w:t xml:space="preserve"> tools exercise a </w:t>
+            </w:r>
+            <w:r>
+              <w:rPr>
+                <w:b/>
+                <w:bCs/>
+                <w:sz w:val="18"/>
+                <w:szCs w:val="18"/>
+                <w:rFonts w:ascii="Calibri" w:cs="Calibri" w:eastAsia="Calibri" w:hAnsi="Calibri"/>
+              </w:rPr>
+              <w:t xml:space="preserve">running</w:t>
+            </w:r>
+            <w:r>
+              <w:rPr>
+                <w:sz w:val="18"/>
+                <w:szCs w:val="18"/>
+                <w:rFonts w:ascii="Calibri" w:cs="Calibri" w:eastAsia="Calibri" w:hAnsi="Calibri"/>
+              </w:rPr>
+              <w:t xml:space="preserve"> system. Security tools add one twist: dynamic </w:t>
+            </w:r>
+            <w:r>
+              <w:rPr>
+                <w:b/>
+                <w:bCs/>
+                <w:sz w:val="18"/>
+                <w:szCs w:val="18"/>
+                <w:rFonts w:ascii="Calibri" w:cs="Calibri" w:eastAsia="Calibri" w:hAnsi="Calibri"/>
+              </w:rPr>
+              <w:t xml:space="preserve">security</w:t>
+            </w:r>
+            <w:r>
+              <w:rPr>
+                <w:sz w:val="18"/>
+                <w:szCs w:val="18"/>
+                <w:rFonts w:ascii="Calibri" w:cs="Calibri" w:eastAsia="Calibri" w:hAnsi="Calibri"/>
+              </w:rPr>
+              <w:t xml:space="preserve"> tools usually </w:t>
+            </w:r>
+            <w:r>
+              <w:rPr>
+                <w:b/>
+                <w:bCs/>
+                <w:sz w:val="18"/>
+                <w:szCs w:val="18"/>
+                <w:rFonts w:ascii="Calibri" w:cs="Calibri" w:eastAsia="Calibri" w:hAnsi="Calibri"/>
+              </w:rPr>
+              <w:t xml:space="preserve">probe the whole system</w:t>
+            </w:r>
+            <w:r>
+              <w:rPr>
+                <w:sz w:val="18"/>
+                <w:szCs w:val="18"/>
+                <w:rFonts w:ascii="Calibri" w:cs="Calibri" w:eastAsia="Calibri" w:hAnsi="Calibri"/>
+              </w:rPr>
+              <w:t xml:space="preserve"> (network, server, platform), not just the application under test.</w:t>
+            </w:r>
+          </w:p>
+        </w:tc>
+      </w:tr>
+      <w:tr>
+        <w:trPr>
+          <w:cantSplit/>
+        </w:trPr>
+        <w:tc>
+          <w:tcPr>
+            <w:tcW w:type="dxa" w:w="1750"/>
+            <w:shd w:fill="F4F7FC" w:color="auto" w:val="clear"/>
+            <w:tcMar>
+              <w:top w:type="dxa" w:w="70"/>
+              <w:left w:type="dxa" w:w="110"/>
+              <w:bottom w:type="dxa" w:w="70"/>
+              <w:right w:type="dxa" w:w="90"/>
+            </w:tcMar>
+          </w:tcPr>
+          <w:p>
+            <w:pPr>
+              <w:spacing w:after="0"/>
+            </w:pPr>
+            <w:r>
+              <w:rPr>
+                <w:b/>
+                <w:bCs/>
+                <w:color w:val="1F3864"/>
+                <w:sz w:val="17"/>
+                <w:szCs w:val="17"/>
+                <w:rFonts w:ascii="Calibri" w:cs="Calibri" w:eastAsia="Calibri" w:hAnsi="Calibri"/>
+              </w:rPr>
+              <w:t xml:space="preserve">How it works</w:t>
+            </w:r>
+          </w:p>
+        </w:tc>
+        <w:tc>
+          <w:tcPr>
+            <w:tcW w:type="dxa" w:w="7888"/>
+            <w:tcMar>
+              <w:top w:type="dxa" w:w="70"/>
+              <w:left w:type="dxa" w:w="120"/>
+              <w:bottom w:type="dxa" w:w="70"/>
+              <w:right w:type="dxa" w:w="120"/>
+            </w:tcMar>
+          </w:tcPr>
+          <w:p>
+            <w:pPr>
+              <w:spacing w:after="50" w:line="258"/>
+            </w:pPr>
+            <w:r>
+              <w:rPr>
+                <w:b/>
+                <w:bCs/>
+                <w:sz w:val="18"/>
+                <w:szCs w:val="18"/>
+                <w:rFonts w:ascii="Calibri" w:cs="Calibri" w:eastAsia="Calibri" w:hAnsi="Calibri"/>
+              </w:rPr>
+              <w:t xml:space="preserve">History:</w:t>
+            </w:r>
+            <w:r>
+              <w:rPr>
+                <w:sz w:val="18"/>
+                <w:szCs w:val="18"/>
+                <w:rFonts w:ascii="Calibri" w:cs="Calibri" w:eastAsia="Calibri" w:hAnsi="Calibri"/>
+              </w:rPr>
+              <w:t xml:space="preserve"> </w:t>
+            </w:r>
+            <w:r>
+              <w:rPr>
+                <w:b/>
+                <w:bCs/>
+                <w:sz w:val="18"/>
+                <w:szCs w:val="18"/>
+                <w:rFonts w:ascii="Calibri" w:cs="Calibri" w:eastAsia="Calibri" w:hAnsi="Calibri"/>
+              </w:rPr>
+              <w:t xml:space="preserve">hacker exploits drove the creation of security tools.</w:t>
+            </w:r>
+            <w:r>
+              <w:rPr>
+                <w:sz w:val="18"/>
+                <w:szCs w:val="18"/>
+                <w:rFonts w:ascii="Calibri" w:cs="Calibri" w:eastAsia="Calibri" w:hAnsi="Calibri"/>
+              </w:rPr>
+              <w:t xml:space="preserve"> </w:t>
+            </w:r>
+            <w:r>
+              <w:rPr>
+                <w:b/>
+                <w:bCs/>
+                <w:sz w:val="18"/>
+                <w:szCs w:val="18"/>
+                <w:rFonts w:ascii="Calibri" w:cs="Calibri" w:eastAsia="Calibri" w:hAnsi="Calibri"/>
+              </w:rPr>
+              <w:t xml:space="preserve">John the Ripper</w:t>
+            </w:r>
+            <w:r>
+              <w:rPr>
+                <w:sz w:val="18"/>
+                <w:szCs w:val="18"/>
+                <w:rFonts w:ascii="Calibri" w:cs="Calibri" w:eastAsia="Calibri" w:hAnsi="Calibri"/>
+              </w:rPr>
+              <w:t xml:space="preserve"> began as an open source password cracker and is now used </w:t>
+            </w:r>
+            <w:r>
+              <w:rPr>
+                <w:b/>
+                <w:bCs/>
+                <w:sz w:val="18"/>
+                <w:szCs w:val="18"/>
+                <w:rFonts w:ascii="Calibri" w:cs="Calibri" w:eastAsia="Calibri" w:hAnsi="Calibri"/>
+              </w:rPr>
+              <w:t xml:space="preserve">legitimately to find weak Unix passwords</w:t>
+            </w:r>
+            <w:r>
+              <w:rPr>
+                <w:sz w:val="18"/>
+                <w:szCs w:val="18"/>
+                <w:rFonts w:ascii="Calibri" w:cs="Calibri" w:eastAsia="Calibri" w:hAnsi="Calibri"/>
+              </w:rPr>
+              <w:t xml:space="preserve">. </w:t>
+            </w:r>
+            <w:r>
+              <w:rPr>
+                <w:b/>
+                <w:bCs/>
+                <w:sz w:val="18"/>
+                <w:szCs w:val="18"/>
+                <w:rFonts w:ascii="Calibri" w:cs="Calibri" w:eastAsia="Calibri" w:hAnsi="Calibri"/>
+              </w:rPr>
+              <w:t xml:space="preserve">Nessus</w:t>
+            </w:r>
+            <w:r>
+              <w:rPr>
+                <w:sz w:val="18"/>
+                <w:szCs w:val="18"/>
+                <w:rFonts w:ascii="Calibri" w:cs="Calibri" w:eastAsia="Calibri" w:hAnsi="Calibri"/>
+              </w:rPr>
+              <w:t xml:space="preserve"> and </w:t>
+            </w:r>
+            <w:r>
+              <w:rPr>
+                <w:b/>
+                <w:bCs/>
+                <w:sz w:val="18"/>
+                <w:szCs w:val="18"/>
+                <w:rFonts w:ascii="Calibri" w:cs="Calibri" w:eastAsia="Calibri" w:hAnsi="Calibri"/>
+              </w:rPr>
+              <w:t xml:space="preserve">Metasploit</w:t>
+            </w:r>
+            <w:r>
+              <w:rPr>
+                <w:sz w:val="18"/>
+                <w:szCs w:val="18"/>
+                <w:rFonts w:ascii="Calibri" w:cs="Calibri" w:eastAsia="Calibri" w:hAnsi="Calibri"/>
+              </w:rPr>
+              <w:t xml:space="preserve"> grew into open source frameworks, some with an easy GUI. Commercial tools added functionality and usability, but also configuration complexity.</w:t>
+            </w:r>
+          </w:p>
+          <w:p>
+            <w:pPr>
+              <w:spacing w:after="50" w:line="258"/>
+            </w:pPr>
+            <w:r>
+              <w:rPr>
+                <w:b/>
+                <w:bCs/>
+                <w:sz w:val="18"/>
+                <w:szCs w:val="18"/>
+                <w:rFonts w:ascii="Calibri" w:cs="Calibri" w:eastAsia="Calibri" w:hAnsi="Calibri"/>
+              </w:rPr>
+              <w:t xml:space="preserve">Today:</w:t>
+            </w:r>
+            <w:r>
+              <w:rPr>
+                <w:sz w:val="18"/>
+                <w:szCs w:val="18"/>
+                <w:rFonts w:ascii="Calibri" w:cs="Calibri" w:eastAsia="Calibri" w:hAnsi="Calibri"/>
+              </w:rPr>
+              <w:t xml:space="preserve"> a </w:t>
+            </w:r>
+            <w:r>
+              <w:rPr>
+                <w:b/>
+                <w:bCs/>
+                <w:sz w:val="18"/>
+                <w:szCs w:val="18"/>
+                <w:rFonts w:ascii="Calibri" w:cs="Calibri" w:eastAsia="Calibri" w:hAnsi="Calibri"/>
+              </w:rPr>
+              <w:t xml:space="preserve">massive</w:t>
+            </w:r>
+            <w:r>
+              <w:rPr>
+                <w:sz w:val="18"/>
+                <w:szCs w:val="18"/>
+                <w:rFonts w:ascii="Calibri" w:cs="Calibri" w:eastAsia="Calibri" w:hAnsi="Calibri"/>
+              </w:rPr>
+              <w:t xml:space="preserve"> number of tools, mostly open source, from lists such as </w:t>
+            </w:r>
+            <w:r>
+              <w:rPr>
+                <w:b/>
+                <w:bCs/>
+                <w:sz w:val="18"/>
+                <w:szCs w:val="18"/>
+                <w:rFonts w:ascii="Calibri" w:cs="Calibri" w:eastAsia="Calibri" w:hAnsi="Calibri"/>
+              </w:rPr>
+              <w:t xml:space="preserve">WASC, OWASP, Kali Linux (formerly BackTrack) and sectools.org</w:t>
+            </w:r>
+            <w:r>
+              <w:rPr>
+                <w:sz w:val="18"/>
+                <w:szCs w:val="18"/>
+                <w:rFonts w:ascii="Calibri" w:cs="Calibri" w:eastAsia="Calibri" w:hAnsi="Calibri"/>
+              </w:rPr>
+              <w:t xml:space="preserve">. Because tools run </w:t>
+            </w:r>
+            <w:r>
+              <w:rPr>
+                <w:b/>
+                <w:bCs/>
+                <w:sz w:val="18"/>
+                <w:szCs w:val="18"/>
+                <w:rFonts w:ascii="Calibri" w:cs="Calibri" w:eastAsia="Calibri" w:hAnsi="Calibri"/>
+              </w:rPr>
+              <w:t xml:space="preserve">non-standardized tests</w:t>
+            </w:r>
+            <w:r>
+              <w:rPr>
+                <w:sz w:val="18"/>
+                <w:szCs w:val="18"/>
+                <w:rFonts w:ascii="Calibri" w:cs="Calibri" w:eastAsia="Calibri" w:hAnsi="Calibri"/>
+              </w:rPr>
+              <w:t xml:space="preserve"> (different data, implementations and interpretations), </w:t>
+            </w:r>
+            <w:r>
+              <w:rPr>
+                <w:b/>
+                <w:bCs/>
+                <w:sz w:val="18"/>
+                <w:szCs w:val="18"/>
+                <w:rFonts w:ascii="Calibri" w:cs="Calibri" w:eastAsia="Calibri" w:hAnsi="Calibri"/>
+              </w:rPr>
+              <w:t xml:space="preserve">choosing and using them is a challenge</w:t>
+            </w:r>
+            <w:r>
+              <w:rPr>
+                <w:sz w:val="18"/>
+                <w:szCs w:val="18"/>
+                <w:rFonts w:ascii="Calibri" w:cs="Calibri" w:eastAsia="Calibri" w:hAnsi="Calibri"/>
+              </w:rPr>
+              <w:t xml:space="preserve">. Advanced testers </w:t>
+            </w:r>
+            <w:r>
+              <w:rPr>
+                <w:b/>
+                <w:bCs/>
+                <w:sz w:val="18"/>
+                <w:szCs w:val="18"/>
+                <w:rFonts w:ascii="Calibri" w:cs="Calibri" w:eastAsia="Calibri" w:hAnsi="Calibri"/>
+              </w:rPr>
+              <w:t xml:space="preserve">keep their own up-to-date tool list</w:t>
+            </w:r>
+            <w:r>
+              <w:rPr>
+                <w:sz w:val="18"/>
+                <w:szCs w:val="18"/>
+                <w:rFonts w:ascii="Calibri" w:cs="Calibri" w:eastAsia="Calibri" w:hAnsi="Calibri"/>
+              </w:rPr>
+              <w:t xml:space="preserve">.</w:t>
+            </w:r>
+          </w:p>
+          <w:p>
+            <w:pPr>
+              <w:spacing w:after="50" w:line="258"/>
+            </w:pPr>
+            <w:r>
+              <w:rPr>
+                <w:b/>
+                <w:bCs/>
+                <w:sz w:val="18"/>
+                <w:szCs w:val="18"/>
+                <w:rFonts w:ascii="Calibri" w:cs="Calibri" w:eastAsia="Calibri" w:hAnsi="Calibri"/>
+              </w:rPr>
+              <w:t xml:space="preserve">Tools automate the evaluation of defenses and detect known types of vulnerabilities.</w:t>
+            </w:r>
+          </w:p>
+          <w:p>
+            <w:pPr>
+              <w:spacing w:after="50" w:line="258"/>
+            </w:pPr>
+            <w:r>
+              <w:rPr>
+                <w:b/>
+                <w:bCs/>
+                <w:sz w:val="18"/>
+                <w:szCs w:val="18"/>
+                <w:rFonts w:ascii="Calibri" w:cs="Calibri" w:eastAsia="Calibri" w:hAnsi="Calibri"/>
+              </w:rPr>
+              <w:t xml:space="preserve">Static tools:</w:t>
+            </w:r>
+            <w:r>
+              <w:rPr>
+                <w:sz w:val="18"/>
+                <w:szCs w:val="18"/>
+                <w:rFonts w:ascii="Calibri" w:cs="Calibri" w:eastAsia="Calibri" w:hAnsi="Calibri"/>
+              </w:rPr>
+              <w:t xml:space="preserve"> can run </w:t>
+            </w:r>
+            <w:r>
+              <w:rPr>
+                <w:b/>
+                <w:bCs/>
+                <w:sz w:val="18"/>
+                <w:szCs w:val="18"/>
+                <w:rFonts w:ascii="Calibri" w:cs="Calibri" w:eastAsia="Calibri" w:hAnsi="Calibri"/>
+              </w:rPr>
+              <w:t xml:space="preserve">very early in the lifecycle</w:t>
+            </w:r>
+            <w:r>
+              <w:rPr>
+                <w:sz w:val="18"/>
+                <w:szCs w:val="18"/>
+                <w:rFonts w:ascii="Calibri" w:cs="Calibri" w:eastAsia="Calibri" w:hAnsi="Calibri"/>
+              </w:rPr>
+              <w:t xml:space="preserve">, exist for </w:t>
+            </w:r>
+            <w:r>
+              <w:rPr>
+                <w:b/>
+                <w:bCs/>
+                <w:sz w:val="18"/>
+                <w:szCs w:val="18"/>
+                <w:rFonts w:ascii="Calibri" w:cs="Calibri" w:eastAsia="Calibri" w:hAnsi="Calibri"/>
+              </w:rPr>
+              <w:t xml:space="preserve">most languages</w:t>
+            </w:r>
+            <w:r>
+              <w:rPr>
+                <w:sz w:val="18"/>
+                <w:szCs w:val="18"/>
+                <w:rFonts w:ascii="Calibri" w:cs="Calibri" w:eastAsia="Calibri" w:hAnsi="Calibri"/>
+              </w:rPr>
+              <w:t xml:space="preserve">, and usually </w:t>
+            </w:r>
+            <w:r>
+              <w:rPr>
+                <w:b/>
+                <w:bCs/>
+                <w:sz w:val="18"/>
+                <w:szCs w:val="18"/>
+                <w:rFonts w:ascii="Calibri" w:cs="Calibri" w:eastAsia="Calibri" w:hAnsi="Calibri"/>
+              </w:rPr>
+              <w:t xml:space="preserve">report on security aspects</w:t>
+            </w:r>
+            <w:r>
+              <w:rPr>
+                <w:sz w:val="18"/>
+                <w:szCs w:val="18"/>
+                <w:rFonts w:ascii="Calibri" w:cs="Calibri" w:eastAsia="Calibri" w:hAnsi="Calibri"/>
+              </w:rPr>
+              <w:t xml:space="preserve">.</w:t>
+            </w:r>
+          </w:p>
+          <w:p>
+            <w:pPr>
+              <w:spacing w:after="0" w:line="258"/>
+            </w:pPr>
+            <w:r>
+              <w:rPr>
+                <w:b/>
+                <w:bCs/>
+                <w:sz w:val="18"/>
+                <w:szCs w:val="18"/>
+                <w:rFonts w:ascii="Calibri" w:cs="Calibri" w:eastAsia="Calibri" w:hAnsi="Calibri"/>
+              </w:rPr>
+              <w:t xml:space="preserve">Dynamic security tools</w:t>
+            </w:r>
+            <w:r>
+              <w:rPr>
+                <w:sz w:val="18"/>
+                <w:szCs w:val="18"/>
+                <w:rFonts w:ascii="Calibri" w:cs="Calibri" w:eastAsia="Calibri" w:hAnsi="Calibri"/>
+              </w:rPr>
+              <w:t xml:space="preserve"> probe </w:t>
+            </w:r>
+            <w:r>
+              <w:rPr>
+                <w:b/>
+                <w:bCs/>
+                <w:sz w:val="18"/>
+                <w:szCs w:val="18"/>
+                <w:rFonts w:ascii="Calibri" w:cs="Calibri" w:eastAsia="Calibri" w:hAnsi="Calibri"/>
+              </w:rPr>
+              <w:t xml:space="preserve">the system rather than only the application</w:t>
+            </w:r>
+            <w:r>
+              <w:rPr>
+                <w:sz w:val="18"/>
+                <w:szCs w:val="18"/>
+                <w:rFonts w:ascii="Calibri" w:cs="Calibri" w:eastAsia="Calibri" w:hAnsi="Calibri"/>
+              </w:rPr>
+              <w:t xml:space="preserve">. Some dynamic tools even perform a </w:t>
+            </w:r>
+            <w:r>
+              <w:rPr>
+                <w:b/>
+                <w:bCs/>
+                <w:sz w:val="18"/>
+                <w:szCs w:val="18"/>
+                <w:rFonts w:ascii="Calibri" w:cs="Calibri" w:eastAsia="Calibri" w:hAnsi="Calibri"/>
+              </w:rPr>
+              <w:t xml:space="preserve">static scan</w:t>
+            </w:r>
+            <w:r>
+              <w:rPr>
+                <w:sz w:val="18"/>
+                <w:szCs w:val="18"/>
+                <w:rFonts w:ascii="Calibri" w:cs="Calibri" w:eastAsia="Calibri" w:hAnsi="Calibri"/>
+              </w:rPr>
+              <w:t xml:space="preserve"> (for example, of a database). When the </w:t>
+            </w:r>
+            <w:r>
+              <w:rPr>
+                <w:b/>
+                <w:bCs/>
+                <w:sz w:val="18"/>
+                <w:szCs w:val="18"/>
+                <w:rFonts w:ascii="Calibri" w:cs="Calibri" w:eastAsia="Calibri" w:hAnsi="Calibri"/>
+              </w:rPr>
+              <w:t xml:space="preserve">whole system</w:t>
+            </w:r>
+            <w:r>
+              <w:rPr>
+                <w:sz w:val="18"/>
+                <w:szCs w:val="18"/>
+                <w:rFonts w:ascii="Calibri" w:cs="Calibri" w:eastAsia="Calibri" w:hAnsi="Calibri"/>
+              </w:rPr>
+              <w:t xml:space="preserve"> is the test object, they are truly dynamic.</w:t>
+            </w:r>
+          </w:p>
+        </w:tc>
+      </w:tr>
+      <w:tr>
+        <w:trPr>
+          <w:cantSplit/>
+        </w:trPr>
+        <w:tc>
+          <w:tcPr>
+            <w:tcW w:type="dxa" w:w="1750"/>
+            <w:shd w:fill="F4F7FC" w:color="auto" w:val="clear"/>
+            <w:tcMar>
+              <w:top w:type="dxa" w:w="70"/>
+              <w:left w:type="dxa" w:w="110"/>
+              <w:bottom w:type="dxa" w:w="70"/>
+              <w:right w:type="dxa" w:w="90"/>
+            </w:tcMar>
+          </w:tcPr>
+          <w:p>
+            <w:pPr>
+              <w:spacing w:after="0"/>
+            </w:pPr>
+            <w:r>
+              <w:rPr>
+                <w:b/>
+                <w:bCs/>
+                <w:color w:val="1F3864"/>
+                <w:sz w:val="17"/>
+                <w:szCs w:val="17"/>
+                <w:rFonts w:ascii="Calibri" w:cs="Calibri" w:eastAsia="Calibri" w:hAnsi="Calibri"/>
+              </w:rPr>
+              <w:t xml:space="preserve">Example</w:t>
+            </w:r>
+          </w:p>
+        </w:tc>
+        <w:tc>
+          <w:tcPr>
+            <w:tcW w:type="dxa" w:w="7888"/>
+            <w:tcMar>
+              <w:top w:type="dxa" w:w="70"/>
+              <w:left w:type="dxa" w:w="120"/>
+              <w:bottom w:type="dxa" w:w="70"/>
+              <w:right w:type="dxa" w:w="120"/>
+            </w:tcMar>
+          </w:tcPr>
+          <w:p>
+            <w:pPr>
+              <w:spacing w:after="0" w:line="258"/>
+            </w:pPr>
+            <w:r>
+              <w:rPr>
+                <w:sz w:val="18"/>
+                <w:szCs w:val="18"/>
+                <w:rFonts w:ascii="Calibri" w:cs="Calibri" w:eastAsia="Calibri" w:hAnsi="Calibri"/>
+              </w:rPr>
+              <w:t xml:space="preserve">A static analyzer flags a hard-coded database password in the source on day 3 of coding. Months later, a dynamic vulnerability scanner run against the test server finds an outdated SSL library in the </w:t>
+            </w:r>
+            <w:r>
+              <w:rPr>
+                <w:b/>
+                <w:bCs/>
+                <w:sz w:val="18"/>
+                <w:szCs w:val="18"/>
+                <w:rFonts w:ascii="Calibri" w:cs="Calibri" w:eastAsia="Calibri" w:hAnsi="Calibri"/>
+              </w:rPr>
+              <w:t xml:space="preserve">web server</w:t>
+            </w:r>
+            <w:r>
+              <w:rPr>
+                <w:sz w:val="18"/>
+                <w:szCs w:val="18"/>
+                <w:rFonts w:ascii="Calibri" w:cs="Calibri" w:eastAsia="Calibri" w:hAnsi="Calibri"/>
+              </w:rPr>
+              <w:t xml:space="preserve">, a finding about the platform, not the application code.</w:t>
+            </w:r>
+          </w:p>
+        </w:tc>
+      </w:tr>
+      <w:tr>
+        <w:trPr>
+          <w:cantSplit/>
+        </w:trPr>
+        <w:tc>
+          <w:tcPr>
+            <w:tcW w:type="dxa" w:w="1750"/>
+            <w:shd w:fill="E8F3EC" w:color="auto" w:val="clear"/>
+            <w:tcMar>
+              <w:top w:type="dxa" w:w="70"/>
+              <w:left w:type="dxa" w:w="110"/>
+              <w:bottom w:type="dxa" w:w="70"/>
+              <w:right w:type="dxa" w:w="90"/>
+            </w:tcMar>
+          </w:tcPr>
+          <w:p>
+            <w:pPr>
+              <w:spacing w:after="0"/>
+            </w:pPr>
+            <w:r>
+              <w:rPr>
+                <w:b/>
+                <w:bCs/>
+                <w:color w:val="1E6B3A"/>
+                <w:sz w:val="17"/>
+                <w:szCs w:val="17"/>
+                <w:rFonts w:ascii="Calibri" w:cs="Calibri" w:eastAsia="Calibri" w:hAnsi="Calibri"/>
+              </w:rPr>
+              <w:t xml:space="preserve">Exam angle</w:t>
+            </w:r>
+          </w:p>
+        </w:tc>
+        <w:tc>
+          <w:tcPr>
+            <w:tcW w:type="dxa" w:w="7888"/>
+            <w:shd w:fill="E8F3EC" w:color="auto" w:val="clear"/>
+            <w:tcMar>
+              <w:top w:type="dxa" w:w="70"/>
+              <w:left w:type="dxa" w:w="120"/>
+              <w:bottom w:type="dxa" w:w="70"/>
+              <w:right w:type="dxa" w:w="120"/>
+            </w:tcMar>
+          </w:tcPr>
+          <w:p>
+            <w:pPr>
+              <w:spacing w:after="0" w:line="258"/>
+            </w:pPr>
+            <w:r>
+              <w:rPr>
+                <w:sz w:val="18"/>
+                <w:szCs w:val="18"/>
+                <w:rFonts w:ascii="Calibri" w:cs="Calibri" w:eastAsia="Calibri" w:hAnsi="Calibri"/>
+              </w:rPr>
+              <w:t xml:space="preserve">Official Q41: how do dynamic </w:t>
+            </w:r>
+            <w:r>
+              <w:rPr>
+                <w:b/>
+                <w:bCs/>
+                <w:sz w:val="18"/>
+                <w:szCs w:val="18"/>
+                <w:rFonts w:ascii="Calibri" w:cs="Calibri" w:eastAsia="Calibri" w:hAnsi="Calibri"/>
+              </w:rPr>
+              <w:t xml:space="preserve">security</w:t>
+            </w:r>
+            <w:r>
+              <w:rPr>
+                <w:sz w:val="18"/>
+                <w:szCs w:val="18"/>
+                <w:rFonts w:ascii="Calibri" w:cs="Calibri" w:eastAsia="Calibri" w:hAnsi="Calibri"/>
+              </w:rPr>
+              <w:t xml:space="preserve"> analysis tools differ from general dynamic analysis tools? → </w:t>
+            </w:r>
+            <w:r>
+              <w:rPr>
+                <w:b/>
+                <w:bCs/>
+                <w:sz w:val="18"/>
+                <w:szCs w:val="18"/>
+                <w:rFonts w:ascii="Calibri" w:cs="Calibri" w:eastAsia="Calibri" w:hAnsi="Calibri"/>
+              </w:rPr>
+              <w:t xml:space="preserve">they probe the system rather than just the application under test.</w:t>
+            </w:r>
+            <w:r>
+              <w:rPr>
+                <w:sz w:val="18"/>
+                <w:szCs w:val="18"/>
+                <w:rFonts w:ascii="Calibri" w:cs="Calibri" w:eastAsia="Calibri" w:hAnsi="Calibri"/>
+              </w:rPr>
+              <w:t xml:space="preserve"> Memory-leak detection is a feature of </w:t>
+            </w:r>
+            <w:r>
+              <w:rPr>
+                <w:b/>
+                <w:bCs/>
+                <w:sz w:val="18"/>
+                <w:szCs w:val="18"/>
+                <w:rFonts w:ascii="Calibri" w:cs="Calibri" w:eastAsia="Calibri" w:hAnsi="Calibri"/>
+              </w:rPr>
+              <w:t xml:space="preserve">general</w:t>
+            </w:r>
+            <w:r>
+              <w:rPr>
+                <w:sz w:val="18"/>
+                <w:szCs w:val="18"/>
+                <w:rFonts w:ascii="Calibri" w:cs="Calibri" w:eastAsia="Calibri" w:hAnsi="Calibri"/>
+              </w:rPr>
+              <w:t xml:space="preserve"> dynamic tools. “Tailored to the language” describes </w:t>
+            </w:r>
+            <w:r>
+              <w:rPr>
+                <w:b/>
+                <w:bCs/>
+                <w:sz w:val="18"/>
+                <w:szCs w:val="18"/>
+                <w:rFonts w:ascii="Calibri" w:cs="Calibri" w:eastAsia="Calibri" w:hAnsi="Calibri"/>
+              </w:rPr>
+              <w:t xml:space="preserve">static</w:t>
+            </w:r>
+            <w:r>
+              <w:rPr>
+                <w:sz w:val="18"/>
+                <w:szCs w:val="18"/>
+                <w:rFonts w:ascii="Calibri" w:cs="Calibri" w:eastAsia="Calibri" w:hAnsi="Calibri"/>
+              </w:rPr>
+              <w:t xml:space="preserve"> tools in general.</w:t>
+            </w:r>
+          </w:p>
+        </w:tc>
+      </w:tr>
+      <w:tr>
+        <w:trPr>
+          <w:cantSplit/>
+        </w:trPr>
+        <w:tc>
+          <w:tcPr>
+            <w:tcW w:type="dxa" w:w="1750"/>
+            <w:shd w:fill="FDF3E0" w:color="auto" w:val="clear"/>
+            <w:tcMar>
+              <w:top w:type="dxa" w:w="70"/>
+              <w:left w:type="dxa" w:w="110"/>
+              <w:bottom w:type="dxa" w:w="70"/>
+              <w:right w:type="dxa" w:w="90"/>
+            </w:tcMar>
+          </w:tcPr>
+          <w:p>
+            <w:pPr>
+              <w:spacing w:after="0"/>
+            </w:pPr>
+            <w:r>
+              <w:rPr>
+                <w:b/>
+                <w:bCs/>
+                <w:color w:val="8A5A00"/>
+                <w:sz w:val="17"/>
+                <w:szCs w:val="17"/>
+                <w:rFonts w:ascii="Calibri" w:cs="Calibri" w:eastAsia="Calibri" w:hAnsi="Calibri"/>
+              </w:rPr>
+              <w:t xml:space="preserve">Don’t confuse</w:t>
+            </w:r>
+          </w:p>
+        </w:tc>
+        <w:tc>
+          <w:tcPr>
+            <w:tcW w:type="dxa" w:w="7888"/>
+            <w:shd w:fill="FDF3E0" w:color="auto" w:val="clear"/>
+            <w:tcMar>
+              <w:top w:type="dxa" w:w="70"/>
+              <w:left w:type="dxa" w:w="120"/>
+              <w:bottom w:type="dxa" w:w="70"/>
+              <w:right w:type="dxa" w:w="120"/>
+            </w:tcMar>
+          </w:tcPr>
+          <w:p>
+            <w:pPr>
+              <w:spacing w:after="0" w:line="258"/>
+            </w:pPr>
+            <w:r>
+              <w:rPr>
+                <w:sz w:val="18"/>
+                <w:szCs w:val="18"/>
+                <w:rFonts w:ascii="Calibri" w:cs="Calibri" w:eastAsia="Calibri" w:hAnsi="Calibri"/>
+              </w:rPr>
+              <w:t xml:space="preserve">“Dynamic” describes </w:t>
+            </w:r>
+            <w:r>
+              <w:rPr>
+                <w:b/>
+                <w:bCs/>
+                <w:sz w:val="18"/>
+                <w:szCs w:val="18"/>
+                <w:rFonts w:ascii="Calibri" w:cs="Calibri" w:eastAsia="Calibri" w:hAnsi="Calibri"/>
+              </w:rPr>
+              <w:t xml:space="preserve">how</w:t>
+            </w:r>
+            <w:r>
+              <w:rPr>
+                <w:sz w:val="18"/>
+                <w:szCs w:val="18"/>
+                <w:rFonts w:ascii="Calibri" w:cs="Calibri" w:eastAsia="Calibri" w:hAnsi="Calibri"/>
+              </w:rPr>
+              <w:t xml:space="preserve"> the tool works (running object), not </w:t>
+            </w:r>
+            <w:r>
+              <w:rPr>
+                <w:b/>
+                <w:bCs/>
+                <w:sz w:val="18"/>
+                <w:szCs w:val="18"/>
+                <w:rFonts w:ascii="Calibri" w:cs="Calibri" w:eastAsia="Calibri" w:hAnsi="Calibri"/>
+              </w:rPr>
+              <w:t xml:space="preserve">what</w:t>
+            </w:r>
+            <w:r>
+              <w:rPr>
+                <w:sz w:val="18"/>
+                <w:szCs w:val="18"/>
+                <w:rFonts w:ascii="Calibri" w:cs="Calibri" w:eastAsia="Calibri" w:hAnsi="Calibri"/>
+              </w:rPr>
+              <w:t xml:space="preserve"> it scans. A dynamic security tool can still scan something </w:t>
+            </w:r>
+            <w:r>
+              <w:rPr>
+                <w:b/>
+                <w:bCs/>
+                <w:sz w:val="18"/>
+                <w:szCs w:val="18"/>
+                <w:rFonts w:ascii="Calibri" w:cs="Calibri" w:eastAsia="Calibri" w:hAnsi="Calibri"/>
+              </w:rPr>
+              <w:t xml:space="preserve">statically</w:t>
+            </w:r>
+            <w:r>
+              <w:rPr>
+                <w:sz w:val="18"/>
+                <w:szCs w:val="18"/>
+                <w:rFonts w:ascii="Calibri" w:cs="Calibri" w:eastAsia="Calibri" w:hAnsi="Calibri"/>
+              </w:rPr>
+              <w:t xml:space="preserve">.</w:t>
+            </w:r>
+          </w:p>
+        </w:tc>
+      </w:tr>
+    </w:tbl>
+    <w:p>
+      <w:pPr>
+        <w:spacing w:after="120"/>
+      </w:pPr>
+    </w:p>
+    <w:tbl>
+      <w:tblPr>
+        <w:tblW w:type="dxa" w:w="9638"/>
+        <w:tblBorders>
+          <w:top w:val="single" w:color="1F3864" w:sz="6"/>
+          <w:left w:val="single" w:color="1F3864" w:sz="6"/>
+          <w:bottom w:val="single" w:color="1F3864" w:sz="6"/>
+          <w:right w:val="single" w:color="1F3864" w:sz="6"/>
+          <w:insideH w:val="single" w:color="1F3864" w:sz="3"/>
+          <w:insideV w:val="none" w:color="1F3864" w:sz="0"/>
+        </w:tblBorders>
+      </w:tblPr>
+      <w:tblGrid>
+        <w:gridCol w:w="1750"/>
+        <w:gridCol w:w="7888"/>
+      </w:tblGrid>
+      <w:tr>
+        <w:trPr>
+          <w:cantSplit/>
+          <w:tblHeader/>
+        </w:trPr>
+        <w:tc>
+          <w:tcPr>
+            <w:tcW w:type="dxa" w:w="9638"/>
+            <w:gridSpan w:val="2"/>
+            <w:shd w:fill="1F3864" w:color="auto" w:val="clear"/>
+            <w:tcMar>
+              <w:top w:type="dxa" w:w="80"/>
+              <w:left w:type="dxa" w:w="140"/>
+              <w:bottom w:type="dxa" w:w="80"/>
+              <w:right w:type="dxa" w:w="140"/>
+            </w:tcMar>
+          </w:tcPr>
+          <w:p>
+            <w:pPr>
+              <w:keepNext/>
+              <w:spacing w:after="0"/>
+            </w:pPr>
+            <w:r>
+              <w:rPr>
+                <w:b/>
+                <w:bCs/>
+                <w:color w:val="FFFFFF"/>
+                <w:sz w:val="20"/>
+                <w:szCs w:val="20"/>
+                <w:rFonts w:ascii="Calibri" w:cs="Calibri" w:eastAsia="Calibri" w:hAnsi="Calibri"/>
+              </w:rPr>
+              <w:t xml:space="preserve">Analyzing and documenting the needs a tool must meet (AS-8.2.1, guaranteed K4)</w:t>
+            </w:r>
+          </w:p>
+        </w:tc>
+      </w:tr>
+      <w:tr>
+        <w:trPr>
+          <w:cantSplit/>
+        </w:trPr>
+        <w:tc>
+          <w:tcPr>
+            <w:tcW w:type="dxa" w:w="1750"/>
+            <w:shd w:fill="EAF0F8" w:color="auto" w:val="clear"/>
+            <w:tcMar>
+              <w:top w:type="dxa" w:w="70"/>
+              <w:left w:type="dxa" w:w="110"/>
+              <w:bottom w:type="dxa" w:w="70"/>
+              <w:right w:type="dxa" w:w="90"/>
+            </w:tcMar>
+          </w:tcPr>
+          <w:p>
+            <w:pPr>
+              <w:spacing w:after="0"/>
+            </w:pPr>
+            <w:r>
+              <w:rPr>
+                <w:b/>
+                <w:bCs/>
+                <w:color w:val="1F3864"/>
+                <w:sz w:val="17"/>
+                <w:szCs w:val="17"/>
+                <w:rFonts w:ascii="Calibri" w:cs="Calibri" w:eastAsia="Calibri" w:hAnsi="Calibri"/>
+              </w:rPr>
+              <w:t xml:space="preserve">In plain words</w:t>
+            </w:r>
+          </w:p>
+        </w:tc>
+        <w:tc>
+          <w:tcPr>
+            <w:tcW w:type="dxa" w:w="7888"/>
+            <w:shd w:fill="EAF0F8" w:color="auto" w:val="clear"/>
+            <w:tcMar>
+              <w:top w:type="dxa" w:w="70"/>
+              <w:left w:type="dxa" w:w="120"/>
+              <w:bottom w:type="dxa" w:w="70"/>
+              <w:right w:type="dxa" w:w="120"/>
+            </w:tcMar>
+          </w:tcPr>
+          <w:p>
+            <w:pPr>
+              <w:spacing w:after="0" w:line="258"/>
+            </w:pPr>
+            <w:r>
+              <w:rPr>
+                <w:sz w:val="18"/>
+                <w:szCs w:val="18"/>
+                <w:rFonts w:ascii="Calibri" w:cs="Calibri" w:eastAsia="Calibri" w:hAnsi="Calibri"/>
+              </w:rPr>
+              <w:t xml:space="preserve">Do not start from a tool catalogue. Start from </w:t>
+            </w:r>
+            <w:r>
+              <w:rPr>
+                <w:b/>
+                <w:bCs/>
+                <w:sz w:val="18"/>
+                <w:szCs w:val="18"/>
+                <w:rFonts w:ascii="Calibri" w:cs="Calibri" w:eastAsia="Calibri" w:hAnsi="Calibri"/>
+              </w:rPr>
+              <w:t xml:space="preserve">what must be tested and what risk is still uncovered</w:t>
+            </w:r>
+            <w:r>
+              <w:rPr>
+                <w:sz w:val="18"/>
+                <w:szCs w:val="18"/>
+                <w:rFonts w:ascii="Calibri" w:cs="Calibri" w:eastAsia="Calibri" w:hAnsi="Calibri"/>
+              </w:rPr>
+              <w:t xml:space="preserve">, write it down as </w:t>
+            </w:r>
+            <w:r>
+              <w:rPr>
+                <w:b/>
+                <w:bCs/>
+                <w:sz w:val="18"/>
+                <w:szCs w:val="18"/>
+                <w:rFonts w:ascii="Calibri" w:cs="Calibri" w:eastAsia="Calibri" w:hAnsi="Calibri"/>
+              </w:rPr>
+              <w:t xml:space="preserve">requirements for the tool set</w:t>
+            </w:r>
+            <w:r>
+              <w:rPr>
+                <w:sz w:val="18"/>
+                <w:szCs w:val="18"/>
+                <w:rFonts w:ascii="Calibri" w:cs="Calibri" w:eastAsia="Calibri" w:hAnsi="Calibri"/>
+              </w:rPr>
+              <w:t xml:space="preserve">, and then choose tools whose </w:t>
+            </w:r>
+            <w:r>
+              <w:rPr>
+                <w:b/>
+                <w:bCs/>
+                <w:sz w:val="18"/>
+                <w:szCs w:val="18"/>
+                <w:rFonts w:ascii="Calibri" w:cs="Calibri" w:eastAsia="Calibri" w:hAnsi="Calibri"/>
+              </w:rPr>
+              <w:t xml:space="preserve">capabilities</w:t>
+            </w:r>
+            <w:r>
+              <w:rPr>
+                <w:sz w:val="18"/>
+                <w:szCs w:val="18"/>
+                <w:rFonts w:ascii="Calibri" w:cs="Calibri" w:eastAsia="Calibri" w:hAnsi="Calibri"/>
+              </w:rPr>
+              <w:t xml:space="preserve"> match.</w:t>
+            </w:r>
+          </w:p>
+        </w:tc>
+      </w:tr>
+      <w:tr>
+        <w:trPr>
+          <w:cantSplit/>
+        </w:trPr>
+        <w:tc>
+          <w:tcPr>
+            <w:tcW w:type="dxa" w:w="1750"/>
+            <w:shd w:fill="F4F7FC" w:color="auto" w:val="clear"/>
+            <w:tcMar>
+              <w:top w:type="dxa" w:w="70"/>
+              <w:left w:type="dxa" w:w="110"/>
+              <w:bottom w:type="dxa" w:w="70"/>
+              <w:right w:type="dxa" w:w="90"/>
+            </w:tcMar>
+          </w:tcPr>
+          <w:p>
+            <w:pPr>
+              <w:spacing w:after="0"/>
+            </w:pPr>
+            <w:r>
+              <w:rPr>
+                <w:b/>
+                <w:bCs/>
+                <w:color w:val="1F3864"/>
+                <w:sz w:val="17"/>
+                <w:szCs w:val="17"/>
+                <w:rFonts w:ascii="Calibri" w:cs="Calibri" w:eastAsia="Calibri" w:hAnsi="Calibri"/>
+              </w:rPr>
+              <w:t xml:space="preserve">How it works</w:t>
+            </w:r>
+          </w:p>
+        </w:tc>
+        <w:tc>
+          <w:tcPr>
+            <w:tcW w:type="dxa" w:w="7888"/>
+            <w:tcMar>
+              <w:top w:type="dxa" w:w="70"/>
+              <w:left w:type="dxa" w:w="120"/>
+              <w:bottom w:type="dxa" w:w="70"/>
+              <w:right w:type="dxa" w:w="120"/>
+            </w:tcMar>
+          </w:tcPr>
+          <w:p>
+            <w:pPr>
+              <w:spacing w:after="50" w:line="258"/>
+            </w:pPr>
+            <w:r>
+              <w:rPr>
+                <w:b/>
+                <w:bCs/>
+                <w:sz w:val="18"/>
+                <w:szCs w:val="18"/>
+                <w:rFonts w:ascii="Calibri" w:cs="Calibri" w:eastAsia="Calibri" w:hAnsi="Calibri"/>
+              </w:rPr>
+              <w:t xml:space="preserve">Nine possible test-basis documents:</w:t>
+            </w:r>
+            <w:r>
+              <w:rPr>
+                <w:sz w:val="18"/>
+                <w:szCs w:val="18"/>
+                <w:rFonts w:ascii="Calibri" w:cs="Calibri" w:eastAsia="Calibri" w:hAnsi="Calibri"/>
+              </w:rPr>
+              <w:t xml:space="preserve"> the </w:t>
+            </w:r>
+            <w:r>
+              <w:rPr>
+                <w:b/>
+                <w:bCs/>
+                <w:sz w:val="18"/>
+                <w:szCs w:val="18"/>
+                <w:rFonts w:ascii="Calibri" w:cs="Calibri" w:eastAsia="Calibri" w:hAnsi="Calibri"/>
+              </w:rPr>
+              <w:t xml:space="preserve">security policy</w:t>
+            </w:r>
+            <w:r>
+              <w:rPr>
+                <w:sz w:val="18"/>
+                <w:szCs w:val="18"/>
+                <w:rFonts w:ascii="Calibri" w:cs="Calibri" w:eastAsia="Calibri" w:hAnsi="Calibri"/>
+              </w:rPr>
+              <w:t xml:space="preserve"> · the </w:t>
+            </w:r>
+            <w:r>
+              <w:rPr>
+                <w:b/>
+                <w:bCs/>
+                <w:sz w:val="18"/>
+                <w:szCs w:val="18"/>
+                <w:rFonts w:ascii="Calibri" w:cs="Calibri" w:eastAsia="Calibri" w:hAnsi="Calibri"/>
+              </w:rPr>
+              <w:t xml:space="preserve">test policy</w:t>
+            </w:r>
+            <w:r>
+              <w:rPr>
+                <w:sz w:val="18"/>
+                <w:szCs w:val="18"/>
+                <w:rFonts w:ascii="Calibri" w:cs="Calibri" w:eastAsia="Calibri" w:hAnsi="Calibri"/>
+              </w:rPr>
+              <w:t xml:space="preserve"> · </w:t>
+            </w:r>
+            <w:r>
+              <w:rPr>
+                <w:b/>
+                <w:bCs/>
+                <w:sz w:val="18"/>
+                <w:szCs w:val="18"/>
+                <w:rFonts w:ascii="Calibri" w:cs="Calibri" w:eastAsia="Calibri" w:hAnsi="Calibri"/>
+              </w:rPr>
+              <w:t xml:space="preserve">threat and risk analysis results</w:t>
+            </w:r>
+            <w:r>
+              <w:rPr>
+                <w:sz w:val="18"/>
+                <w:szCs w:val="18"/>
+                <w:rFonts w:ascii="Calibri" w:cs="Calibri" w:eastAsia="Calibri" w:hAnsi="Calibri"/>
+              </w:rPr>
+              <w:t xml:space="preserve"> · </w:t>
+            </w:r>
+            <w:r>
+              <w:rPr>
+                <w:b/>
+                <w:bCs/>
+                <w:sz w:val="18"/>
+                <w:szCs w:val="18"/>
+                <w:rFonts w:ascii="Calibri" w:cs="Calibri" w:eastAsia="Calibri" w:hAnsi="Calibri"/>
+              </w:rPr>
+              <w:t xml:space="preserve">requirements and specifications</w:t>
+            </w:r>
+            <w:r>
+              <w:rPr>
+                <w:sz w:val="18"/>
+                <w:szCs w:val="18"/>
+                <w:rFonts w:ascii="Calibri" w:cs="Calibri" w:eastAsia="Calibri" w:hAnsi="Calibri"/>
+              </w:rPr>
+              <w:t xml:space="preserve"> · </w:t>
+            </w:r>
+            <w:r>
+              <w:rPr>
+                <w:b/>
+                <w:bCs/>
+                <w:sz w:val="18"/>
+                <w:szCs w:val="18"/>
+                <w:rFonts w:ascii="Calibri" w:cs="Calibri" w:eastAsia="Calibri" w:hAnsi="Calibri"/>
+              </w:rPr>
+              <w:t xml:space="preserve">architecture and design</w:t>
+            </w:r>
+            <w:r>
+              <w:rPr>
+                <w:sz w:val="18"/>
+                <w:szCs w:val="18"/>
+                <w:rFonts w:ascii="Calibri" w:cs="Calibri" w:eastAsia="Calibri" w:hAnsi="Calibri"/>
+              </w:rPr>
+              <w:t xml:space="preserve"> · the </w:t>
+            </w:r>
+            <w:r>
+              <w:rPr>
+                <w:b/>
+                <w:bCs/>
+                <w:sz w:val="18"/>
+                <w:szCs w:val="18"/>
+                <w:rFonts w:ascii="Calibri" w:cs="Calibri" w:eastAsia="Calibri" w:hAnsi="Calibri"/>
+              </w:rPr>
+              <w:t xml:space="preserve">security (test) strategy</w:t>
+            </w:r>
+            <w:r>
+              <w:rPr>
+                <w:sz w:val="18"/>
+                <w:szCs w:val="18"/>
+                <w:rFonts w:ascii="Calibri" w:cs="Calibri" w:eastAsia="Calibri" w:hAnsi="Calibri"/>
+              </w:rPr>
+              <w:t xml:space="preserve"> · </w:t>
+            </w:r>
+            <w:r>
+              <w:rPr>
+                <w:b/>
+                <w:bCs/>
+                <w:sz w:val="18"/>
+                <w:szCs w:val="18"/>
+                <w:rFonts w:ascii="Calibri" w:cs="Calibri" w:eastAsia="Calibri" w:hAnsi="Calibri"/>
+              </w:rPr>
+              <w:t xml:space="preserve">the system under test</w:t>
+            </w:r>
+            <w:r>
+              <w:rPr>
+                <w:sz w:val="18"/>
+                <w:szCs w:val="18"/>
+                <w:rFonts w:ascii="Calibri" w:cs="Calibri" w:eastAsia="Calibri" w:hAnsi="Calibri"/>
+              </w:rPr>
+              <w:t xml:space="preserve"> itself · </w:t>
+            </w:r>
+            <w:r>
+              <w:rPr>
+                <w:b/>
+                <w:bCs/>
+                <w:sz w:val="18"/>
+                <w:szCs w:val="18"/>
+                <w:rFonts w:ascii="Calibri" w:cs="Calibri" w:eastAsia="Calibri" w:hAnsi="Calibri"/>
+              </w:rPr>
+              <w:t xml:space="preserve">known threats, exploits and vulnerabilities</w:t>
+            </w:r>
+            <w:r>
+              <w:rPr>
+                <w:sz w:val="18"/>
+                <w:szCs w:val="18"/>
+                <w:rFonts w:ascii="Calibri" w:cs="Calibri" w:eastAsia="Calibri" w:hAnsi="Calibri"/>
+              </w:rPr>
+              <w:t xml:space="preserve"> · </w:t>
+            </w:r>
+            <w:r>
+              <w:rPr>
+                <w:b/>
+                <w:bCs/>
+                <w:sz w:val="18"/>
+                <w:szCs w:val="18"/>
+                <w:rFonts w:ascii="Calibri" w:cs="Calibri" w:eastAsia="Calibri" w:hAnsi="Calibri"/>
+              </w:rPr>
+              <w:t xml:space="preserve">user profiles</w:t>
+            </w:r>
+            <w:r>
+              <w:rPr>
+                <w:sz w:val="18"/>
+                <w:szCs w:val="18"/>
+                <w:rFonts w:ascii="Calibri" w:cs="Calibri" w:eastAsia="Calibri" w:hAnsi="Calibri"/>
+              </w:rPr>
+              <w:t xml:space="preserve">.</w:t>
+            </w:r>
+          </w:p>
+          <w:p>
+            <w:pPr>
+              <w:spacing w:after="50" w:line="258"/>
+            </w:pPr>
+            <w:r>
+              <w:rPr>
+                <w:b/>
+                <w:bCs/>
+                <w:sz w:val="18"/>
+                <w:szCs w:val="18"/>
+                <w:rFonts w:ascii="Calibri" w:cs="Calibri" w:eastAsia="Calibri" w:hAnsi="Calibri"/>
+              </w:rPr>
+              <w:t xml:space="preserve">From requirements and design, extract:</w:t>
+            </w:r>
+            <w:r>
+              <w:rPr>
+                <w:sz w:val="18"/>
+                <w:szCs w:val="18"/>
+                <w:rFonts w:ascii="Calibri" w:cs="Calibri" w:eastAsia="Calibri" w:hAnsi="Calibri"/>
+              </w:rPr>
+              <w:t xml:space="preserve"> the </w:t>
+            </w:r>
+            <w:r>
+              <w:rPr>
+                <w:b/>
+                <w:bCs/>
+                <w:sz w:val="18"/>
+                <w:szCs w:val="18"/>
+                <w:rFonts w:ascii="Calibri" w:cs="Calibri" w:eastAsia="Calibri" w:hAnsi="Calibri"/>
+              </w:rPr>
+              <w:t xml:space="preserve">interfaces</w:t>
+            </w:r>
+            <w:r>
+              <w:rPr>
+                <w:sz w:val="18"/>
+                <w:szCs w:val="18"/>
+                <w:rFonts w:ascii="Calibri" w:cs="Calibri" w:eastAsia="Calibri" w:hAnsi="Calibri"/>
+              </w:rPr>
+              <w:t xml:space="preserve"> to test (including the GUI) · the </w:t>
+            </w:r>
+            <w:r>
+              <w:rPr>
+                <w:b/>
+                <w:bCs/>
+                <w:sz w:val="18"/>
+                <w:szCs w:val="18"/>
+                <w:rFonts w:ascii="Calibri" w:cs="Calibri" w:eastAsia="Calibri" w:hAnsi="Calibri"/>
+              </w:rPr>
+              <w:t xml:space="preserve">protocols and standards</w:t>
+            </w:r>
+            <w:r>
+              <w:rPr>
+                <w:sz w:val="18"/>
+                <w:szCs w:val="18"/>
+                <w:rFonts w:ascii="Calibri" w:cs="Calibri" w:eastAsia="Calibri" w:hAnsi="Calibri"/>
+              </w:rPr>
+              <w:t xml:space="preserve"> to verify · the </w:t>
+            </w:r>
+            <w:r>
+              <w:rPr>
+                <w:b/>
+                <w:bCs/>
+                <w:sz w:val="18"/>
+                <w:szCs w:val="18"/>
+                <w:rFonts w:ascii="Calibri" w:cs="Calibri" w:eastAsia="Calibri" w:hAnsi="Calibri"/>
+              </w:rPr>
+              <w:t xml:space="preserve">web coding guidelines</w:t>
+            </w:r>
+            <w:r>
+              <w:rPr>
+                <w:sz w:val="18"/>
+                <w:szCs w:val="18"/>
+                <w:rFonts w:ascii="Calibri" w:cs="Calibri" w:eastAsia="Calibri" w:hAnsi="Calibri"/>
+              </w:rPr>
+              <w:t xml:space="preserve"> to check · the </w:t>
+            </w:r>
+            <w:r>
+              <w:rPr>
+                <w:b/>
+                <w:bCs/>
+                <w:sz w:val="18"/>
+                <w:szCs w:val="18"/>
+                <w:rFonts w:ascii="Calibri" w:cs="Calibri" w:eastAsia="Calibri" w:hAnsi="Calibri"/>
+              </w:rPr>
+              <w:t xml:space="preserve">component configurations</w:t>
+            </w:r>
+            <w:r>
+              <w:rPr>
+                <w:sz w:val="18"/>
+                <w:szCs w:val="18"/>
+                <w:rFonts w:ascii="Calibri" w:cs="Calibri" w:eastAsia="Calibri" w:hAnsi="Calibri"/>
+              </w:rPr>
+              <w:t xml:space="preserve"> to verify (hardening).</w:t>
+            </w:r>
+          </w:p>
+          <w:p>
+            <w:pPr>
+              <w:spacing w:after="50" w:line="258"/>
+            </w:pPr>
+            <w:r>
+              <w:rPr>
+                <w:b/>
+                <w:bCs/>
+                <w:sz w:val="18"/>
+                <w:szCs w:val="18"/>
+                <w:rFonts w:ascii="Calibri" w:cs="Calibri" w:eastAsia="Calibri" w:hAnsi="Calibri"/>
+              </w:rPr>
+              <w:t xml:space="preserve">Decide</w:t>
+            </w:r>
+            <w:r>
+              <w:rPr>
+                <w:sz w:val="18"/>
+                <w:szCs w:val="18"/>
+                <w:rFonts w:ascii="Calibri" w:cs="Calibri" w:eastAsia="Calibri" w:hAnsi="Calibri"/>
+              </w:rPr>
+              <w:t xml:space="preserve"> whether security testing is a </w:t>
+            </w:r>
+            <w:r>
+              <w:rPr>
+                <w:b/>
+                <w:bCs/>
+                <w:sz w:val="18"/>
+                <w:szCs w:val="18"/>
+                <w:rFonts w:ascii="Calibri" w:cs="Calibri" w:eastAsia="Calibri" w:hAnsi="Calibri"/>
+              </w:rPr>
+              <w:t xml:space="preserve">development</w:t>
+            </w:r>
+            <w:r>
+              <w:rPr>
+                <w:sz w:val="18"/>
+                <w:szCs w:val="18"/>
+                <w:rFonts w:ascii="Calibri" w:cs="Calibri" w:eastAsia="Calibri" w:hAnsi="Calibri"/>
+              </w:rPr>
+              <w:t xml:space="preserve"> activity or a </w:t>
+            </w:r>
+            <w:r>
+              <w:rPr>
+                <w:b/>
+                <w:bCs/>
+                <w:sz w:val="18"/>
+                <w:szCs w:val="18"/>
+                <w:rFonts w:ascii="Calibri" w:cs="Calibri" w:eastAsia="Calibri" w:hAnsi="Calibri"/>
+              </w:rPr>
+              <w:t xml:space="preserve">maintenance/operations</w:t>
+            </w:r>
+            <w:r>
+              <w:rPr>
+                <w:sz w:val="18"/>
+                <w:szCs w:val="18"/>
+                <w:rFonts w:ascii="Calibri" w:cs="Calibri" w:eastAsia="Calibri" w:hAnsi="Calibri"/>
+              </w:rPr>
+              <w:t xml:space="preserve"> activity, because that changes who uses the tools and how.</w:t>
+            </w:r>
+          </w:p>
+          <w:p>
+            <w:pPr>
+              <w:spacing w:after="0" w:line="258"/>
+            </w:pPr>
+            <w:r>
+              <w:rPr>
+                <w:b/>
+                <w:bCs/>
+                <w:sz w:val="18"/>
+                <w:szCs w:val="18"/>
+                <w:rFonts w:ascii="Calibri" w:cs="Calibri" w:eastAsia="Calibri" w:hAnsi="Calibri"/>
+              </w:rPr>
+              <w:t xml:space="preserve">All of this becomes the requirements for the security test tool set.</w:t>
+            </w:r>
+          </w:p>
+        </w:tc>
+      </w:tr>
+      <w:tr>
+        <w:trPr>
+          <w:cantSplit/>
+        </w:trPr>
+        <w:tc>
+          <w:tcPr>
+            <w:tcW w:type="dxa" w:w="1750"/>
+            <w:shd w:fill="F4F7FC" w:color="auto" w:val="clear"/>
+            <w:tcMar>
+              <w:top w:type="dxa" w:w="70"/>
+              <w:left w:type="dxa" w:w="110"/>
+              <w:bottom w:type="dxa" w:w="70"/>
+              <w:right w:type="dxa" w:w="90"/>
+            </w:tcMar>
+          </w:tcPr>
+          <w:p>
+            <w:pPr>
+              <w:spacing w:after="0"/>
+            </w:pPr>
+            <w:r>
+              <w:rPr>
+                <w:b/>
+                <w:bCs/>
+                <w:color w:val="1F3864"/>
+                <w:sz w:val="17"/>
+                <w:szCs w:val="17"/>
+                <w:rFonts w:ascii="Calibri" w:cs="Calibri" w:eastAsia="Calibri" w:hAnsi="Calibri"/>
+              </w:rPr>
+              <w:t xml:space="preserve">Method</w:t>
+            </w:r>
+          </w:p>
+        </w:tc>
+        <w:tc>
+          <w:tcPr>
+            <w:tcW w:type="dxa" w:w="7888"/>
+            <w:tcMar>
+              <w:top w:type="dxa" w:w="70"/>
+              <w:left w:type="dxa" w:w="120"/>
+              <w:bottom w:type="dxa" w:w="70"/>
+              <w:right w:type="dxa" w:w="120"/>
+            </w:tcMar>
+          </w:tcPr>
+          <w:p>
+            <w:pPr>
+              <w:spacing w:after="0" w:line="258"/>
+            </w:pPr>
+            <w:r>
+              <w:rPr>
+                <w:sz w:val="18"/>
+                <w:szCs w:val="18"/>
+                <w:rFonts w:ascii="Calibri" w:cs="Calibri" w:eastAsia="Calibri" w:hAnsi="Calibri"/>
+              </w:rPr>
+              <w:t xml:space="preserve">(1) strike everything the scenario says is </w:t>
+            </w:r>
+            <w:r>
+              <w:rPr>
+                <w:b/>
+                <w:bCs/>
+                <w:sz w:val="18"/>
+                <w:szCs w:val="18"/>
+                <w:rFonts w:ascii="Calibri" w:cs="Calibri" w:eastAsia="Calibri" w:hAnsi="Calibri"/>
+              </w:rPr>
+              <w:t xml:space="preserve">already done</w:t>
+            </w:r>
+            <w:r>
+              <w:rPr>
+                <w:sz w:val="18"/>
+                <w:szCs w:val="18"/>
+                <w:rFonts w:ascii="Calibri" w:cs="Calibri" w:eastAsia="Calibri" w:hAnsi="Calibri"/>
+              </w:rPr>
+              <w:t xml:space="preserve"> · (2) find the </w:t>
+            </w:r>
+            <w:r>
+              <w:rPr>
+                <w:b/>
+                <w:bCs/>
+                <w:sz w:val="18"/>
+                <w:szCs w:val="18"/>
+                <w:rFonts w:ascii="Calibri" w:cs="Calibri" w:eastAsia="Calibri" w:hAnsi="Calibri"/>
+              </w:rPr>
+              <w:t xml:space="preserve">remaining risk</w:t>
+            </w:r>
+            <w:r>
+              <w:rPr>
+                <w:sz w:val="18"/>
+                <w:szCs w:val="18"/>
+                <w:rFonts w:ascii="Calibri" w:cs="Calibri" w:eastAsia="Calibri" w:hAnsi="Calibri"/>
+              </w:rPr>
+              <w:t xml:space="preserve"> (the stated worry) · (3) pick the tool </w:t>
+            </w:r>
+            <w:r>
+              <w:rPr>
+                <w:b/>
+                <w:bCs/>
+                <w:sz w:val="18"/>
+                <w:szCs w:val="18"/>
+                <w:rFonts w:ascii="Calibri" w:cs="Calibri" w:eastAsia="Calibri" w:hAnsi="Calibri"/>
+              </w:rPr>
+              <w:t xml:space="preserve">capability</w:t>
+            </w:r>
+            <w:r>
+              <w:rPr>
+                <w:sz w:val="18"/>
+                <w:szCs w:val="18"/>
+                <w:rFonts w:ascii="Calibri" w:cs="Calibri" w:eastAsia="Calibri" w:hAnsi="Calibri"/>
+              </w:rPr>
+              <w:t xml:space="preserve"> that tests that risk, and nothing aimed at a different goal (performance, failover, a different layer).</w:t>
+            </w:r>
+          </w:p>
+        </w:tc>
+      </w:tr>
+      <w:tr>
+        <w:trPr>
+          <w:cantSplit/>
+        </w:trPr>
+        <w:tc>
+          <w:tcPr>
+            <w:tcW w:type="dxa" w:w="1750"/>
+            <w:shd w:fill="F4F7FC" w:color="auto" w:val="clear"/>
+            <w:tcMar>
+              <w:top w:type="dxa" w:w="70"/>
+              <w:left w:type="dxa" w:w="110"/>
+              <w:bottom w:type="dxa" w:w="70"/>
+              <w:right w:type="dxa" w:w="90"/>
+            </w:tcMar>
+          </w:tcPr>
+          <w:p>
+            <w:pPr>
+              <w:spacing w:after="0"/>
+            </w:pPr>
+            <w:r>
+              <w:rPr>
+                <w:b/>
+                <w:bCs/>
+                <w:color w:val="1F3864"/>
+                <w:sz w:val="17"/>
+                <w:szCs w:val="17"/>
+                <w:rFonts w:ascii="Calibri" w:cs="Calibri" w:eastAsia="Calibri" w:hAnsi="Calibri"/>
+              </w:rPr>
+              <w:t xml:space="preserve">Example</w:t>
+            </w:r>
+          </w:p>
+        </w:tc>
+        <w:tc>
+          <w:tcPr>
+            <w:tcW w:type="dxa" w:w="7888"/>
+            <w:tcMar>
+              <w:top w:type="dxa" w:w="70"/>
+              <w:left w:type="dxa" w:w="120"/>
+              <w:bottom w:type="dxa" w:w="70"/>
+              <w:right w:type="dxa" w:w="120"/>
+            </w:tcMar>
+          </w:tcPr>
+          <w:p>
+            <w:pPr>
+              <w:spacing w:after="0" w:line="258"/>
+            </w:pPr>
+            <w:r>
+              <w:rPr>
+                <w:sz w:val="18"/>
+                <w:szCs w:val="18"/>
+                <w:rFonts w:ascii="Calibri" w:cs="Calibri" w:eastAsia="Calibri" w:hAnsi="Calibri"/>
+              </w:rPr>
+              <w:t xml:space="preserve">Official Q42: the firewall plan has been reviewed, the vendor configuration verified, and ports scanned. The worry is </w:t>
+            </w:r>
+            <w:r>
+              <w:rPr>
+                <w:b/>
+                <w:bCs/>
+                <w:sz w:val="18"/>
+                <w:szCs w:val="18"/>
+                <w:rFonts w:ascii="Calibri" w:cs="Calibri" w:eastAsia="Calibri" w:hAnsi="Calibri"/>
+              </w:rPr>
+              <w:t xml:space="preserve">DoS</w:t>
+            </w:r>
+            <w:r>
+              <w:rPr>
+                <w:sz w:val="18"/>
+                <w:szCs w:val="18"/>
+                <w:rFonts w:ascii="Calibri" w:cs="Calibri" w:eastAsia="Calibri" w:hAnsi="Calibri"/>
+              </w:rPr>
+              <w:t xml:space="preserve">, which happened with the old firewall. Remaining need: unexpected behaviour that DoS could exploit → </w:t>
+            </w:r>
+            <w:r>
+              <w:rPr>
+                <w:b/>
+                <w:bCs/>
+                <w:sz w:val="18"/>
+                <w:szCs w:val="18"/>
+                <w:rFonts w:ascii="Calibri" w:cs="Calibri" w:eastAsia="Calibri" w:hAnsi="Calibri"/>
+              </w:rPr>
+              <w:t xml:space="preserve">send malformed packets or fuzzed data and check the firewall detects and rejects them</w:t>
+            </w:r>
+            <w:r>
+              <w:rPr>
+                <w:sz w:val="18"/>
+                <w:szCs w:val="18"/>
+                <w:rFonts w:ascii="Calibri" w:cs="Calibri" w:eastAsia="Calibri" w:hAnsi="Calibri"/>
+              </w:rPr>
+              <w:t xml:space="preserve"> (packet-crafting or network-fuzzing capability).</w:t>
+            </w:r>
+          </w:p>
+        </w:tc>
+      </w:tr>
+      <w:tr>
+        <w:trPr>
+          <w:cantSplit/>
+        </w:trPr>
+        <w:tc>
+          <w:tcPr>
+            <w:tcW w:type="dxa" w:w="1750"/>
+            <w:shd w:fill="E8F3EC" w:color="auto" w:val="clear"/>
+            <w:tcMar>
+              <w:top w:type="dxa" w:w="70"/>
+              <w:left w:type="dxa" w:w="110"/>
+              <w:bottom w:type="dxa" w:w="70"/>
+              <w:right w:type="dxa" w:w="90"/>
+            </w:tcMar>
+          </w:tcPr>
+          <w:p>
+            <w:pPr>
+              <w:spacing w:after="0"/>
+            </w:pPr>
+            <w:r>
+              <w:rPr>
+                <w:b/>
+                <w:bCs/>
+                <w:color w:val="1E6B3A"/>
+                <w:sz w:val="17"/>
+                <w:szCs w:val="17"/>
+                <w:rFonts w:ascii="Calibri" w:cs="Calibri" w:eastAsia="Calibri" w:hAnsi="Calibri"/>
+              </w:rPr>
+              <w:t xml:space="preserve">Exam angle</w:t>
+            </w:r>
+          </w:p>
+        </w:tc>
+        <w:tc>
+          <w:tcPr>
+            <w:tcW w:type="dxa" w:w="7888"/>
+            <w:shd w:fill="E8F3EC" w:color="auto" w:val="clear"/>
+            <w:tcMar>
+              <w:top w:type="dxa" w:w="70"/>
+              <w:left w:type="dxa" w:w="120"/>
+              <w:bottom w:type="dxa" w:w="70"/>
+              <w:right w:type="dxa" w:w="120"/>
+            </w:tcMar>
+          </w:tcPr>
+          <w:p>
+            <w:pPr>
+              <w:spacing w:after="0" w:line="258"/>
+            </w:pPr>
+            <w:r>
+              <w:rPr>
+                <w:sz w:val="18"/>
+                <w:szCs w:val="18"/>
+                <w:rFonts w:ascii="Calibri" w:cs="Calibri" w:eastAsia="Calibri" w:hAnsi="Calibri"/>
+              </w:rPr>
+              <w:t xml:space="preserve">In Q42, reject failover stress tests and “is encryption fast enough during DoS” (they </w:t>
+            </w:r>
+            <w:r>
+              <w:rPr>
+                <w:b/>
+                <w:bCs/>
+                <w:sz w:val="18"/>
+                <w:szCs w:val="18"/>
+                <w:rFonts w:ascii="Calibri" w:cs="Calibri" w:eastAsia="Calibri" w:hAnsi="Calibri"/>
+              </w:rPr>
+              <w:t xml:space="preserve">let the attack through</w:t>
+            </w:r>
+            <w:r>
+              <w:rPr>
+                <w:sz w:val="18"/>
+                <w:szCs w:val="18"/>
+                <w:rFonts w:ascii="Calibri" w:cs="Calibri" w:eastAsia="Calibri" w:hAnsi="Calibri"/>
+              </w:rPr>
+              <w:t xml:space="preserve"> instead of preventing it), and component hardening (it helps </w:t>
+            </w:r>
+            <w:r>
+              <w:rPr>
+                <w:b/>
+                <w:bCs/>
+                <w:sz w:val="18"/>
+                <w:szCs w:val="18"/>
+                <w:rFonts w:ascii="Calibri" w:cs="Calibri" w:eastAsia="Calibri" w:hAnsi="Calibri"/>
+              </w:rPr>
+              <w:t xml:space="preserve">components</w:t>
+            </w:r>
+            <w:r>
+              <w:rPr>
+                <w:sz w:val="18"/>
+                <w:szCs w:val="18"/>
+                <w:rFonts w:ascii="Calibri" w:cs="Calibri" w:eastAsia="Calibri" w:hAnsi="Calibri"/>
+              </w:rPr>
+              <w:t xml:space="preserve">, not the </w:t>
+            </w:r>
+            <w:r>
+              <w:rPr>
+                <w:b/>
+                <w:bCs/>
+                <w:sz w:val="18"/>
+                <w:szCs w:val="18"/>
+                <w:rFonts w:ascii="Calibri" w:cs="Calibri" w:eastAsia="Calibri" w:hAnsi="Calibri"/>
+              </w:rPr>
+              <w:t xml:space="preserve">firewall</w:t>
+            </w:r>
+            <w:r>
+              <w:rPr>
+                <w:sz w:val="18"/>
+                <w:szCs w:val="18"/>
+                <w:rFonts w:ascii="Calibri" w:cs="Calibri" w:eastAsia="Calibri" w:hAnsi="Calibri"/>
+              </w:rPr>
+              <w:t xml:space="preserve">). This question uses </w:t>
+            </w:r>
+            <w:r>
+              <w:rPr>
+                <w:b/>
+                <w:bCs/>
+                <w:sz w:val="18"/>
+                <w:szCs w:val="18"/>
+                <w:rFonts w:ascii="Calibri" w:cs="Calibri" w:eastAsia="Calibri" w:hAnsi="Calibri"/>
+              </w:rPr>
+              <w:t xml:space="preserve">Chapter 5 §5.4.2</w:t>
+            </w:r>
+            <w:r>
+              <w:rPr>
+                <w:sz w:val="18"/>
+                <w:szCs w:val="18"/>
+                <w:rFonts w:ascii="Calibri" w:cs="Calibri" w:eastAsia="Calibri" w:hAnsi="Calibri"/>
+              </w:rPr>
+              <w:t xml:space="preserve"> knowledge.</w:t>
+            </w:r>
+          </w:p>
+        </w:tc>
+      </w:tr>
+      <w:tr>
+        <w:trPr>
+          <w:cantSplit/>
+        </w:trPr>
+        <w:tc>
+          <w:tcPr>
+            <w:tcW w:type="dxa" w:w="1750"/>
+            <w:shd w:fill="FDF3E0" w:color="auto" w:val="clear"/>
+            <w:tcMar>
+              <w:top w:type="dxa" w:w="70"/>
+              <w:left w:type="dxa" w:w="110"/>
+              <w:bottom w:type="dxa" w:w="70"/>
+              <w:right w:type="dxa" w:w="90"/>
+            </w:tcMar>
+          </w:tcPr>
+          <w:p>
+            <w:pPr>
+              <w:spacing w:after="0"/>
+            </w:pPr>
+            <w:r>
+              <w:rPr>
+                <w:b/>
+                <w:bCs/>
+                <w:color w:val="8A5A00"/>
+                <w:sz w:val="17"/>
+                <w:szCs w:val="17"/>
+                <w:rFonts w:ascii="Calibri" w:cs="Calibri" w:eastAsia="Calibri" w:hAnsi="Calibri"/>
+              </w:rPr>
+              <w:t xml:space="preserve">Don’t confuse</w:t>
+            </w:r>
+          </w:p>
+        </w:tc>
+        <w:tc>
+          <w:tcPr>
+            <w:tcW w:type="dxa" w:w="7888"/>
+            <w:shd w:fill="FDF3E0" w:color="auto" w:val="clear"/>
+            <w:tcMar>
+              <w:top w:type="dxa" w:w="70"/>
+              <w:left w:type="dxa" w:w="120"/>
+              <w:bottom w:type="dxa" w:w="70"/>
+              <w:right w:type="dxa" w:w="120"/>
+            </w:tcMar>
+          </w:tcPr>
+          <w:p>
+            <w:pPr>
+              <w:spacing w:after="0" w:line="258"/>
+            </w:pPr>
+            <w:r>
+              <w:rPr>
+                <w:sz w:val="18"/>
+                <w:szCs w:val="18"/>
+                <w:rFonts w:ascii="Calibri" w:cs="Calibri" w:eastAsia="Calibri" w:hAnsi="Calibri"/>
+              </w:rPr>
+              <w:t xml:space="preserve">A </w:t>
+            </w:r>
+            <w:r>
+              <w:rPr>
+                <w:b/>
+                <w:bCs/>
+                <w:sz w:val="18"/>
+                <w:szCs w:val="18"/>
+                <w:rFonts w:ascii="Calibri" w:cs="Calibri" w:eastAsia="Calibri" w:hAnsi="Calibri"/>
+              </w:rPr>
+              <w:t xml:space="preserve">need</w:t>
+            </w:r>
+            <w:r>
+              <w:rPr>
+                <w:sz w:val="18"/>
+                <w:szCs w:val="18"/>
+                <w:rFonts w:ascii="Calibri" w:cs="Calibri" w:eastAsia="Calibri" w:hAnsi="Calibri"/>
+              </w:rPr>
+              <w:t xml:space="preserve"> is a test goal (“detect unexpected firewall behaviour under malformed input”). A </w:t>
+            </w:r>
+            <w:r>
+              <w:rPr>
+                <w:b/>
+                <w:bCs/>
+                <w:sz w:val="18"/>
+                <w:szCs w:val="18"/>
+                <w:rFonts w:ascii="Calibri" w:cs="Calibri" w:eastAsia="Calibri" w:hAnsi="Calibri"/>
+              </w:rPr>
+              <w:t xml:space="preserve">tool</w:t>
+            </w:r>
+            <w:r>
+              <w:rPr>
+                <w:sz w:val="18"/>
+                <w:szCs w:val="18"/>
+                <w:rFonts w:ascii="Calibri" w:cs="Calibri" w:eastAsia="Calibri" w:hAnsi="Calibri"/>
+              </w:rPr>
+              <w:t xml:space="preserve"> is a means. K4 options often name a real, useful tool that serves a </w:t>
+            </w:r>
+            <w:r>
+              <w:rPr>
+                <w:b/>
+                <w:bCs/>
+                <w:sz w:val="18"/>
+                <w:szCs w:val="18"/>
+                <w:rFonts w:ascii="Calibri" w:cs="Calibri" w:eastAsia="Calibri" w:hAnsi="Calibri"/>
+              </w:rPr>
+              <w:t xml:space="preserve">different</w:t>
+            </w:r>
+            <w:r>
+              <w:rPr>
+                <w:sz w:val="18"/>
+                <w:szCs w:val="18"/>
+                <w:rFonts w:ascii="Calibri" w:cs="Calibri" w:eastAsia="Calibri" w:hAnsi="Calibri"/>
+              </w:rPr>
+              <w:t xml:space="preserve"> need.</w:t>
+            </w:r>
+          </w:p>
+        </w:tc>
+      </w:tr>
+    </w:tbl>
+    <w:p>
+      <w:pPr>
+        <w:spacing w:after="120"/>
+      </w:pPr>
+    </w:p>
+    <w:tbl>
+      <w:tblPr>
+        <w:tblW w:type="dxa" w:w="9638"/>
+        <w:tblBorders>
+          <w:top w:val="single" w:color="1F3864" w:sz="6"/>
+          <w:left w:val="single" w:color="1F3864" w:sz="6"/>
+          <w:bottom w:val="single" w:color="1F3864" w:sz="6"/>
+          <w:right w:val="single" w:color="1F3864" w:sz="6"/>
+          <w:insideH w:val="single" w:color="1F3864" w:sz="3"/>
+          <w:insideV w:val="none" w:color="1F3864" w:sz="0"/>
+        </w:tblBorders>
+      </w:tblPr>
+      <w:tblGrid>
+        <w:gridCol w:w="1750"/>
+        <w:gridCol w:w="7888"/>
+      </w:tblGrid>
+      <w:tr>
+        <w:trPr>
+          <w:cantSplit/>
+          <w:tblHeader/>
+        </w:trPr>
+        <w:tc>
+          <w:tcPr>
+            <w:tcW w:type="dxa" w:w="9638"/>
+            <w:gridSpan w:val="2"/>
+            <w:shd w:fill="1F3864" w:color="auto" w:val="clear"/>
+            <w:tcMar>
+              <w:top w:type="dxa" w:w="80"/>
+              <w:left w:type="dxa" w:w="140"/>
+              <w:bottom w:type="dxa" w:w="80"/>
+              <w:right w:type="dxa" w:w="140"/>
+            </w:tcMar>
+          </w:tcPr>
+          <w:p>
+            <w:pPr>
+              <w:keepNext/>
+              <w:spacing w:after="0"/>
+            </w:pPr>
+            <w:r>
+              <w:rPr>
+                <w:b/>
+                <w:bCs/>
+                <w:color w:val="FFFFFF"/>
+                <w:sz w:val="20"/>
+                <w:szCs w:val="20"/>
+                <w:rFonts w:ascii="Calibri" w:cs="Calibri" w:eastAsia="Calibri" w:hAnsi="Calibri"/>
+              </w:rPr>
+              <w:t xml:space="preserve">Open source tools: free to get, not free to own (AS-8.2.2, K2 pool)</w:t>
+            </w:r>
+          </w:p>
+        </w:tc>
+      </w:tr>
+      <w:tr>
+        <w:trPr>
+          <w:cantSplit/>
+        </w:trPr>
+        <w:tc>
+          <w:tcPr>
+            <w:tcW w:type="dxa" w:w="1750"/>
+            <w:shd w:fill="EAF0F8" w:color="auto" w:val="clear"/>
+            <w:tcMar>
+              <w:top w:type="dxa" w:w="70"/>
+              <w:left w:type="dxa" w:w="110"/>
+              <w:bottom w:type="dxa" w:w="70"/>
+              <w:right w:type="dxa" w:w="90"/>
+            </w:tcMar>
+          </w:tcPr>
+          <w:p>
+            <w:pPr>
+              <w:spacing w:after="0"/>
+            </w:pPr>
+            <w:r>
+              <w:rPr>
+                <w:b/>
+                <w:bCs/>
+                <w:color w:val="1F3864"/>
+                <w:sz w:val="17"/>
+                <w:szCs w:val="17"/>
+                <w:rFonts w:ascii="Calibri" w:cs="Calibri" w:eastAsia="Calibri" w:hAnsi="Calibri"/>
+              </w:rPr>
+              <w:t xml:space="preserve">In plain words</w:t>
+            </w:r>
+          </w:p>
+        </w:tc>
+        <w:tc>
+          <w:tcPr>
+            <w:tcW w:type="dxa" w:w="7888"/>
+            <w:shd w:fill="EAF0F8" w:color="auto" w:val="clear"/>
+            <w:tcMar>
+              <w:top w:type="dxa" w:w="70"/>
+              <w:left w:type="dxa" w:w="120"/>
+              <w:bottom w:type="dxa" w:w="70"/>
+              <w:right w:type="dxa" w:w="120"/>
+            </w:tcMar>
+          </w:tcPr>
+          <w:p>
+            <w:pPr>
+              <w:spacing w:after="0" w:line="258"/>
+            </w:pPr>
+            <w:r>
+              <w:rPr>
+                <w:sz w:val="18"/>
+                <w:szCs w:val="18"/>
+                <w:rFonts w:ascii="Calibri" w:cs="Calibri" w:eastAsia="Calibri" w:hAnsi="Calibri"/>
+              </w:rPr>
+              <w:t xml:space="preserve">Many security tools are </w:t>
+            </w:r>
+            <w:r>
+              <w:rPr>
+                <w:b/>
+                <w:bCs/>
+                <w:sz w:val="18"/>
+                <w:szCs w:val="18"/>
+                <w:rFonts w:ascii="Calibri" w:cs="Calibri" w:eastAsia="Calibri" w:hAnsi="Calibri"/>
+              </w:rPr>
+              <w:t xml:space="preserve">open source</w:t>
+            </w:r>
+            <w:r>
+              <w:rPr>
+                <w:sz w:val="18"/>
+                <w:szCs w:val="18"/>
+                <w:rFonts w:ascii="Calibri" w:cs="Calibri" w:eastAsia="Calibri" w:hAnsi="Calibri"/>
+              </w:rPr>
+              <w:t xml:space="preserve">: you may </w:t>
+            </w:r>
+            <w:r>
+              <w:rPr>
+                <w:b/>
+                <w:bCs/>
+                <w:sz w:val="18"/>
+                <w:szCs w:val="18"/>
+                <w:rFonts w:ascii="Calibri" w:cs="Calibri" w:eastAsia="Calibri" w:hAnsi="Calibri"/>
+              </w:rPr>
+              <w:t xml:space="preserve">use and modify</w:t>
+            </w:r>
+            <w:r>
+              <w:rPr>
+                <w:sz w:val="18"/>
+                <w:szCs w:val="18"/>
+                <w:rFonts w:ascii="Calibri" w:cs="Calibri" w:eastAsia="Calibri" w:hAnsi="Calibri"/>
+              </w:rPr>
+              <w:t xml:space="preserve"> them for free. But </w:t>
+            </w:r>
+            <w:r>
+              <w:rPr>
+                <w:b/>
+                <w:bCs/>
+                <w:sz w:val="18"/>
+                <w:szCs w:val="18"/>
+                <w:rFonts w:ascii="Calibri" w:cs="Calibri" w:eastAsia="Calibri" w:hAnsi="Calibri"/>
+              </w:rPr>
+              <w:t xml:space="preserve">there is no vendor</w:t>
+            </w:r>
+            <w:r>
+              <w:rPr>
+                <w:sz w:val="18"/>
+                <w:szCs w:val="18"/>
+                <w:rFonts w:ascii="Calibri" w:cs="Calibri" w:eastAsia="Calibri" w:hAnsi="Calibri"/>
+              </w:rPr>
+              <w:t xml:space="preserve">, so </w:t>
+            </w:r>
+            <w:r>
+              <w:rPr>
+                <w:b/>
+                <w:bCs/>
+                <w:sz w:val="18"/>
+                <w:szCs w:val="18"/>
+                <w:rFonts w:ascii="Calibri" w:cs="Calibri" w:eastAsia="Calibri" w:hAnsi="Calibri"/>
+              </w:rPr>
+              <w:t xml:space="preserve">your own team</w:t>
+            </w:r>
+            <w:r>
+              <w:rPr>
+                <w:sz w:val="18"/>
+                <w:szCs w:val="18"/>
+                <w:rFonts w:ascii="Calibri" w:cs="Calibri" w:eastAsia="Calibri" w:hAnsi="Calibri"/>
+              </w:rPr>
+              <w:t xml:space="preserve"> must have the </w:t>
+            </w:r>
+            <w:r>
+              <w:rPr>
+                <w:b/>
+                <w:bCs/>
+                <w:sz w:val="18"/>
+                <w:szCs w:val="18"/>
+                <w:rFonts w:ascii="Calibri" w:cs="Calibri" w:eastAsia="Calibri" w:hAnsi="Calibri"/>
+              </w:rPr>
+              <w:t xml:space="preserve">technical capacity to support, configure and customize</w:t>
+            </w:r>
+            <w:r>
+              <w:rPr>
+                <w:sz w:val="18"/>
+                <w:szCs w:val="18"/>
+                <w:rFonts w:ascii="Calibri" w:cs="Calibri" w:eastAsia="Calibri" w:hAnsi="Calibri"/>
+              </w:rPr>
+              <w:t xml:space="preserve"> them, or pay someone (possibly the tool’s developer) for it.</w:t>
+            </w:r>
+          </w:p>
+        </w:tc>
+      </w:tr>
+      <w:tr>
+        <w:trPr>
+          <w:cantSplit/>
+        </w:trPr>
+        <w:tc>
+          <w:tcPr>
+            <w:tcW w:type="dxa" w:w="1750"/>
+            <w:shd w:fill="F4F7FC" w:color="auto" w:val="clear"/>
+            <w:tcMar>
+              <w:top w:type="dxa" w:w="70"/>
+              <w:left w:type="dxa" w:w="110"/>
+              <w:bottom w:type="dxa" w:w="70"/>
+              <w:right w:type="dxa" w:w="90"/>
+            </w:tcMar>
+          </w:tcPr>
+          <w:p>
+            <w:pPr>
+              <w:spacing w:after="0"/>
+            </w:pPr>
+            <w:r>
+              <w:rPr>
+                <w:b/>
+                <w:bCs/>
+                <w:color w:val="1F3864"/>
+                <w:sz w:val="17"/>
+                <w:szCs w:val="17"/>
+                <w:rFonts w:ascii="Calibri" w:cs="Calibri" w:eastAsia="Calibri" w:hAnsi="Calibri"/>
+              </w:rPr>
+              <w:t xml:space="preserve">How it works</w:t>
+            </w:r>
+          </w:p>
+        </w:tc>
+        <w:tc>
+          <w:tcPr>
+            <w:tcW w:type="dxa" w:w="7888"/>
+            <w:tcMar>
+              <w:top w:type="dxa" w:w="70"/>
+              <w:left w:type="dxa" w:w="120"/>
+              <w:bottom w:type="dxa" w:w="70"/>
+              <w:right w:type="dxa" w:w="120"/>
+            </w:tcMar>
+          </w:tcPr>
+          <w:p>
+            <w:pPr>
+              <w:spacing w:after="50" w:line="258"/>
+            </w:pPr>
+            <w:r>
+              <w:rPr>
+                <w:b/>
+                <w:bCs/>
+                <w:sz w:val="18"/>
+                <w:szCs w:val="18"/>
+                <w:rFonts w:ascii="Calibri" w:cs="Calibri" w:eastAsia="Calibri" w:hAnsi="Calibri"/>
+              </w:rPr>
+              <w:t xml:space="preserve">Regulation may forbid them:</w:t>
+            </w:r>
+            <w:r>
+              <w:rPr>
+                <w:sz w:val="18"/>
+                <w:szCs w:val="18"/>
+                <w:rFonts w:ascii="Calibri" w:cs="Calibri" w:eastAsia="Calibri" w:hAnsi="Calibri"/>
+              </w:rPr>
+              <w:t xml:space="preserve"> some organizations must use </w:t>
+            </w:r>
+            <w:r>
+              <w:rPr>
+                <w:b/>
+                <w:bCs/>
+                <w:sz w:val="18"/>
+                <w:szCs w:val="18"/>
+                <w:rFonts w:ascii="Calibri" w:cs="Calibri" w:eastAsia="Calibri" w:hAnsi="Calibri"/>
+              </w:rPr>
+              <w:t xml:space="preserve">commercial or certified</w:t>
+            </w:r>
+            <w:r>
+              <w:rPr>
+                <w:sz w:val="18"/>
+                <w:szCs w:val="18"/>
+                <w:rFonts w:ascii="Calibri" w:cs="Calibri" w:eastAsia="Calibri" w:hAnsi="Calibri"/>
+              </w:rPr>
+              <w:t xml:space="preserve"> tools only.</w:t>
+            </w:r>
+          </w:p>
+          <w:p>
+            <w:pPr>
+              <w:spacing w:after="50" w:line="258"/>
+            </w:pPr>
+            <w:r>
+              <w:rPr>
+                <w:b/>
+                <w:bCs/>
+                <w:sz w:val="18"/>
+                <w:szCs w:val="18"/>
+                <w:rFonts w:ascii="Calibri" w:cs="Calibri" w:eastAsia="Calibri" w:hAnsi="Calibri"/>
+              </w:rPr>
+              <w:t xml:space="preserve">Manuals</w:t>
+            </w:r>
+            <w:r>
+              <w:rPr>
+                <w:sz w:val="18"/>
+                <w:szCs w:val="18"/>
+                <w:rFonts w:ascii="Calibri" w:cs="Calibri" w:eastAsia="Calibri" w:hAnsi="Calibri"/>
+              </w:rPr>
+              <w:t xml:space="preserve">, if they exist, are written for a </w:t>
+            </w:r>
+            <w:r>
+              <w:rPr>
+                <w:b/>
+                <w:bCs/>
+                <w:sz w:val="18"/>
+                <w:szCs w:val="18"/>
+                <w:rFonts w:ascii="Calibri" w:cs="Calibri" w:eastAsia="Calibri" w:hAnsi="Calibri"/>
+              </w:rPr>
+              <w:t xml:space="preserve">technical audience</w:t>
+            </w:r>
+            <w:r>
+              <w:rPr>
+                <w:sz w:val="18"/>
+                <w:szCs w:val="18"/>
+                <w:rFonts w:ascii="Calibri" w:cs="Calibri" w:eastAsia="Calibri" w:hAnsi="Calibri"/>
+              </w:rPr>
+              <w:t xml:space="preserve"> and </w:t>
+            </w:r>
+            <w:r>
+              <w:rPr>
+                <w:b/>
+                <w:bCs/>
+                <w:sz w:val="18"/>
+                <w:szCs w:val="18"/>
+                <w:rFonts w:ascii="Calibri" w:cs="Calibri" w:eastAsia="Calibri" w:hAnsi="Calibri"/>
+              </w:rPr>
+              <w:t xml:space="preserve">seldom cover everything</w:t>
+            </w:r>
+            <w:r>
+              <w:rPr>
+                <w:sz w:val="18"/>
+                <w:szCs w:val="18"/>
+                <w:rFonts w:ascii="Calibri" w:cs="Calibri" w:eastAsia="Calibri" w:hAnsi="Calibri"/>
+              </w:rPr>
+              <w:t xml:space="preserve">. </w:t>
+            </w:r>
+            <w:r>
+              <w:rPr>
+                <w:b/>
+                <w:bCs/>
+                <w:sz w:val="18"/>
+                <w:szCs w:val="18"/>
+                <w:rFonts w:ascii="Calibri" w:cs="Calibri" w:eastAsia="Calibri" w:hAnsi="Calibri"/>
+              </w:rPr>
+              <w:t xml:space="preserve">YouTube</w:t>
+            </w:r>
+            <w:r>
+              <w:rPr>
+                <w:sz w:val="18"/>
+                <w:szCs w:val="18"/>
+                <w:rFonts w:ascii="Calibri" w:cs="Calibri" w:eastAsia="Calibri" w:hAnsi="Calibri"/>
+              </w:rPr>
+              <w:t xml:space="preserve"> is an extra source.</w:t>
+            </w:r>
+          </w:p>
+          <w:p>
+            <w:pPr>
+              <w:spacing w:after="50" w:line="258"/>
+            </w:pPr>
+            <w:r>
+              <w:rPr>
+                <w:b/>
+                <w:bCs/>
+                <w:sz w:val="18"/>
+                <w:szCs w:val="18"/>
+                <w:rFonts w:ascii="Calibri" w:cs="Calibri" w:eastAsia="Calibri" w:hAnsi="Calibri"/>
+              </w:rPr>
+              <w:t xml:space="preserve">Return-on-investment aspects:</w:t>
+            </w:r>
+            <w:r>
+              <w:rPr>
+                <w:sz w:val="18"/>
+                <w:szCs w:val="18"/>
+                <w:rFonts w:ascii="Calibri" w:cs="Calibri" w:eastAsia="Calibri" w:hAnsi="Calibri"/>
+              </w:rPr>
+              <w:t xml:space="preserve"> the </w:t>
+            </w:r>
+            <w:r>
+              <w:rPr>
+                <w:b/>
+                <w:bCs/>
+                <w:sz w:val="18"/>
+                <w:szCs w:val="18"/>
+                <w:rFonts w:ascii="Calibri" w:cs="Calibri" w:eastAsia="Calibri" w:hAnsi="Calibri"/>
+              </w:rPr>
+              <w:t xml:space="preserve">limited scope</w:t>
+            </w:r>
+            <w:r>
+              <w:rPr>
+                <w:sz w:val="18"/>
+                <w:szCs w:val="18"/>
+                <w:rFonts w:ascii="Calibri" w:cs="Calibri" w:eastAsia="Calibri" w:hAnsi="Calibri"/>
+              </w:rPr>
+              <w:t xml:space="preserve"> of the tool · </w:t>
+            </w:r>
+            <w:r>
+              <w:rPr>
+                <w:b/>
+                <w:bCs/>
+                <w:sz w:val="18"/>
+                <w:szCs w:val="18"/>
+                <w:rFonts w:ascii="Calibri" w:cs="Calibri" w:eastAsia="Calibri" w:hAnsi="Calibri"/>
+              </w:rPr>
+              <w:t xml:space="preserve">time to learn</w:t>
+            </w:r>
+            <w:r>
+              <w:rPr>
+                <w:sz w:val="18"/>
+                <w:szCs w:val="18"/>
+                <w:rFonts w:ascii="Calibri" w:cs="Calibri" w:eastAsia="Calibri" w:hAnsi="Calibri"/>
+              </w:rPr>
+              <w:t xml:space="preserve"> to administer and use it · </w:t>
+            </w:r>
+            <w:r>
+              <w:rPr>
+                <w:b/>
+                <w:bCs/>
+                <w:sz w:val="18"/>
+                <w:szCs w:val="18"/>
+                <w:rFonts w:ascii="Calibri" w:cs="Calibri" w:eastAsia="Calibri" w:hAnsi="Calibri"/>
+              </w:rPr>
+              <w:t xml:space="preserve">time spent in forums and user groups</w:t>
+            </w:r>
+            <w:r>
+              <w:rPr>
+                <w:sz w:val="18"/>
+                <w:szCs w:val="18"/>
+                <w:rFonts w:ascii="Calibri" w:cs="Calibri" w:eastAsia="Calibri" w:hAnsi="Calibri"/>
+              </w:rPr>
+              <w:t xml:space="preserve"> · </w:t>
+            </w:r>
+            <w:r>
+              <w:rPr>
+                <w:b/>
+                <w:bCs/>
+                <w:sz w:val="18"/>
+                <w:szCs w:val="18"/>
+                <w:rFonts w:ascii="Calibri" w:cs="Calibri" w:eastAsia="Calibri" w:hAnsi="Calibri"/>
+              </w:rPr>
+              <w:t xml:space="preserve">time to update and upgrade</w:t>
+            </w:r>
+            <w:r>
+              <w:rPr>
+                <w:sz w:val="18"/>
+                <w:szCs w:val="18"/>
+                <w:rFonts w:ascii="Calibri" w:cs="Calibri" w:eastAsia="Calibri" w:hAnsi="Calibri"/>
+              </w:rPr>
+              <w:t xml:space="preserve"> (and your internal upgrade policy) · the tool’s </w:t>
+            </w:r>
+            <w:r>
+              <w:rPr>
+                <w:b/>
+                <w:bCs/>
+                <w:sz w:val="18"/>
+                <w:szCs w:val="18"/>
+                <w:rFonts w:ascii="Calibri" w:cs="Calibri" w:eastAsia="Calibri" w:hAnsi="Calibri"/>
+              </w:rPr>
+              <w:t xml:space="preserve">future direction</w:t>
+            </w:r>
+            <w:r>
+              <w:rPr>
+                <w:sz w:val="18"/>
+                <w:szCs w:val="18"/>
+                <w:rFonts w:ascii="Calibri" w:cs="Calibri" w:eastAsia="Calibri" w:hAnsi="Calibri"/>
+              </w:rPr>
+              <w:t xml:space="preserve"> (some </w:t>
+            </w:r>
+            <w:r>
+              <w:rPr>
+                <w:b/>
+                <w:bCs/>
+                <w:sz w:val="18"/>
+                <w:szCs w:val="18"/>
+                <w:rFonts w:ascii="Calibri" w:cs="Calibri" w:eastAsia="Calibri" w:hAnsi="Calibri"/>
+              </w:rPr>
+              <w:t xml:space="preserve">disappear or go commercial</w:t>
+            </w:r>
+            <w:r>
+              <w:rPr>
+                <w:sz w:val="18"/>
+                <w:szCs w:val="18"/>
+                <w:rFonts w:ascii="Calibri" w:cs="Calibri" w:eastAsia="Calibri" w:hAnsi="Calibri"/>
+              </w:rPr>
+              <w:t xml:space="preserve">) · how </w:t>
+            </w:r>
+            <w:r>
+              <w:rPr>
+                <w:b/>
+                <w:bCs/>
+                <w:sz w:val="18"/>
+                <w:szCs w:val="18"/>
+                <w:rFonts w:ascii="Calibri" w:cs="Calibri" w:eastAsia="Calibri" w:hAnsi="Calibri"/>
+              </w:rPr>
+              <w:t xml:space="preserve">responsive</w:t>
+            </w:r>
+            <w:r>
+              <w:rPr>
+                <w:sz w:val="18"/>
+                <w:szCs w:val="18"/>
+                <w:rFonts w:ascii="Calibri" w:cs="Calibri" w:eastAsia="Calibri" w:hAnsi="Calibri"/>
+              </w:rPr>
+              <w:t xml:space="preserve"> the </w:t>
+            </w:r>
+            <w:r>
+              <w:rPr>
+                <w:b/>
+                <w:bCs/>
+                <w:sz w:val="18"/>
+                <w:szCs w:val="18"/>
+                <w:rFonts w:ascii="Calibri" w:cs="Calibri" w:eastAsia="Calibri" w:hAnsi="Calibri"/>
+              </w:rPr>
+              <w:t xml:space="preserve">support community</w:t>
+            </w:r>
+            <w:r>
+              <w:rPr>
+                <w:sz w:val="18"/>
+                <w:szCs w:val="18"/>
+                <w:rFonts w:ascii="Calibri" w:cs="Calibri" w:eastAsia="Calibri" w:hAnsi="Calibri"/>
+              </w:rPr>
+              <w:t xml:space="preserve"> is.</w:t>
+            </w:r>
+          </w:p>
+          <w:p>
+            <w:pPr>
+              <w:spacing w:after="0" w:line="258"/>
+            </w:pPr>
+            <w:r>
+              <w:rPr>
+                <w:b/>
+                <w:bCs/>
+                <w:sz w:val="18"/>
+                <w:szCs w:val="18"/>
+                <w:rFonts w:ascii="Calibri" w:cs="Calibri" w:eastAsia="Calibri" w:hAnsi="Calibri"/>
+              </w:rPr>
+              <w:t xml:space="preserve">How many licences:</w:t>
+            </w:r>
+            <w:r>
+              <w:rPr>
+                <w:sz w:val="18"/>
+                <w:szCs w:val="18"/>
+                <w:rFonts w:ascii="Calibri" w:cs="Calibri" w:eastAsia="Calibri" w:hAnsi="Calibri"/>
+              </w:rPr>
+              <w:t xml:space="preserve"> most businesses need </w:t>
+            </w:r>
+            <w:r>
+              <w:rPr>
+                <w:b/>
+                <w:bCs/>
+                <w:sz w:val="18"/>
+                <w:szCs w:val="18"/>
+                <w:rFonts w:ascii="Calibri" w:cs="Calibri" w:eastAsia="Calibri" w:hAnsi="Calibri"/>
+              </w:rPr>
+              <w:t xml:space="preserve">one or a few</w:t>
+            </w:r>
+            <w:r>
+              <w:rPr>
+                <w:sz w:val="18"/>
+                <w:szCs w:val="18"/>
+                <w:rFonts w:ascii="Calibri" w:cs="Calibri" w:eastAsia="Calibri" w:hAnsi="Calibri"/>
+              </w:rPr>
+              <w:t xml:space="preserve">. The number depends on the </w:t>
+            </w:r>
+            <w:r>
+              <w:rPr>
+                <w:b/>
+                <w:bCs/>
+                <w:sz w:val="18"/>
+                <w:szCs w:val="18"/>
+                <w:rFonts w:ascii="Calibri" w:cs="Calibri" w:eastAsia="Calibri" w:hAnsi="Calibri"/>
+              </w:rPr>
+              <w:t xml:space="preserve">functional areas</w:t>
+            </w:r>
+            <w:r>
+              <w:rPr>
+                <w:sz w:val="18"/>
+                <w:szCs w:val="18"/>
+                <w:rFonts w:ascii="Calibri" w:cs="Calibri" w:eastAsia="Calibri" w:hAnsi="Calibri"/>
+              </w:rPr>
+              <w:t xml:space="preserve"> covered (web apps, web services, code analysis…), </w:t>
+            </w:r>
+            <w:r>
+              <w:rPr>
+                <w:b/>
+                <w:bCs/>
+                <w:sz w:val="18"/>
+                <w:szCs w:val="18"/>
+                <w:rFonts w:ascii="Calibri" w:cs="Calibri" w:eastAsia="Calibri" w:hAnsi="Calibri"/>
+              </w:rPr>
+              <w:t xml:space="preserve">how often and how long</w:t>
+            </w:r>
+            <w:r>
+              <w:rPr>
+                <w:sz w:val="18"/>
+                <w:szCs w:val="18"/>
+                <w:rFonts w:ascii="Calibri" w:cs="Calibri" w:eastAsia="Calibri" w:hAnsi="Calibri"/>
+              </w:rPr>
+              <w:t xml:space="preserve"> the tools are used, and the </w:t>
+            </w:r>
+            <w:r>
+              <w:rPr>
+                <w:b/>
+                <w:bCs/>
+                <w:sz w:val="18"/>
+                <w:szCs w:val="18"/>
+                <w:rFonts w:ascii="Calibri" w:cs="Calibri" w:eastAsia="Calibri" w:hAnsi="Calibri"/>
+              </w:rPr>
+              <w:t xml:space="preserve">number of security testers</w:t>
+            </w:r>
+            <w:r>
+              <w:rPr>
+                <w:sz w:val="18"/>
+                <w:szCs w:val="18"/>
+                <w:rFonts w:ascii="Calibri" w:cs="Calibri" w:eastAsia="Calibri" w:hAnsi="Calibri"/>
+              </w:rPr>
+              <w:t xml:space="preserve">.</w:t>
+            </w:r>
+          </w:p>
+        </w:tc>
+      </w:tr>
+      <w:tr>
+        <w:trPr>
+          <w:cantSplit/>
+        </w:trPr>
+        <w:tc>
+          <w:tcPr>
+            <w:tcW w:type="dxa" w:w="1750"/>
+            <w:shd w:fill="F4F7FC" w:color="auto" w:val="clear"/>
+            <w:tcMar>
+              <w:top w:type="dxa" w:w="70"/>
+              <w:left w:type="dxa" w:w="110"/>
+              <w:bottom w:type="dxa" w:w="70"/>
+              <w:right w:type="dxa" w:w="90"/>
+            </w:tcMar>
+          </w:tcPr>
+          <w:p>
+            <w:pPr>
+              <w:spacing w:after="0"/>
+            </w:pPr>
+            <w:r>
+              <w:rPr>
+                <w:b/>
+                <w:bCs/>
+                <w:color w:val="1F3864"/>
+                <w:sz w:val="17"/>
+                <w:szCs w:val="17"/>
+                <w:rFonts w:ascii="Calibri" w:cs="Calibri" w:eastAsia="Calibri" w:hAnsi="Calibri"/>
+              </w:rPr>
+              <w:t xml:space="preserve">Example</w:t>
+            </w:r>
+          </w:p>
+        </w:tc>
+        <w:tc>
+          <w:tcPr>
+            <w:tcW w:type="dxa" w:w="7888"/>
+            <w:tcMar>
+              <w:top w:type="dxa" w:w="70"/>
+              <w:left w:type="dxa" w:w="120"/>
+              <w:bottom w:type="dxa" w:w="70"/>
+              <w:right w:type="dxa" w:w="120"/>
+            </w:tcMar>
+          </w:tcPr>
+          <w:p>
+            <w:pPr>
+              <w:spacing w:after="0" w:line="258"/>
+            </w:pPr>
+            <w:r>
+              <w:rPr>
+                <w:sz w:val="18"/>
+                <w:szCs w:val="18"/>
+                <w:rFonts w:ascii="Calibri" w:cs="Calibri" w:eastAsia="Calibri" w:hAnsi="Calibri"/>
+              </w:rPr>
+              <w:t xml:space="preserve">A team adopts a GPL-licensed scanner. It costs nothing to download, but the team spends three weeks learning to configure it for their single-sign-on setup, writes custom plug-ins, and must track community releases themselves. Those weeks are the real cost.</w:t>
+            </w:r>
+          </w:p>
+        </w:tc>
+      </w:tr>
+      <w:tr>
+        <w:trPr>
+          <w:cantSplit/>
+        </w:trPr>
+        <w:tc>
+          <w:tcPr>
+            <w:tcW w:type="dxa" w:w="1750"/>
+            <w:shd w:fill="E8F3EC" w:color="auto" w:val="clear"/>
+            <w:tcMar>
+              <w:top w:type="dxa" w:w="70"/>
+              <w:left w:type="dxa" w:w="110"/>
+              <w:bottom w:type="dxa" w:w="70"/>
+              <w:right w:type="dxa" w:w="90"/>
+            </w:tcMar>
+          </w:tcPr>
+          <w:p>
+            <w:pPr>
+              <w:spacing w:after="0"/>
+            </w:pPr>
+            <w:r>
+              <w:rPr>
+                <w:b/>
+                <w:bCs/>
+                <w:color w:val="1E6B3A"/>
+                <w:sz w:val="17"/>
+                <w:szCs w:val="17"/>
+                <w:rFonts w:ascii="Calibri" w:cs="Calibri" w:eastAsia="Calibri" w:hAnsi="Calibri"/>
+              </w:rPr>
+              <w:t xml:space="preserve">Exam angle</w:t>
+            </w:r>
+          </w:p>
+        </w:tc>
+        <w:tc>
+          <w:tcPr>
+            <w:tcW w:type="dxa" w:w="7888"/>
+            <w:shd w:fill="E8F3EC" w:color="auto" w:val="clear"/>
+            <w:tcMar>
+              <w:top w:type="dxa" w:w="70"/>
+              <w:left w:type="dxa" w:w="120"/>
+              <w:bottom w:type="dxa" w:w="70"/>
+              <w:right w:type="dxa" w:w="120"/>
+            </w:tcMar>
+          </w:tcPr>
+          <w:p>
+            <w:pPr>
+              <w:spacing w:after="0" w:line="258"/>
+            </w:pPr>
+            <w:r>
+              <w:rPr>
+                <w:sz w:val="18"/>
+                <w:szCs w:val="18"/>
+                <w:rFonts w:ascii="Calibri" w:cs="Calibri" w:eastAsia="Calibri" w:hAnsi="Calibri"/>
+              </w:rPr>
+              <w:t xml:space="preserve">Official Q43: for a </w:t>
+            </w:r>
+            <w:r>
+              <w:rPr>
+                <w:b/>
+                <w:bCs/>
+                <w:sz w:val="18"/>
+                <w:szCs w:val="18"/>
+                <w:rFonts w:ascii="Calibri" w:cs="Calibri" w:eastAsia="Calibri" w:hAnsi="Calibri"/>
+              </w:rPr>
+              <w:t xml:space="preserve">GNU GPL</w:t>
+            </w:r>
+            <w:r>
+              <w:rPr>
+                <w:sz w:val="18"/>
+                <w:szCs w:val="18"/>
+                <w:rFonts w:ascii="Calibri" w:cs="Calibri" w:eastAsia="Calibri" w:hAnsi="Calibri"/>
+              </w:rPr>
+              <w:t xml:space="preserve"> tool, the important maintenance consideration → </w:t>
+            </w:r>
+            <w:r>
+              <w:rPr>
+                <w:b/>
+                <w:bCs/>
+                <w:sz w:val="18"/>
+                <w:szCs w:val="18"/>
+                <w:rFonts w:ascii="Calibri" w:cs="Calibri" w:eastAsia="Calibri" w:hAnsi="Calibri"/>
+              </w:rPr>
+              <w:t xml:space="preserve">the technical capabilities of your team to support and customize the tool for your environment.</w:t>
+            </w:r>
+            <w:r>
+              <w:rPr>
+                <w:sz w:val="18"/>
+                <w:szCs w:val="18"/>
+                <w:rFonts w:ascii="Calibri" w:cs="Calibri" w:eastAsia="Calibri" w:hAnsi="Calibri"/>
+              </w:rPr>
+              <w:t xml:space="preserve"> Any option about a </w:t>
+            </w:r>
+            <w:r>
+              <w:rPr>
+                <w:b/>
+                <w:bCs/>
+                <w:sz w:val="18"/>
+                <w:szCs w:val="18"/>
+                <w:rFonts w:ascii="Calibri" w:cs="Calibri" w:eastAsia="Calibri" w:hAnsi="Calibri"/>
+              </w:rPr>
+              <w:t xml:space="preserve">vendor’s</w:t>
+            </w:r>
+            <w:r>
+              <w:rPr>
+                <w:sz w:val="18"/>
+                <w:szCs w:val="18"/>
+                <w:rFonts w:ascii="Calibri" w:cs="Calibri" w:eastAsia="Calibri" w:hAnsi="Calibri"/>
+              </w:rPr>
+              <w:t xml:space="preserve"> reliability or updates, or about </w:t>
+            </w:r>
+            <w:r>
+              <w:rPr>
+                <w:b/>
+                <w:bCs/>
+                <w:sz w:val="18"/>
+                <w:szCs w:val="18"/>
+                <w:rFonts w:ascii="Calibri" w:cs="Calibri" w:eastAsia="Calibri" w:hAnsi="Calibri"/>
+              </w:rPr>
+              <w:t xml:space="preserve">licence and support-contract costs</w:t>
+            </w:r>
+            <w:r>
+              <w:rPr>
+                <w:sz w:val="18"/>
+                <w:szCs w:val="18"/>
+                <w:rFonts w:ascii="Calibri" w:cs="Calibri" w:eastAsia="Calibri" w:hAnsi="Calibri"/>
+              </w:rPr>
+              <w:t xml:space="preserve">, is wrong: the licence is free and there is no vendor.</w:t>
+            </w:r>
+          </w:p>
+        </w:tc>
+      </w:tr>
+      <w:tr>
+        <w:trPr>
+          <w:cantSplit/>
+        </w:trPr>
+        <w:tc>
+          <w:tcPr>
+            <w:tcW w:type="dxa" w:w="1750"/>
+            <w:shd w:fill="FDF3E0" w:color="auto" w:val="clear"/>
+            <w:tcMar>
+              <w:top w:type="dxa" w:w="70"/>
+              <w:left w:type="dxa" w:w="110"/>
+              <w:bottom w:type="dxa" w:w="70"/>
+              <w:right w:type="dxa" w:w="90"/>
+            </w:tcMar>
+          </w:tcPr>
+          <w:p>
+            <w:pPr>
+              <w:spacing w:after="0"/>
+            </w:pPr>
+            <w:r>
+              <w:rPr>
+                <w:b/>
+                <w:bCs/>
+                <w:color w:val="8A5A00"/>
+                <w:sz w:val="17"/>
+                <w:szCs w:val="17"/>
+                <w:rFonts w:ascii="Calibri" w:cs="Calibri" w:eastAsia="Calibri" w:hAnsi="Calibri"/>
+              </w:rPr>
+              <w:t xml:space="preserve">Don’t confuse</w:t>
+            </w:r>
+          </w:p>
+        </w:tc>
+        <w:tc>
+          <w:tcPr>
+            <w:tcW w:type="dxa" w:w="7888"/>
+            <w:shd w:fill="FDF3E0" w:color="auto" w:val="clear"/>
+            <w:tcMar>
+              <w:top w:type="dxa" w:w="70"/>
+              <w:left w:type="dxa" w:w="120"/>
+              <w:bottom w:type="dxa" w:w="70"/>
+              <w:right w:type="dxa" w:w="120"/>
+            </w:tcMar>
+          </w:tcPr>
+          <w:p>
+            <w:pPr>
+              <w:spacing w:after="0" w:line="258"/>
+            </w:pPr>
+            <w:r>
+              <w:rPr>
+                <w:b/>
+                <w:bCs/>
+                <w:sz w:val="18"/>
+                <w:szCs w:val="18"/>
+                <w:rFonts w:ascii="Calibri" w:cs="Calibri" w:eastAsia="Calibri" w:hAnsi="Calibri"/>
+              </w:rPr>
+              <w:t xml:space="preserve">Free licence ≠ zero cost.</w:t>
+            </w:r>
+            <w:r>
+              <w:rPr>
+                <w:sz w:val="18"/>
+                <w:szCs w:val="18"/>
+                <w:rFonts w:ascii="Calibri" w:cs="Calibri" w:eastAsia="Calibri" w:hAnsi="Calibri"/>
+              </w:rPr>
+              <w:t xml:space="preserve"> Customization and support still cost time and money.</w:t>
+            </w:r>
+          </w:p>
+        </w:tc>
+      </w:tr>
+    </w:tbl>
+    <w:p>
+      <w:pPr>
+        <w:spacing w:after="120"/>
+      </w:pPr>
+    </w:p>
+    <w:tbl>
+      <w:tblPr>
+        <w:tblW w:type="dxa" w:w="9638"/>
+        <w:tblBorders>
+          <w:top w:val="single" w:color="1F3864" w:sz="6"/>
+          <w:left w:val="single" w:color="1F3864" w:sz="6"/>
+          <w:bottom w:val="single" w:color="1F3864" w:sz="6"/>
+          <w:right w:val="single" w:color="1F3864" w:sz="6"/>
+          <w:insideH w:val="single" w:color="1F3864" w:sz="3"/>
+          <w:insideV w:val="none" w:color="1F3864" w:sz="0"/>
+        </w:tblBorders>
+      </w:tblPr>
+      <w:tblGrid>
+        <w:gridCol w:w="1750"/>
+        <w:gridCol w:w="7888"/>
+      </w:tblGrid>
+      <w:tr>
+        <w:trPr>
+          <w:cantSplit/>
+          <w:tblHeader/>
+        </w:trPr>
+        <w:tc>
+          <w:tcPr>
+            <w:tcW w:type="dxa" w:w="9638"/>
+            <w:gridSpan w:val="2"/>
+            <w:shd w:fill="1F3864" w:color="auto" w:val="clear"/>
+            <w:tcMar>
+              <w:top w:type="dxa" w:w="80"/>
+              <w:left w:type="dxa" w:w="140"/>
+              <w:bottom w:type="dxa" w:w="80"/>
+              <w:right w:type="dxa" w:w="140"/>
+            </w:tcMar>
+          </w:tcPr>
+          <w:p>
+            <w:pPr>
+              <w:keepNext/>
+              <w:spacing w:after="0"/>
+            </w:pPr>
+            <w:r>
+              <w:rPr>
+                <w:b/>
+                <w:bCs/>
+                <w:color w:val="FFFFFF"/>
+                <w:sz w:val="20"/>
+                <w:szCs w:val="20"/>
+                <w:rFonts w:ascii="Calibri" w:cs="Calibri" w:eastAsia="Calibri" w:hAnsi="Calibri"/>
+              </w:rPr>
+              <w:t xml:space="preserve">Evaluating a commercial vendor: can it keep up with threats? (AS-8.2.3, K2 pool)</w:t>
+            </w:r>
+          </w:p>
+        </w:tc>
+      </w:tr>
+      <w:tr>
+        <w:trPr>
+          <w:cantSplit/>
+        </w:trPr>
+        <w:tc>
+          <w:tcPr>
+            <w:tcW w:type="dxa" w:w="1750"/>
+            <w:shd w:fill="EAF0F8" w:color="auto" w:val="clear"/>
+            <w:tcMar>
+              <w:top w:type="dxa" w:w="70"/>
+              <w:left w:type="dxa" w:w="110"/>
+              <w:bottom w:type="dxa" w:w="70"/>
+              <w:right w:type="dxa" w:w="90"/>
+            </w:tcMar>
+          </w:tcPr>
+          <w:p>
+            <w:pPr>
+              <w:spacing w:after="0"/>
+            </w:pPr>
+            <w:r>
+              <w:rPr>
+                <w:b/>
+                <w:bCs/>
+                <w:color w:val="1F3864"/>
+                <w:sz w:val="17"/>
+                <w:szCs w:val="17"/>
+                <w:rFonts w:ascii="Calibri" w:cs="Calibri" w:eastAsia="Calibri" w:hAnsi="Calibri"/>
+              </w:rPr>
+              <w:t xml:space="preserve">In plain words</w:t>
+            </w:r>
+          </w:p>
+        </w:tc>
+        <w:tc>
+          <w:tcPr>
+            <w:tcW w:type="dxa" w:w="7888"/>
+            <w:shd w:fill="EAF0F8" w:color="auto" w:val="clear"/>
+            <w:tcMar>
+              <w:top w:type="dxa" w:w="70"/>
+              <w:left w:type="dxa" w:w="120"/>
+              <w:bottom w:type="dxa" w:w="70"/>
+              <w:right w:type="dxa" w:w="120"/>
+            </w:tcMar>
+          </w:tcPr>
+          <w:p>
+            <w:pPr>
+              <w:spacing w:after="0" w:line="258"/>
+            </w:pPr>
+            <w:r>
+              <w:rPr>
+                <w:sz w:val="18"/>
+                <w:szCs w:val="18"/>
+                <w:rFonts w:ascii="Calibri" w:cs="Calibri" w:eastAsia="Calibri" w:hAnsi="Calibri"/>
+              </w:rPr>
+              <w:t xml:space="preserve">When you </w:t>
+            </w:r>
+            <w:r>
+              <w:rPr>
+                <w:b/>
+                <w:bCs/>
+                <w:sz w:val="18"/>
+                <w:szCs w:val="18"/>
+                <w:rFonts w:ascii="Calibri" w:cs="Calibri" w:eastAsia="Calibri" w:hAnsi="Calibri"/>
+              </w:rPr>
+              <w:t xml:space="preserve">buy</w:t>
+            </w:r>
+            <w:r>
+              <w:rPr>
+                <w:sz w:val="18"/>
+                <w:szCs w:val="18"/>
+                <w:rFonts w:ascii="Calibri" w:cs="Calibri" w:eastAsia="Calibri" w:hAnsi="Calibri"/>
+              </w:rPr>
+              <w:t xml:space="preserve"> a tool, the vendor’s services must let your security testing </w:t>
+            </w:r>
+            <w:r>
+              <w:rPr>
+                <w:b/>
+                <w:bCs/>
+                <w:sz w:val="18"/>
+                <w:szCs w:val="18"/>
+                <w:rFonts w:ascii="Calibri" w:cs="Calibri" w:eastAsia="Calibri" w:hAnsi="Calibri"/>
+              </w:rPr>
+              <w:t xml:space="preserve">start and grow</w:t>
+            </w:r>
+            <w:r>
+              <w:rPr>
+                <w:sz w:val="18"/>
+                <w:szCs w:val="18"/>
+                <w:rFonts w:ascii="Calibri" w:cs="Calibri" w:eastAsia="Calibri" w:hAnsi="Calibri"/>
+              </w:rPr>
+              <w:t xml:space="preserve"> to the level of internal support you need. Above all, the vendor must </w:t>
+            </w:r>
+            <w:r>
+              <w:rPr>
+                <w:b/>
+                <w:bCs/>
+                <w:sz w:val="18"/>
+                <w:szCs w:val="18"/>
+                <w:rFonts w:ascii="Calibri" w:cs="Calibri" w:eastAsia="Calibri" w:hAnsi="Calibri"/>
+              </w:rPr>
+              <w:t xml:space="preserve">update the tool often enough to stay current with new threats</w:t>
+            </w:r>
+            <w:r>
+              <w:rPr>
+                <w:sz w:val="18"/>
+                <w:szCs w:val="18"/>
+                <w:rFonts w:ascii="Calibri" w:cs="Calibri" w:eastAsia="Calibri" w:hAnsi="Calibri"/>
+              </w:rPr>
+              <w:t xml:space="preserve">. A security tool that does not know this month’s attacks is out of date.</w:t>
+            </w:r>
+          </w:p>
+        </w:tc>
+      </w:tr>
+      <w:tr>
+        <w:trPr>
+          <w:cantSplit/>
+        </w:trPr>
+        <w:tc>
+          <w:tcPr>
+            <w:tcW w:type="dxa" w:w="1750"/>
+            <w:shd w:fill="F4F7FC" w:color="auto" w:val="clear"/>
+            <w:tcMar>
+              <w:top w:type="dxa" w:w="70"/>
+              <w:left w:type="dxa" w:w="110"/>
+              <w:bottom w:type="dxa" w:w="70"/>
+              <w:right w:type="dxa" w:w="90"/>
+            </w:tcMar>
+          </w:tcPr>
+          <w:p>
+            <w:pPr>
+              <w:spacing w:after="0"/>
+            </w:pPr>
+            <w:r>
+              <w:rPr>
+                <w:b/>
+                <w:bCs/>
+                <w:color w:val="1F3864"/>
+                <w:sz w:val="17"/>
+                <w:szCs w:val="17"/>
+                <w:rFonts w:ascii="Calibri" w:cs="Calibri" w:eastAsia="Calibri" w:hAnsi="Calibri"/>
+              </w:rPr>
+              <w:t xml:space="preserve">How it works</w:t>
+            </w:r>
+          </w:p>
+        </w:tc>
+        <w:tc>
+          <w:tcPr>
+            <w:tcW w:type="dxa" w:w="7888"/>
+            <w:tcMar>
+              <w:top w:type="dxa" w:w="70"/>
+              <w:left w:type="dxa" w:w="120"/>
+              <w:bottom w:type="dxa" w:w="70"/>
+              <w:right w:type="dxa" w:w="120"/>
+            </w:tcMar>
+          </w:tcPr>
+          <w:p>
+            <w:pPr>
+              <w:spacing w:after="0" w:line="258"/>
+            </w:pPr>
+            <w:r>
+              <w:rPr>
+                <w:b/>
+                <w:bCs/>
+                <w:sz w:val="18"/>
+                <w:szCs w:val="18"/>
+                <w:rFonts w:ascii="Calibri" w:cs="Calibri" w:eastAsia="Calibri" w:hAnsi="Calibri"/>
+              </w:rPr>
+              <w:t xml:space="preserve">Attributes to evaluate:</w:t>
+            </w:r>
+            <w:r>
+              <w:rPr>
+                <w:sz w:val="18"/>
+                <w:szCs w:val="18"/>
+                <w:rFonts w:ascii="Calibri" w:cs="Calibri" w:eastAsia="Calibri" w:hAnsi="Calibri"/>
+              </w:rPr>
+              <w:t xml:space="preserve"> </w:t>
+            </w:r>
+            <w:r>
+              <w:rPr>
+                <w:b/>
+                <w:bCs/>
+                <w:sz w:val="18"/>
+                <w:szCs w:val="18"/>
+                <w:rFonts w:ascii="Calibri" w:cs="Calibri" w:eastAsia="Calibri" w:hAnsi="Calibri"/>
+              </w:rPr>
+              <w:t xml:space="preserve">licence types</w:t>
+            </w:r>
+            <w:r>
+              <w:rPr>
+                <w:sz w:val="18"/>
+                <w:szCs w:val="18"/>
+                <w:rFonts w:ascii="Calibri" w:cs="Calibri" w:eastAsia="Calibri" w:hAnsi="Calibri"/>
+              </w:rPr>
+              <w:t xml:space="preserve"> (fixed, desk, floating, token) · </w:t>
+            </w:r>
+            <w:r>
+              <w:rPr>
+                <w:b/>
+                <w:bCs/>
+                <w:sz w:val="18"/>
+                <w:szCs w:val="18"/>
+                <w:rFonts w:ascii="Calibri" w:cs="Calibri" w:eastAsia="Calibri" w:hAnsi="Calibri"/>
+              </w:rPr>
+              <w:t xml:space="preserve">licence scalability</w:t>
+            </w:r>
+            <w:r>
+              <w:rPr>
+                <w:sz w:val="18"/>
+                <w:szCs w:val="18"/>
+                <w:rFonts w:ascii="Calibri" w:cs="Calibri" w:eastAsia="Calibri" w:hAnsi="Calibri"/>
+              </w:rPr>
+              <w:t xml:space="preserve"> (per functional area, number of licences) · </w:t>
+            </w:r>
+            <w:r>
+              <w:rPr>
+                <w:b/>
+                <w:bCs/>
+                <w:sz w:val="18"/>
+                <w:szCs w:val="18"/>
+                <w:rFonts w:ascii="Calibri" w:cs="Calibri" w:eastAsia="Calibri" w:hAnsi="Calibri"/>
+              </w:rPr>
+              <w:t xml:space="preserve">helpdesk and support</w:t>
+            </w:r>
+            <w:r>
+              <w:rPr>
+                <w:sz w:val="18"/>
+                <w:szCs w:val="18"/>
+                <w:rFonts w:ascii="Calibri" w:cs="Calibri" w:eastAsia="Calibri" w:hAnsi="Calibri"/>
+              </w:rPr>
+              <w:t xml:space="preserve"> (hours of support) · </w:t>
+            </w:r>
+            <w:r>
+              <w:rPr>
+                <w:b/>
+                <w:bCs/>
+                <w:sz w:val="18"/>
+                <w:szCs w:val="18"/>
+                <w:rFonts w:ascii="Calibri" w:cs="Calibri" w:eastAsia="Calibri" w:hAnsi="Calibri"/>
+              </w:rPr>
+              <w:t xml:space="preserve">forum and user community</w:t>
+            </w:r>
+            <w:r>
+              <w:rPr>
+                <w:sz w:val="18"/>
+                <w:szCs w:val="18"/>
+                <w:rFonts w:ascii="Calibri" w:cs="Calibri" w:eastAsia="Calibri" w:hAnsi="Calibri"/>
+              </w:rPr>
+              <w:t xml:space="preserve"> · </w:t>
+            </w:r>
+            <w:r>
+              <w:rPr>
+                <w:b/>
+                <w:bCs/>
+                <w:sz w:val="18"/>
+                <w:szCs w:val="18"/>
+                <w:rFonts w:ascii="Calibri" w:cs="Calibri" w:eastAsia="Calibri" w:hAnsi="Calibri"/>
+              </w:rPr>
+              <w:t xml:space="preserve">update frequency</w:t>
+            </w:r>
+            <w:r>
+              <w:rPr>
+                <w:sz w:val="18"/>
+                <w:szCs w:val="18"/>
+                <w:rFonts w:ascii="Calibri" w:cs="Calibri" w:eastAsia="Calibri" w:hAnsi="Calibri"/>
+              </w:rPr>
+              <w:t xml:space="preserve"> · </w:t>
+            </w:r>
+            <w:r>
+              <w:rPr>
+                <w:b/>
+                <w:bCs/>
+                <w:sz w:val="18"/>
+                <w:szCs w:val="18"/>
+                <w:rFonts w:ascii="Calibri" w:cs="Calibri" w:eastAsia="Calibri" w:hAnsi="Calibri"/>
+              </w:rPr>
+              <w:t xml:space="preserve">administration and user manuals</w:t>
+            </w:r>
+            <w:r>
+              <w:rPr>
+                <w:sz w:val="18"/>
+                <w:szCs w:val="18"/>
+                <w:rFonts w:ascii="Calibri" w:cs="Calibri" w:eastAsia="Calibri" w:hAnsi="Calibri"/>
+              </w:rPr>
+              <w:t xml:space="preserve"> · </w:t>
+            </w:r>
+            <w:r>
+              <w:rPr>
+                <w:b/>
+                <w:bCs/>
+                <w:sz w:val="18"/>
+                <w:szCs w:val="18"/>
+                <w:rFonts w:ascii="Calibri" w:cs="Calibri" w:eastAsia="Calibri" w:hAnsi="Calibri"/>
+              </w:rPr>
+              <w:t xml:space="preserve">support and maintenance contracts</w:t>
+            </w:r>
+            <w:r>
+              <w:rPr>
+                <w:sz w:val="18"/>
+                <w:szCs w:val="18"/>
+                <w:rFonts w:ascii="Calibri" w:cs="Calibri" w:eastAsia="Calibri" w:hAnsi="Calibri"/>
+              </w:rPr>
+              <w:t xml:space="preserve">.</w:t>
+            </w:r>
+          </w:p>
+        </w:tc>
+      </w:tr>
+      <w:tr>
+        <w:trPr>
+          <w:cantSplit/>
+        </w:trPr>
+        <w:tc>
+          <w:tcPr>
+            <w:tcW w:type="dxa" w:w="1750"/>
+            <w:shd w:fill="F4F7FC" w:color="auto" w:val="clear"/>
+            <w:tcMar>
+              <w:top w:type="dxa" w:w="70"/>
+              <w:left w:type="dxa" w:w="110"/>
+              <w:bottom w:type="dxa" w:w="70"/>
+              <w:right w:type="dxa" w:w="90"/>
+            </w:tcMar>
+          </w:tcPr>
+          <w:p>
+            <w:pPr>
+              <w:spacing w:after="0"/>
+            </w:pPr>
+            <w:r>
+              <w:rPr>
+                <w:b/>
+                <w:bCs/>
+                <w:color w:val="1F3864"/>
+                <w:sz w:val="17"/>
+                <w:szCs w:val="17"/>
+                <w:rFonts w:ascii="Calibri" w:cs="Calibri" w:eastAsia="Calibri" w:hAnsi="Calibri"/>
+              </w:rPr>
+              <w:t xml:space="preserve">Example</w:t>
+            </w:r>
+          </w:p>
+        </w:tc>
+        <w:tc>
+          <w:tcPr>
+            <w:tcW w:type="dxa" w:w="7888"/>
+            <w:tcMar>
+              <w:top w:type="dxa" w:w="70"/>
+              <w:left w:type="dxa" w:w="120"/>
+              <w:bottom w:type="dxa" w:w="70"/>
+              <w:right w:type="dxa" w:w="120"/>
+            </w:tcMar>
+          </w:tcPr>
+          <w:p>
+            <w:pPr>
+              <w:spacing w:after="0" w:line="258"/>
+            </w:pPr>
+            <w:r>
+              <w:rPr>
+                <w:sz w:val="18"/>
+                <w:szCs w:val="18"/>
+                <w:rFonts w:ascii="Calibri" w:cs="Calibri" w:eastAsia="Calibri" w:hAnsi="Calibri"/>
+              </w:rPr>
+              <w:t xml:space="preserve">Two commercial scanners are compared. Scanner A releases new vulnerability checks within 48 hours of major disclosures. Scanner B updates quarterly. For a public-facing web estate, A wins on the attribute this objective is about, even if B’s floating licences are cheaper.</w:t>
+            </w:r>
+          </w:p>
+        </w:tc>
+      </w:tr>
+      <w:tr>
+        <w:trPr>
+          <w:cantSplit/>
+        </w:trPr>
+        <w:tc>
+          <w:tcPr>
+            <w:tcW w:type="dxa" w:w="1750"/>
+            <w:shd w:fill="E8F3EC" w:color="auto" w:val="clear"/>
+            <w:tcMar>
+              <w:top w:type="dxa" w:w="70"/>
+              <w:left w:type="dxa" w:w="110"/>
+              <w:bottom w:type="dxa" w:w="70"/>
+              <w:right w:type="dxa" w:w="90"/>
+            </w:tcMar>
+          </w:tcPr>
+          <w:p>
+            <w:pPr>
+              <w:spacing w:after="0"/>
+            </w:pPr>
+            <w:r>
+              <w:rPr>
+                <w:b/>
+                <w:bCs/>
+                <w:color w:val="1E6B3A"/>
+                <w:sz w:val="17"/>
+                <w:szCs w:val="17"/>
+                <w:rFonts w:ascii="Calibri" w:cs="Calibri" w:eastAsia="Calibri" w:hAnsi="Calibri"/>
+              </w:rPr>
+              <w:t xml:space="preserve">Exam angle</w:t>
+            </w:r>
+          </w:p>
+        </w:tc>
+        <w:tc>
+          <w:tcPr>
+            <w:tcW w:type="dxa" w:w="7888"/>
+            <w:shd w:fill="E8F3EC" w:color="auto" w:val="clear"/>
+            <w:tcMar>
+              <w:top w:type="dxa" w:w="70"/>
+              <w:left w:type="dxa" w:w="120"/>
+              <w:bottom w:type="dxa" w:w="70"/>
+              <w:right w:type="dxa" w:w="120"/>
+            </w:tcMar>
+          </w:tcPr>
+          <w:p>
+            <w:pPr>
+              <w:spacing w:after="0" w:line="258"/>
+            </w:pPr>
+            <w:r>
+              <w:rPr>
+                <w:sz w:val="18"/>
+                <w:szCs w:val="18"/>
+                <w:rFonts w:ascii="Calibri" w:cs="Calibri" w:eastAsia="Calibri" w:hAnsi="Calibri"/>
+              </w:rPr>
+              <w:t xml:space="preserve">If the stem is about </w:t>
+            </w:r>
+            <w:r>
+              <w:rPr>
+                <w:b/>
+                <w:bCs/>
+                <w:sz w:val="18"/>
+                <w:szCs w:val="18"/>
+                <w:rFonts w:ascii="Calibri" w:cs="Calibri" w:eastAsia="Calibri" w:hAnsi="Calibri"/>
+              </w:rPr>
+              <w:t xml:space="preserve">staying current with security threats</w:t>
+            </w:r>
+            <w:r>
+              <w:rPr>
+                <w:sz w:val="18"/>
+                <w:szCs w:val="18"/>
+                <w:rFonts w:ascii="Calibri" w:cs="Calibri" w:eastAsia="Calibri" w:hAnsi="Calibri"/>
+              </w:rPr>
+              <w:t xml:space="preserve">, the answer is the vendor’s </w:t>
+            </w:r>
+            <w:r>
+              <w:rPr>
+                <w:b/>
+                <w:bCs/>
+                <w:sz w:val="18"/>
+                <w:szCs w:val="18"/>
+                <w:rFonts w:ascii="Calibri" w:cs="Calibri" w:eastAsia="Calibri" w:hAnsi="Calibri"/>
+              </w:rPr>
+              <w:t xml:space="preserve">update frequency</w:t>
+            </w:r>
+            <w:r>
+              <w:rPr>
+                <w:sz w:val="18"/>
+                <w:szCs w:val="18"/>
+                <w:rFonts w:ascii="Calibri" w:cs="Calibri" w:eastAsia="Calibri" w:hAnsi="Calibri"/>
+              </w:rPr>
+              <w:t xml:space="preserve">. If the stem is about </w:t>
+            </w:r>
+            <w:r>
+              <w:rPr>
+                <w:b/>
+                <w:bCs/>
+                <w:sz w:val="18"/>
+                <w:szCs w:val="18"/>
+                <w:rFonts w:ascii="Calibri" w:cs="Calibri" w:eastAsia="Calibri" w:hAnsi="Calibri"/>
+              </w:rPr>
+              <w:t xml:space="preserve">open source</w:t>
+            </w:r>
+            <w:r>
+              <w:rPr>
+                <w:sz w:val="18"/>
+                <w:szCs w:val="18"/>
+                <w:rFonts w:ascii="Calibri" w:cs="Calibri" w:eastAsia="Calibri" w:hAnsi="Calibri"/>
+              </w:rPr>
+              <w:t xml:space="preserve">, there is no vendor to evaluate, so look at your </w:t>
+            </w:r>
+            <w:r>
+              <w:rPr>
+                <w:b/>
+                <w:bCs/>
+                <w:sz w:val="18"/>
+                <w:szCs w:val="18"/>
+                <w:rFonts w:ascii="Calibri" w:cs="Calibri" w:eastAsia="Calibri" w:hAnsi="Calibri"/>
+              </w:rPr>
+              <w:t xml:space="preserve">own team’s capacity</w:t>
+            </w:r>
+            <w:r>
+              <w:rPr>
+                <w:sz w:val="18"/>
+                <w:szCs w:val="18"/>
+                <w:rFonts w:ascii="Calibri" w:cs="Calibri" w:eastAsia="Calibri" w:hAnsi="Calibri"/>
+              </w:rPr>
+              <w:t xml:space="preserve">.</w:t>
+            </w:r>
+          </w:p>
+        </w:tc>
+      </w:tr>
+      <w:tr>
+        <w:trPr>
+          <w:cantSplit/>
+        </w:trPr>
+        <w:tc>
+          <w:tcPr>
+            <w:tcW w:type="dxa" w:w="1750"/>
+            <w:shd w:fill="FDF3E0" w:color="auto" w:val="clear"/>
+            <w:tcMar>
+              <w:top w:type="dxa" w:w="70"/>
+              <w:left w:type="dxa" w:w="110"/>
+              <w:bottom w:type="dxa" w:w="70"/>
+              <w:right w:type="dxa" w:w="90"/>
+            </w:tcMar>
+          </w:tcPr>
+          <w:p>
+            <w:pPr>
+              <w:spacing w:after="0"/>
+            </w:pPr>
+            <w:r>
+              <w:rPr>
+                <w:b/>
+                <w:bCs/>
+                <w:color w:val="8A5A00"/>
+                <w:sz w:val="17"/>
+                <w:szCs w:val="17"/>
+                <w:rFonts w:ascii="Calibri" w:cs="Calibri" w:eastAsia="Calibri" w:hAnsi="Calibri"/>
+              </w:rPr>
+              <w:t xml:space="preserve">Don’t confuse</w:t>
+            </w:r>
+          </w:p>
+        </w:tc>
+        <w:tc>
+          <w:tcPr>
+            <w:tcW w:type="dxa" w:w="7888"/>
+            <w:shd w:fill="FDF3E0" w:color="auto" w:val="clear"/>
+            <w:tcMar>
+              <w:top w:type="dxa" w:w="70"/>
+              <w:left w:type="dxa" w:w="120"/>
+              <w:bottom w:type="dxa" w:w="70"/>
+              <w:right w:type="dxa" w:w="120"/>
+            </w:tcMar>
+          </w:tcPr>
+          <w:p>
+            <w:pPr>
+              <w:spacing w:after="0" w:line="258"/>
+            </w:pPr>
+            <w:r>
+              <w:rPr>
+                <w:b/>
+                <w:bCs/>
+                <w:sz w:val="18"/>
+                <w:szCs w:val="18"/>
+                <w:rFonts w:ascii="Calibri" w:cs="Calibri" w:eastAsia="Calibri" w:hAnsi="Calibri"/>
+              </w:rPr>
+              <w:t xml:space="preserve">Floating</w:t>
+            </w:r>
+            <w:r>
+              <w:rPr>
+                <w:sz w:val="18"/>
+                <w:szCs w:val="18"/>
+                <w:rFonts w:ascii="Calibri" w:cs="Calibri" w:eastAsia="Calibri" w:hAnsi="Calibri"/>
+              </w:rPr>
+              <w:t xml:space="preserve"> licence = a shared pool used concurrently. </w:t>
+            </w:r>
+            <w:r>
+              <w:rPr>
+                <w:b/>
+                <w:bCs/>
+                <w:sz w:val="18"/>
+                <w:szCs w:val="18"/>
+                <w:rFonts w:ascii="Calibri" w:cs="Calibri" w:eastAsia="Calibri" w:hAnsi="Calibri"/>
+              </w:rPr>
+              <w:t xml:space="preserve">Token</w:t>
+            </w:r>
+            <w:r>
+              <w:rPr>
+                <w:sz w:val="18"/>
+                <w:szCs w:val="18"/>
+                <w:rFonts w:ascii="Calibri" w:cs="Calibri" w:eastAsia="Calibri" w:hAnsi="Calibri"/>
+              </w:rPr>
+              <w:t xml:space="preserve"> licence = usage-based units. </w:t>
+            </w:r>
+            <w:r>
+              <w:rPr>
+                <w:b/>
+                <w:bCs/>
+                <w:sz w:val="18"/>
+                <w:szCs w:val="18"/>
+                <w:rFonts w:ascii="Calibri" w:cs="Calibri" w:eastAsia="Calibri" w:hAnsi="Calibri"/>
+              </w:rPr>
+              <w:t xml:space="preserve">Desk</w:t>
+            </w:r>
+            <w:r>
+              <w:rPr>
+                <w:sz w:val="18"/>
+                <w:szCs w:val="18"/>
+                <w:rFonts w:ascii="Calibri" w:cs="Calibri" w:eastAsia="Calibri" w:hAnsi="Calibri"/>
+              </w:rPr>
+              <w:t xml:space="preserve"> licence = tied to a workstation. </w:t>
+            </w:r>
+            <w:r>
+              <w:rPr>
+                <w:b/>
+                <w:bCs/>
+                <w:sz w:val="18"/>
+                <w:szCs w:val="18"/>
+                <w:rFonts w:ascii="Calibri" w:cs="Calibri" w:eastAsia="Calibri" w:hAnsi="Calibri"/>
+              </w:rPr>
+              <w:t xml:space="preserve">Fixed</w:t>
+            </w:r>
+            <w:r>
+              <w:rPr>
+                <w:sz w:val="18"/>
+                <w:szCs w:val="18"/>
+                <w:rFonts w:ascii="Calibri" w:cs="Calibri" w:eastAsia="Calibri" w:hAnsi="Calibri"/>
+              </w:rPr>
+              <w:t xml:space="preserve"> licence = tied to a named user or machine. You only need to recognise the four names.</w:t>
+            </w:r>
+          </w:p>
+        </w:tc>
+      </w:tr>
+    </w:tbl>
+    <w:p>
+      <w:pPr>
+        <w:spacing w:after="120"/>
+      </w:pPr>
     </w:p>
     <w:p>
       <w:pPr>
@@ -7112,7 +10434,208 @@
           <w:szCs w:val="25"/>
           <w:rFonts w:ascii="Calibri" w:cs="Calibri" w:eastAsia="Calibri" w:hAnsi="Calibri"/>
         </w:rPr>
-        <w:t xml:space="preserve">2.3 Chapter 8 keyword glossary</w:t>
+        <w:t xml:space="preserve">2.3 Fuzzy points clarified</w:t>
+      </w:r>
+    </w:p>
+    <w:tbl>
+      <w:tblPr>
+        <w:tblW w:type="dxa" w:w="9638"/>
+        <w:tblBorders>
+          <w:top w:val="single" w:color="8A5A00" w:sz="6"/>
+          <w:left w:val="single" w:color="8A5A00" w:sz="6"/>
+          <w:bottom w:val="single" w:color="8A5A00" w:sz="6"/>
+          <w:right w:val="single" w:color="8A5A00" w:sz="6"/>
+          <w:insideH w:val="single" w:color="8A5A00" w:sz="3"/>
+          <w:insideV w:val="none" w:color="8A5A00" w:sz="0"/>
+        </w:tblBorders>
+      </w:tblPr>
+      <w:tblGrid>
+        <w:gridCol w:w="9638"/>
+      </w:tblGrid>
+      <w:tr>
+        <w:tc>
+          <w:tcPr>
+            <w:tcW w:type="dxa" w:w="9638"/>
+            <w:shd w:fill="FDF3E0" w:color="auto" w:val="clear"/>
+            <w:tcMar>
+              <w:top w:type="dxa" w:w="120"/>
+              <w:left w:type="dxa" w:w="160"/>
+              <w:bottom w:type="dxa" w:w="120"/>
+              <w:right w:type="dxa" w:w="160"/>
+            </w:tcMar>
+          </w:tcPr>
+          <w:p>
+            <w:pPr>
+              <w:spacing w:after="60"/>
+            </w:pPr>
+            <w:r>
+              <w:rPr>
+                <w:b/>
+                <w:bCs/>
+                <w:color w:val="8A5A00"/>
+                <w:sz w:val="19"/>
+                <w:szCs w:val="19"/>
+                <w:rFonts w:ascii="Calibri" w:cs="Calibri" w:eastAsia="Calibri" w:hAnsi="Calibri"/>
+              </w:rPr>
+              <w:t xml:space="preserve">Places where the wording is easy to misread</w:t>
+            </w:r>
+          </w:p>
+          <w:p>
+            <w:pPr>
+              <w:spacing w:after="40" w:line="258"/>
+              <w:jc w:val="both"/>
+            </w:pPr>
+            <w:r>
+              <w:rPr>
+                <w:b/>
+                <w:bCs/>
+                <w:sz w:val="18"/>
+                <w:szCs w:val="18"/>
+                <w:rFonts w:ascii="Calibri" w:cs="Calibri" w:eastAsia="Calibri" w:hAnsi="Calibri"/>
+              </w:rPr>
+              <w:t xml:space="preserve">“Dynamic tools … often probing the system rather than the application”</w:t>
+            </w:r>
+            <w:r>
+              <w:rPr>
+                <w:sz w:val="18"/>
+                <w:szCs w:val="18"/>
+                <w:rFonts w:ascii="Calibri" w:cs="Calibri" w:eastAsia="Calibri" w:hAnsi="Calibri"/>
+              </w:rPr>
+              <w:t xml:space="preserve"> is the syllabus’s distinction between </w:t>
+            </w:r>
+            <w:r>
+              <w:rPr>
+                <w:b/>
+                <w:bCs/>
+                <w:sz w:val="18"/>
+                <w:szCs w:val="18"/>
+                <w:rFonts w:ascii="Calibri" w:cs="Calibri" w:eastAsia="Calibri" w:hAnsi="Calibri"/>
+              </w:rPr>
+              <w:t xml:space="preserve">security</w:t>
+            </w:r>
+            <w:r>
+              <w:rPr>
+                <w:sz w:val="18"/>
+                <w:szCs w:val="18"/>
+                <w:rFonts w:ascii="Calibri" w:cs="Calibri" w:eastAsia="Calibri" w:hAnsi="Calibri"/>
+              </w:rPr>
+              <w:t xml:space="preserve"> dynamic tools and </w:t>
+            </w:r>
+            <w:r>
+              <w:rPr>
+                <w:b/>
+                <w:bCs/>
+                <w:sz w:val="18"/>
+                <w:szCs w:val="18"/>
+                <w:rFonts w:ascii="Calibri" w:cs="Calibri" w:eastAsia="Calibri" w:hAnsi="Calibri"/>
+              </w:rPr>
+              <w:t xml:space="preserve">general</w:t>
+            </w:r>
+            <w:r>
+              <w:rPr>
+                <w:sz w:val="18"/>
+                <w:szCs w:val="18"/>
+                <w:rFonts w:ascii="Calibri" w:cs="Calibri" w:eastAsia="Calibri" w:hAnsi="Calibri"/>
+              </w:rPr>
+              <w:t xml:space="preserve"> dynamic analysis tools. It does not mean dynamic security tools never test the application.</w:t>
+            </w:r>
+          </w:p>
+          <w:p>
+            <w:pPr>
+              <w:spacing w:after="40" w:line="258"/>
+              <w:jc w:val="both"/>
+            </w:pPr>
+            <w:r>
+              <w:rPr>
+                <w:b/>
+                <w:bCs/>
+                <w:sz w:val="18"/>
+                <w:szCs w:val="18"/>
+                <w:rFonts w:ascii="Calibri" w:cs="Calibri" w:eastAsia="Calibri" w:hAnsi="Calibri"/>
+              </w:rPr>
+              <w:t xml:space="preserve">The need → capability table (Section 3, table 3.2) is this guide’s mapping.</w:t>
+            </w:r>
+            <w:r>
+              <w:rPr>
+                <w:sz w:val="18"/>
+                <w:szCs w:val="18"/>
+                <w:rFonts w:ascii="Calibri" w:cs="Calibri" w:eastAsia="Calibri" w:hAnsi="Calibri"/>
+              </w:rPr>
+              <w:t xml:space="preserve"> The syllabus names John the Ripper, Nessus and Metasploit, but does not map tools to needs.</w:t>
+            </w:r>
+          </w:p>
+          <w:p>
+            <w:pPr>
+              <w:spacing w:after="40" w:line="258"/>
+              <w:jc w:val="both"/>
+            </w:pPr>
+            <w:r>
+              <w:rPr>
+                <w:b/>
+                <w:bCs/>
+                <w:sz w:val="18"/>
+                <w:szCs w:val="18"/>
+                <w:rFonts w:ascii="Calibri" w:cs="Calibri" w:eastAsia="Calibri" w:hAnsi="Calibri"/>
+              </w:rPr>
+              <w:t xml:space="preserve">The licence-type explanations in section 2.2 are general industry meanings.</w:t>
+            </w:r>
+            <w:r>
+              <w:rPr>
+                <w:sz w:val="18"/>
+                <w:szCs w:val="18"/>
+                <w:rFonts w:ascii="Calibri" w:cs="Calibri" w:eastAsia="Calibri" w:hAnsi="Calibri"/>
+              </w:rPr>
+              <w:t xml:space="preserve"> The syllabus only lists the names: fixed, desk, floating and token.</w:t>
+            </w:r>
+          </w:p>
+          <w:p>
+            <w:pPr>
+              <w:spacing w:after="40" w:line="258"/>
+              <w:jc w:val="both"/>
+            </w:pPr>
+            <w:r>
+              <w:rPr>
+                <w:b/>
+                <w:bCs/>
+                <w:sz w:val="18"/>
+                <w:szCs w:val="18"/>
+                <w:rFonts w:ascii="Calibri" w:cs="Calibri" w:eastAsia="Calibri" w:hAnsi="Calibri"/>
+              </w:rPr>
+              <w:t xml:space="preserve">Chapter 8’s K4 is really a Chapter 5 question.</w:t>
+            </w:r>
+            <w:r>
+              <w:rPr>
+                <w:sz w:val="18"/>
+                <w:szCs w:val="18"/>
+                <w:rFonts w:ascii="Calibri" w:cs="Calibri" w:eastAsia="Calibri" w:hAnsi="Calibri"/>
+              </w:rPr>
+              <w:t xml:space="preserve"> Revise the firewall tests (port scan, malformed packets and fuzzing, fragmentation, WAF encoding) before attempting it.</w:t>
+            </w:r>
+          </w:p>
+        </w:tc>
+      </w:tr>
+    </w:tbl>
+    <w:p>
+      <w:pPr>
+        <w:spacing w:after="120"/>
+      </w:pPr>
+    </w:p>
+    <w:p>
+      <w:pPr>
+        <w:pStyle w:val="Heading2"/>
+        <w:spacing w:before="260" w:after="110"/>
+        <w:outlineLvl w:val="1"/>
+      </w:pPr>
+      <w:r>
+        <w:rPr>
+          <w:b/>
+          <w:bCs/>
+          <w:color w:val="1F3864"/>
+          <w:sz w:val="25"/>
+          <w:szCs w:val="25"/>
+          <w:rFonts w:ascii="Calibri" w:cs="Calibri" w:eastAsia="Calibri" w:hAnsi="Calibri"/>
+        </w:rPr>
+        <w:t xml:space="preserve">2.4 Chapter 8 keyword glossary</w:t>
       </w:r>
     </w:p>
     <w:p>
@@ -9403,6 +12926,47 @@
           <w:rFonts w:ascii="Calibri" w:cs="Calibri" w:eastAsia="Calibri" w:hAnsi="Calibri"/>
         </w:rPr>
         <w:t xml:space="preserve">Part B — 12 additional syllabus-derived questions</w:t>
+      </w:r>
+    </w:p>
+    <w:p>
+      <w:pPr>
+        <w:spacing w:after="160" w:line="264"/>
+        <w:jc w:val="both"/>
+      </w:pPr>
+      <w:r>
+        <w:rPr>
+          <w:i/>
+          <w:iCs/>
+          <w:color w:val="5A5A5A"/>
+          <w:sz w:val="19"/>
+          <w:szCs w:val="19"/>
+          <w:rFonts w:ascii="Calibri" w:cs="Calibri" w:eastAsia="Calibri" w:hAnsi="Calibri"/>
+        </w:rPr>
+        <w:t xml:space="preserve">The K-level in each question’s label is the level of the </w:t>
+      </w:r>
+      <w:r>
+        <w:rPr>
+          <w:b/>
+          <w:bCs/>
+          <w:i/>
+          <w:iCs/>
+          <w:color w:val="5A5A5A"/>
+          <w:sz w:val="19"/>
+          <w:szCs w:val="19"/>
+          <w:rFonts w:ascii="Calibri" w:cs="Calibri" w:eastAsia="Calibri" w:hAnsi="Calibri"/>
+        </w:rPr>
+        <w:t xml:space="preserve">learning objective</w:t>
+      </w:r>
+      <w:r>
+        <w:rPr>
+          <w:i/>
+          <w:iCs/>
+          <w:color w:val="5A5A5A"/>
+          <w:sz w:val="19"/>
+          <w:szCs w:val="19"/>
+          <w:rFonts w:ascii="Calibri" w:cs="Calibri" w:eastAsia="Calibri" w:hAnsi="Calibri"/>
+        </w:rPr>
+        <w:t xml:space="preserve"> it practises, not of the question itself. Some Part B items are quick recall checks on a K3 or K4 objective. Use them to learn the facts, and use the scenario items (and Part A) to practise the reasoning the real K3/K4 questions need.</w:t>
       </w:r>
     </w:p>
     <w:p>
@@ -15993,2391 +19557,7 @@
           <w:szCs w:val="32"/>
           <w:rFonts w:ascii="Calibri" w:cs="Calibri" w:eastAsia="Calibri" w:hAnsi="Calibri"/>
         </w:rPr>
-        <w:t xml:space="preserve">Section 6 — Flashcards</w:t>
-      </w:r>
-    </w:p>
-    <w:p>
-      <w:pPr>
-        <w:spacing w:after="160" w:line="264"/>
-        <w:jc w:val="both"/>
-      </w:pPr>
-      <w:r>
-        <w:rPr>
-          <w:i/>
-          <w:iCs/>
-          <w:color w:val="5A5A5A"/>
-          <w:sz w:val="19"/>
-          <w:szCs w:val="19"/>
-          <w:rFonts w:ascii="Calibri" w:cs="Calibri" w:eastAsia="Calibri" w:hAnsi="Calibri"/>
-        </w:rPr>
-        <w:t xml:space="preserve">Cover the back of each card and recall it from the front. All cards are drawn from Chapter 8 of the CTAL-SEC 2016 syllabus. Target: three clean passes before exam day.</w:t>
-      </w:r>
-    </w:p>
-    <w:tbl>
-      <w:tblPr>
-        <w:tblW w:type="dxa" w:w="9638"/>
-        <w:tblBorders>
-          <w:top w:val="single" w:color="B9C6DA" w:sz="3"/>
-          <w:left w:val="single" w:color="B9C6DA" w:sz="3"/>
-          <w:bottom w:val="single" w:color="B9C6DA" w:sz="3"/>
-          <w:right w:val="single" w:color="B9C6DA" w:sz="3"/>
-          <w:insideH w:val="single" w:color="B9C6DA" w:sz="3"/>
-          <w:insideV w:val="single" w:color="B9C6DA" w:sz="3"/>
-        </w:tblBorders>
-      </w:tblPr>
-      <w:tblGrid>
-        <w:gridCol w:w="900"/>
-        <w:gridCol w:w="8738"/>
-      </w:tblGrid>
-      <w:tr>
-        <w:tc>
-          <w:tcPr>
-            <w:tcW w:type="dxa" w:w="900"/>
-            <w:shd w:fill="1F3864" w:color="auto" w:val="clear"/>
-            <w:tcMar>
-              <w:top w:type="dxa" w:w="70"/>
-              <w:left w:type="dxa" w:w="90"/>
-              <w:bottom w:type="dxa" w:w="70"/>
-              <w:right w:type="dxa" w:w="90"/>
-            </w:tcMar>
-          </w:tcPr>
-          <w:p>
-            <w:pPr>
-              <w:spacing w:after="0" w:line="250"/>
-            </w:pPr>
-            <w:r>
-              <w:rPr>
-                <w:b/>
-                <w:bCs/>
-                <w:color w:val="FFFFFF"/>
-                <w:sz w:val="16"/>
-                <w:szCs w:val="16"/>
-                <w:rFonts w:ascii="Calibri" w:cs="Calibri" w:eastAsia="Calibri" w:hAnsi="Calibri"/>
-              </w:rPr>
-              <w:t xml:space="preserve">FRONT</w:t>
-            </w:r>
-          </w:p>
-        </w:tc>
-        <w:tc>
-          <w:tcPr>
-            <w:tcW w:type="dxa" w:w="8738"/>
-            <w:shd w:fill="F5F8FC" w:color="auto" w:val="clear"/>
-            <w:tcMar>
-              <w:top w:type="dxa" w:w="70"/>
-              <w:left w:type="dxa" w:w="90"/>
-              <w:bottom w:type="dxa" w:w="70"/>
-              <w:right w:type="dxa" w:w="90"/>
-            </w:tcMar>
-          </w:tcPr>
-          <w:p>
-            <w:pPr>
-              <w:spacing w:after="0" w:line="250"/>
-            </w:pPr>
-            <w:r>
-              <w:rPr>
-                <w:b/>
-                <w:bCs/>
-                <w:sz w:val="18"/>
-                <w:szCs w:val="18"/>
-                <w:rFonts w:ascii="Calibri" w:cs="Calibri" w:eastAsia="Calibri" w:hAnsi="Calibri"/>
-              </w:rPr>
-              <w:t xml:space="preserve">1. What drove the development of security testing tools?</w:t>
-            </w:r>
-          </w:p>
-        </w:tc>
-      </w:tr>
-      <w:tr>
-        <w:tc>
-          <w:tcPr>
-            <w:tcW w:type="dxa" w:w="900"/>
-            <w:shd w:fill="EAF0F8" w:color="auto" w:val="clear"/>
-            <w:tcMar>
-              <w:top w:type="dxa" w:w="70"/>
-              <w:left w:type="dxa" w:w="90"/>
-              <w:bottom w:type="dxa" w:w="70"/>
-              <w:right w:type="dxa" w:w="90"/>
-            </w:tcMar>
-          </w:tcPr>
-          <w:p>
-            <w:pPr>
-              <w:spacing w:after="0" w:line="250"/>
-            </w:pPr>
-            <w:r>
-              <w:rPr>
-                <w:b/>
-                <w:bCs/>
-                <w:sz w:val="16"/>
-                <w:szCs w:val="16"/>
-                <w:rFonts w:ascii="Calibri" w:cs="Calibri" w:eastAsia="Calibri" w:hAnsi="Calibri"/>
-              </w:rPr>
-              <w:t xml:space="preserve">BACK</w:t>
-            </w:r>
-          </w:p>
-        </w:tc>
-        <w:tc>
-          <w:tcPr>
-            <w:tcW w:type="dxa" w:w="8738"/>
-            <w:tcMar>
-              <w:top w:type="dxa" w:w="70"/>
-              <w:left w:type="dxa" w:w="90"/>
-              <w:bottom w:type="dxa" w:w="70"/>
-              <w:right w:type="dxa" w:w="90"/>
-            </w:tcMar>
-          </w:tcPr>
-          <w:p>
-            <w:pPr>
-              <w:spacing w:after="0" w:line="250"/>
-            </w:pPr>
-            <w:r>
-              <w:rPr>
-                <w:b/>
-                <w:bCs/>
-                <w:sz w:val="17"/>
-                <w:szCs w:val="17"/>
-                <w:rFonts w:ascii="Calibri" w:cs="Calibri" w:eastAsia="Calibri" w:hAnsi="Calibri"/>
-              </w:rPr>
-              <w:t xml:space="preserve">Exploits devised by the hacking community.</w:t>
-            </w:r>
-          </w:p>
-        </w:tc>
-      </w:tr>
-      <w:tr>
-        <w:tc>
-          <w:tcPr>
-            <w:tcW w:type="dxa" w:w="900"/>
-            <w:shd w:fill="1F3864" w:color="auto" w:val="clear"/>
-            <w:tcMar>
-              <w:top w:type="dxa" w:w="70"/>
-              <w:left w:type="dxa" w:w="90"/>
-              <w:bottom w:type="dxa" w:w="70"/>
-              <w:right w:type="dxa" w:w="90"/>
-            </w:tcMar>
-          </w:tcPr>
-          <w:p>
-            <w:pPr>
-              <w:spacing w:after="0" w:line="250"/>
-            </w:pPr>
-            <w:r>
-              <w:rPr>
-                <w:b/>
-                <w:bCs/>
-                <w:color w:val="FFFFFF"/>
-                <w:sz w:val="16"/>
-                <w:szCs w:val="16"/>
-                <w:rFonts w:ascii="Calibri" w:cs="Calibri" w:eastAsia="Calibri" w:hAnsi="Calibri"/>
-              </w:rPr>
-              <w:t xml:space="preserve">FRONT</w:t>
-            </w:r>
-          </w:p>
-        </w:tc>
-        <w:tc>
-          <w:tcPr>
-            <w:tcW w:type="dxa" w:w="8738"/>
-            <w:shd w:fill="F5F8FC" w:color="auto" w:val="clear"/>
-            <w:tcMar>
-              <w:top w:type="dxa" w:w="70"/>
-              <w:left w:type="dxa" w:w="90"/>
-              <w:bottom w:type="dxa" w:w="70"/>
-              <w:right w:type="dxa" w:w="90"/>
-            </w:tcMar>
-          </w:tcPr>
-          <w:p>
-            <w:pPr>
-              <w:spacing w:after="0" w:line="250"/>
-            </w:pPr>
-            <w:r>
-              <w:rPr>
-                <w:b/>
-                <w:bCs/>
-                <w:sz w:val="18"/>
-                <w:szCs w:val="18"/>
-                <w:rFonts w:ascii="Calibri" w:cs="Calibri" w:eastAsia="Calibri" w:hAnsi="Calibri"/>
-              </w:rPr>
-              <w:t xml:space="preserve">2. John the Ripper — then and now?</w:t>
-            </w:r>
-          </w:p>
-        </w:tc>
-      </w:tr>
-      <w:tr>
-        <w:tc>
-          <w:tcPr>
-            <w:tcW w:type="dxa" w:w="900"/>
-            <w:shd w:fill="EAF0F8" w:color="auto" w:val="clear"/>
-            <w:tcMar>
-              <w:top w:type="dxa" w:w="70"/>
-              <w:left w:type="dxa" w:w="90"/>
-              <w:bottom w:type="dxa" w:w="70"/>
-              <w:right w:type="dxa" w:w="90"/>
-            </w:tcMar>
-          </w:tcPr>
-          <w:p>
-            <w:pPr>
-              <w:spacing w:after="0" w:line="250"/>
-            </w:pPr>
-            <w:r>
-              <w:rPr>
-                <w:b/>
-                <w:bCs/>
-                <w:sz w:val="16"/>
-                <w:szCs w:val="16"/>
-                <w:rFonts w:ascii="Calibri" w:cs="Calibri" w:eastAsia="Calibri" w:hAnsi="Calibri"/>
-              </w:rPr>
-              <w:t xml:space="preserve">BACK</w:t>
-            </w:r>
-          </w:p>
-        </w:tc>
-        <w:tc>
-          <w:tcPr>
-            <w:tcW w:type="dxa" w:w="8738"/>
-            <w:tcMar>
-              <w:top w:type="dxa" w:w="70"/>
-              <w:left w:type="dxa" w:w="90"/>
-              <w:bottom w:type="dxa" w:w="70"/>
-              <w:right w:type="dxa" w:w="90"/>
-            </w:tcMar>
-          </w:tcPr>
-          <w:p>
-            <w:pPr>
-              <w:spacing w:after="0" w:line="250"/>
-            </w:pPr>
-            <w:r>
-              <w:rPr>
-                <w:sz w:val="17"/>
-                <w:szCs w:val="17"/>
-                <w:rFonts w:ascii="Calibri" w:cs="Calibri" w:eastAsia="Calibri" w:hAnsi="Calibri"/>
-              </w:rPr>
-              <w:t xml:space="preserve">Early </w:t>
-            </w:r>
-            <w:r>
-              <w:rPr>
-                <w:b/>
-                <w:bCs/>
-                <w:sz w:val="17"/>
-                <w:szCs w:val="17"/>
-                <w:rFonts w:ascii="Calibri" w:cs="Calibri" w:eastAsia="Calibri" w:hAnsi="Calibri"/>
-              </w:rPr>
-              <w:t xml:space="preserve">open source password cracker</w:t>
-            </w:r>
-            <w:r>
-              <w:rPr>
-                <w:sz w:val="17"/>
-                <w:szCs w:val="17"/>
-                <w:rFonts w:ascii="Calibri" w:cs="Calibri" w:eastAsia="Calibri" w:hAnsi="Calibri"/>
-              </w:rPr>
-              <w:t xml:space="preserve"> → now </w:t>
-            </w:r>
-            <w:r>
-              <w:rPr>
-                <w:b/>
-                <w:bCs/>
-                <w:sz w:val="17"/>
-                <w:szCs w:val="17"/>
-                <w:rFonts w:ascii="Calibri" w:cs="Calibri" w:eastAsia="Calibri" w:hAnsi="Calibri"/>
-              </w:rPr>
-              <w:t xml:space="preserve">detects weak Unix passwords</w:t>
-            </w:r>
-            <w:r>
-              <w:rPr>
-                <w:sz w:val="17"/>
-                <w:szCs w:val="17"/>
-                <w:rFonts w:ascii="Calibri" w:cs="Calibri" w:eastAsia="Calibri" w:hAnsi="Calibri"/>
-              </w:rPr>
-              <w:t xml:space="preserve"> legitimately.</w:t>
-            </w:r>
-          </w:p>
-        </w:tc>
-      </w:tr>
-      <w:tr>
-        <w:tc>
-          <w:tcPr>
-            <w:tcW w:type="dxa" w:w="900"/>
-            <w:shd w:fill="1F3864" w:color="auto" w:val="clear"/>
-            <w:tcMar>
-              <w:top w:type="dxa" w:w="70"/>
-              <w:left w:type="dxa" w:w="90"/>
-              <w:bottom w:type="dxa" w:w="70"/>
-              <w:right w:type="dxa" w:w="90"/>
-            </w:tcMar>
-          </w:tcPr>
-          <w:p>
-            <w:pPr>
-              <w:spacing w:after="0" w:line="250"/>
-            </w:pPr>
-            <w:r>
-              <w:rPr>
-                <w:b/>
-                <w:bCs/>
-                <w:color w:val="FFFFFF"/>
-                <w:sz w:val="16"/>
-                <w:szCs w:val="16"/>
-                <w:rFonts w:ascii="Calibri" w:cs="Calibri" w:eastAsia="Calibri" w:hAnsi="Calibri"/>
-              </w:rPr>
-              <w:t xml:space="preserve">FRONT</w:t>
-            </w:r>
-          </w:p>
-        </w:tc>
-        <w:tc>
-          <w:tcPr>
-            <w:tcW w:type="dxa" w:w="8738"/>
-            <w:shd w:fill="F5F8FC" w:color="auto" w:val="clear"/>
-            <w:tcMar>
-              <w:top w:type="dxa" w:w="70"/>
-              <w:left w:type="dxa" w:w="90"/>
-              <w:bottom w:type="dxa" w:w="70"/>
-              <w:right w:type="dxa" w:w="90"/>
-            </w:tcMar>
-          </w:tcPr>
-          <w:p>
-            <w:pPr>
-              <w:spacing w:after="0" w:line="250"/>
-            </w:pPr>
-            <w:r>
-              <w:rPr>
-                <w:b/>
-                <w:bCs/>
-                <w:sz w:val="18"/>
-                <w:szCs w:val="18"/>
-                <w:rFonts w:ascii="Calibri" w:cs="Calibri" w:eastAsia="Calibri" w:hAnsi="Calibri"/>
-              </w:rPr>
-              <w:t xml:space="preserve">3. Two early open source frameworks named?</w:t>
-            </w:r>
-          </w:p>
-        </w:tc>
-      </w:tr>
-      <w:tr>
-        <w:tc>
-          <w:tcPr>
-            <w:tcW w:type="dxa" w:w="900"/>
-            <w:shd w:fill="EAF0F8" w:color="auto" w:val="clear"/>
-            <w:tcMar>
-              <w:top w:type="dxa" w:w="70"/>
-              <w:left w:type="dxa" w:w="90"/>
-              <w:bottom w:type="dxa" w:w="70"/>
-              <w:right w:type="dxa" w:w="90"/>
-            </w:tcMar>
-          </w:tcPr>
-          <w:p>
-            <w:pPr>
-              <w:spacing w:after="0" w:line="250"/>
-            </w:pPr>
-            <w:r>
-              <w:rPr>
-                <w:b/>
-                <w:bCs/>
-                <w:sz w:val="16"/>
-                <w:szCs w:val="16"/>
-                <w:rFonts w:ascii="Calibri" w:cs="Calibri" w:eastAsia="Calibri" w:hAnsi="Calibri"/>
-              </w:rPr>
-              <w:t xml:space="preserve">BACK</w:t>
-            </w:r>
-          </w:p>
-        </w:tc>
-        <w:tc>
-          <w:tcPr>
-            <w:tcW w:type="dxa" w:w="8738"/>
-            <w:tcMar>
-              <w:top w:type="dxa" w:w="70"/>
-              <w:left w:type="dxa" w:w="90"/>
-              <w:bottom w:type="dxa" w:w="70"/>
-              <w:right w:type="dxa" w:w="90"/>
-            </w:tcMar>
-          </w:tcPr>
-          <w:p>
-            <w:pPr>
-              <w:spacing w:after="0" w:line="250"/>
-            </w:pPr>
-            <w:r>
-              <w:rPr>
-                <w:b/>
-                <w:bCs/>
-                <w:sz w:val="17"/>
-                <w:szCs w:val="17"/>
-                <w:rFonts w:ascii="Calibri" w:cs="Calibri" w:eastAsia="Calibri" w:hAnsi="Calibri"/>
-              </w:rPr>
-              <w:t xml:space="preserve">Nessus and Metasploit.</w:t>
-            </w:r>
-          </w:p>
-        </w:tc>
-      </w:tr>
-      <w:tr>
-        <w:tc>
-          <w:tcPr>
-            <w:tcW w:type="dxa" w:w="900"/>
-            <w:shd w:fill="1F3864" w:color="auto" w:val="clear"/>
-            <w:tcMar>
-              <w:top w:type="dxa" w:w="70"/>
-              <w:left w:type="dxa" w:w="90"/>
-              <w:bottom w:type="dxa" w:w="70"/>
-              <w:right w:type="dxa" w:w="90"/>
-            </w:tcMar>
-          </w:tcPr>
-          <w:p>
-            <w:pPr>
-              <w:spacing w:after="0" w:line="250"/>
-            </w:pPr>
-            <w:r>
-              <w:rPr>
-                <w:b/>
-                <w:bCs/>
-                <w:color w:val="FFFFFF"/>
-                <w:sz w:val="16"/>
-                <w:szCs w:val="16"/>
-                <w:rFonts w:ascii="Calibri" w:cs="Calibri" w:eastAsia="Calibri" w:hAnsi="Calibri"/>
-              </w:rPr>
-              <w:t xml:space="preserve">FRONT</w:t>
-            </w:r>
-          </w:p>
-        </w:tc>
-        <w:tc>
-          <w:tcPr>
-            <w:tcW w:type="dxa" w:w="8738"/>
-            <w:shd w:fill="F5F8FC" w:color="auto" w:val="clear"/>
-            <w:tcMar>
-              <w:top w:type="dxa" w:w="70"/>
-              <w:left w:type="dxa" w:w="90"/>
-              <w:bottom w:type="dxa" w:w="70"/>
-              <w:right w:type="dxa" w:w="90"/>
-            </w:tcMar>
-          </w:tcPr>
-          <w:p>
-            <w:pPr>
-              <w:spacing w:after="0" w:line="250"/>
-            </w:pPr>
-            <w:r>
-              <w:rPr>
-                <w:b/>
-                <w:bCs/>
-                <w:sz w:val="18"/>
-                <w:szCs w:val="18"/>
-                <w:rFonts w:ascii="Calibri" w:cs="Calibri" w:eastAsia="Calibri" w:hAnsi="Calibri"/>
-              </w:rPr>
-              <w:t xml:space="preserve">4. Why is tool selection a challenge?</w:t>
-            </w:r>
-          </w:p>
-        </w:tc>
-      </w:tr>
-      <w:tr>
-        <w:tc>
-          <w:tcPr>
-            <w:tcW w:type="dxa" w:w="900"/>
-            <w:shd w:fill="EAF0F8" w:color="auto" w:val="clear"/>
-            <w:tcMar>
-              <w:top w:type="dxa" w:w="70"/>
-              <w:left w:type="dxa" w:w="90"/>
-              <w:bottom w:type="dxa" w:w="70"/>
-              <w:right w:type="dxa" w:w="90"/>
-            </w:tcMar>
-          </w:tcPr>
-          <w:p>
-            <w:pPr>
-              <w:spacing w:after="0" w:line="250"/>
-            </w:pPr>
-            <w:r>
-              <w:rPr>
-                <w:b/>
-                <w:bCs/>
-                <w:sz w:val="16"/>
-                <w:szCs w:val="16"/>
-                <w:rFonts w:ascii="Calibri" w:cs="Calibri" w:eastAsia="Calibri" w:hAnsi="Calibri"/>
-              </w:rPr>
-              <w:t xml:space="preserve">BACK</w:t>
-            </w:r>
-          </w:p>
-        </w:tc>
-        <w:tc>
-          <w:tcPr>
-            <w:tcW w:type="dxa" w:w="8738"/>
-            <w:tcMar>
-              <w:top w:type="dxa" w:w="70"/>
-              <w:left w:type="dxa" w:w="90"/>
-              <w:bottom w:type="dxa" w:w="70"/>
-              <w:right w:type="dxa" w:w="90"/>
-            </w:tcMar>
-          </w:tcPr>
-          <w:p>
-            <w:pPr>
-              <w:spacing w:after="0" w:line="250"/>
-            </w:pPr>
-            <w:r>
-              <w:rPr>
-                <w:b/>
-                <w:bCs/>
-                <w:sz w:val="17"/>
-                <w:szCs w:val="17"/>
-                <w:rFonts w:ascii="Calibri" w:cs="Calibri" w:eastAsia="Calibri" w:hAnsi="Calibri"/>
-              </w:rPr>
-              <w:t xml:space="preserve">Non-standardized tests</w:t>
-            </w:r>
-            <w:r>
-              <w:rPr>
-                <w:sz w:val="17"/>
-                <w:szCs w:val="17"/>
-                <w:rFonts w:ascii="Calibri" w:cs="Calibri" w:eastAsia="Calibri" w:hAnsi="Calibri"/>
-              </w:rPr>
-              <w:t xml:space="preserve"> — different data, implementations, interpretations — and defenses/vulnerabilities </w:t>
-            </w:r>
-            <w:r>
-              <w:rPr>
-                <w:b/>
-                <w:bCs/>
-                <w:sz w:val="17"/>
-                <w:szCs w:val="17"/>
-                <w:rFonts w:ascii="Calibri" w:cs="Calibri" w:eastAsia="Calibri" w:hAnsi="Calibri"/>
-              </w:rPr>
-              <w:t xml:space="preserve">implemented differently</w:t>
-            </w:r>
-            <w:r>
-              <w:rPr>
-                <w:sz w:val="17"/>
-                <w:szCs w:val="17"/>
-                <w:rFonts w:ascii="Calibri" w:cs="Calibri" w:eastAsia="Calibri" w:hAnsi="Calibri"/>
-              </w:rPr>
-              <w:t xml:space="preserve">.</w:t>
-            </w:r>
-          </w:p>
-        </w:tc>
-      </w:tr>
-      <w:tr>
-        <w:tc>
-          <w:tcPr>
-            <w:tcW w:type="dxa" w:w="900"/>
-            <w:shd w:fill="1F3864" w:color="auto" w:val="clear"/>
-            <w:tcMar>
-              <w:top w:type="dxa" w:w="70"/>
-              <w:left w:type="dxa" w:w="90"/>
-              <w:bottom w:type="dxa" w:w="70"/>
-              <w:right w:type="dxa" w:w="90"/>
-            </w:tcMar>
-          </w:tcPr>
-          <w:p>
-            <w:pPr>
-              <w:spacing w:after="0" w:line="250"/>
-            </w:pPr>
-            <w:r>
-              <w:rPr>
-                <w:b/>
-                <w:bCs/>
-                <w:color w:val="FFFFFF"/>
-                <w:sz w:val="16"/>
-                <w:szCs w:val="16"/>
-                <w:rFonts w:ascii="Calibri" w:cs="Calibri" w:eastAsia="Calibri" w:hAnsi="Calibri"/>
-              </w:rPr>
-              <w:t xml:space="preserve">FRONT</w:t>
-            </w:r>
-          </w:p>
-        </w:tc>
-        <w:tc>
-          <w:tcPr>
-            <w:tcW w:type="dxa" w:w="8738"/>
-            <w:shd w:fill="F5F8FC" w:color="auto" w:val="clear"/>
-            <w:tcMar>
-              <w:top w:type="dxa" w:w="70"/>
-              <w:left w:type="dxa" w:w="90"/>
-              <w:bottom w:type="dxa" w:w="70"/>
-              <w:right w:type="dxa" w:w="90"/>
-            </w:tcMar>
-          </w:tcPr>
-          <w:p>
-            <w:pPr>
-              <w:spacing w:after="0" w:line="250"/>
-            </w:pPr>
-            <w:r>
-              <w:rPr>
-                <w:b/>
-                <w:bCs/>
-                <w:sz w:val="18"/>
-                <w:szCs w:val="18"/>
-                <w:rFonts w:ascii="Calibri" w:cs="Calibri" w:eastAsia="Calibri" w:hAnsi="Calibri"/>
-              </w:rPr>
-              <w:t xml:space="preserve">5. Two things security tools do?</w:t>
-            </w:r>
-          </w:p>
-        </w:tc>
-      </w:tr>
-      <w:tr>
-        <w:tc>
-          <w:tcPr>
-            <w:tcW w:type="dxa" w:w="900"/>
-            <w:shd w:fill="EAF0F8" w:color="auto" w:val="clear"/>
-            <w:tcMar>
-              <w:top w:type="dxa" w:w="70"/>
-              <w:left w:type="dxa" w:w="90"/>
-              <w:bottom w:type="dxa" w:w="70"/>
-              <w:right w:type="dxa" w:w="90"/>
-            </w:tcMar>
-          </w:tcPr>
-          <w:p>
-            <w:pPr>
-              <w:spacing w:after="0" w:line="250"/>
-            </w:pPr>
-            <w:r>
-              <w:rPr>
-                <w:b/>
-                <w:bCs/>
-                <w:sz w:val="16"/>
-                <w:szCs w:val="16"/>
-                <w:rFonts w:ascii="Calibri" w:cs="Calibri" w:eastAsia="Calibri" w:hAnsi="Calibri"/>
-              </w:rPr>
-              <w:t xml:space="preserve">BACK</w:t>
-            </w:r>
-          </w:p>
-        </w:tc>
-        <w:tc>
-          <w:tcPr>
-            <w:tcW w:type="dxa" w:w="8738"/>
-            <w:tcMar>
-              <w:top w:type="dxa" w:w="70"/>
-              <w:left w:type="dxa" w:w="90"/>
-              <w:bottom w:type="dxa" w:w="70"/>
-              <w:right w:type="dxa" w:w="90"/>
-            </w:tcMar>
-          </w:tcPr>
-          <w:p>
-            <w:pPr>
-              <w:spacing w:after="0" w:line="250"/>
-            </w:pPr>
-            <w:r>
-              <w:rPr>
-                <w:b/>
-                <w:bCs/>
-                <w:sz w:val="17"/>
-                <w:szCs w:val="17"/>
-                <w:rFonts w:ascii="Calibri" w:cs="Calibri" w:eastAsia="Calibri" w:hAnsi="Calibri"/>
-              </w:rPr>
-              <w:t xml:space="preserve">Automate evaluation of defenses · detect known types of vulnerabilities.</w:t>
-            </w:r>
-          </w:p>
-        </w:tc>
-      </w:tr>
-      <w:tr>
-        <w:tc>
-          <w:tcPr>
-            <w:tcW w:type="dxa" w:w="900"/>
-            <w:shd w:fill="1F3864" w:color="auto" w:val="clear"/>
-            <w:tcMar>
-              <w:top w:type="dxa" w:w="70"/>
-              <w:left w:type="dxa" w:w="90"/>
-              <w:bottom w:type="dxa" w:w="70"/>
-              <w:right w:type="dxa" w:w="90"/>
-            </w:tcMar>
-          </w:tcPr>
-          <w:p>
-            <w:pPr>
-              <w:spacing w:after="0" w:line="250"/>
-            </w:pPr>
-            <w:r>
-              <w:rPr>
-                <w:b/>
-                <w:bCs/>
-                <w:color w:val="FFFFFF"/>
-                <w:sz w:val="16"/>
-                <w:szCs w:val="16"/>
-                <w:rFonts w:ascii="Calibri" w:cs="Calibri" w:eastAsia="Calibri" w:hAnsi="Calibri"/>
-              </w:rPr>
-              <w:t xml:space="preserve">FRONT</w:t>
-            </w:r>
-          </w:p>
-        </w:tc>
-        <w:tc>
-          <w:tcPr>
-            <w:tcW w:type="dxa" w:w="8738"/>
-            <w:shd w:fill="F5F8FC" w:color="auto" w:val="clear"/>
-            <w:tcMar>
-              <w:top w:type="dxa" w:w="70"/>
-              <w:left w:type="dxa" w:w="90"/>
-              <w:bottom w:type="dxa" w:w="70"/>
-              <w:right w:type="dxa" w:w="90"/>
-            </w:tcMar>
-          </w:tcPr>
-          <w:p>
-            <w:pPr>
-              <w:spacing w:after="0" w:line="250"/>
-            </w:pPr>
-            <w:r>
-              <w:rPr>
-                <w:b/>
-                <w:bCs/>
-                <w:sz w:val="18"/>
-                <w:szCs w:val="18"/>
-                <w:rFonts w:ascii="Calibri" w:cs="Calibri" w:eastAsia="Calibri" w:hAnsi="Calibri"/>
-              </w:rPr>
-              <w:t xml:space="preserve">6. Static analysis advantage?</w:t>
-            </w:r>
-          </w:p>
-        </w:tc>
-      </w:tr>
-      <w:tr>
-        <w:tc>
-          <w:tcPr>
-            <w:tcW w:type="dxa" w:w="900"/>
-            <w:shd w:fill="EAF0F8" w:color="auto" w:val="clear"/>
-            <w:tcMar>
-              <w:top w:type="dxa" w:w="70"/>
-              <w:left w:type="dxa" w:w="90"/>
-              <w:bottom w:type="dxa" w:w="70"/>
-              <w:right w:type="dxa" w:w="90"/>
-            </w:tcMar>
-          </w:tcPr>
-          <w:p>
-            <w:pPr>
-              <w:spacing w:after="0" w:line="250"/>
-            </w:pPr>
-            <w:r>
-              <w:rPr>
-                <w:b/>
-                <w:bCs/>
-                <w:sz w:val="16"/>
-                <w:szCs w:val="16"/>
-                <w:rFonts w:ascii="Calibri" w:cs="Calibri" w:eastAsia="Calibri" w:hAnsi="Calibri"/>
-              </w:rPr>
-              <w:t xml:space="preserve">BACK</w:t>
-            </w:r>
-          </w:p>
-        </w:tc>
-        <w:tc>
-          <w:tcPr>
-            <w:tcW w:type="dxa" w:w="8738"/>
-            <w:tcMar>
-              <w:top w:type="dxa" w:w="70"/>
-              <w:left w:type="dxa" w:w="90"/>
-              <w:bottom w:type="dxa" w:w="70"/>
-              <w:right w:type="dxa" w:w="90"/>
-            </w:tcMar>
-          </w:tcPr>
-          <w:p>
-            <w:pPr>
-              <w:spacing w:after="0" w:line="250"/>
-            </w:pPr>
-            <w:r>
-              <w:rPr>
-                <w:b/>
-                <w:bCs/>
-                <w:sz w:val="17"/>
-                <w:szCs w:val="17"/>
-                <w:rFonts w:ascii="Calibri" w:cs="Calibri" w:eastAsia="Calibri" w:hAnsi="Calibri"/>
-              </w:rPr>
-              <w:t xml:space="preserve">Very early in the lifecycle</w:t>
-            </w:r>
-            <w:r>
-              <w:rPr>
-                <w:sz w:val="17"/>
-                <w:szCs w:val="17"/>
-                <w:rFonts w:ascii="Calibri" w:cs="Calibri" w:eastAsia="Calibri" w:hAnsi="Calibri"/>
-              </w:rPr>
-              <w:t xml:space="preserve">; most languages; report on security aspects.</w:t>
-            </w:r>
-          </w:p>
-        </w:tc>
-      </w:tr>
-      <w:tr>
-        <w:tc>
-          <w:tcPr>
-            <w:tcW w:type="dxa" w:w="900"/>
-            <w:shd w:fill="1F3864" w:color="auto" w:val="clear"/>
-            <w:tcMar>
-              <w:top w:type="dxa" w:w="70"/>
-              <w:left w:type="dxa" w:w="90"/>
-              <w:bottom w:type="dxa" w:w="70"/>
-              <w:right w:type="dxa" w:w="90"/>
-            </w:tcMar>
-          </w:tcPr>
-          <w:p>
-            <w:pPr>
-              <w:spacing w:after="0" w:line="250"/>
-            </w:pPr>
-            <w:r>
-              <w:rPr>
-                <w:b/>
-                <w:bCs/>
-                <w:color w:val="FFFFFF"/>
-                <w:sz w:val="16"/>
-                <w:szCs w:val="16"/>
-                <w:rFonts w:ascii="Calibri" w:cs="Calibri" w:eastAsia="Calibri" w:hAnsi="Calibri"/>
-              </w:rPr>
-              <w:t xml:space="preserve">FRONT</w:t>
-            </w:r>
-          </w:p>
-        </w:tc>
-        <w:tc>
-          <w:tcPr>
-            <w:tcW w:type="dxa" w:w="8738"/>
-            <w:shd w:fill="F5F8FC" w:color="auto" w:val="clear"/>
-            <w:tcMar>
-              <w:top w:type="dxa" w:w="70"/>
-              <w:left w:type="dxa" w:w="90"/>
-              <w:bottom w:type="dxa" w:w="70"/>
-              <w:right w:type="dxa" w:w="90"/>
-            </w:tcMar>
-          </w:tcPr>
-          <w:p>
-            <w:pPr>
-              <w:spacing w:after="0" w:line="250"/>
-            </w:pPr>
-            <w:r>
-              <w:rPr>
-                <w:b/>
-                <w:bCs/>
-                <w:sz w:val="18"/>
-                <w:szCs w:val="18"/>
-                <w:rFonts w:ascii="Calibri" w:cs="Calibri" w:eastAsia="Calibri" w:hAnsi="Calibri"/>
-              </w:rPr>
-              <w:t xml:space="preserve">7. How do dynamic security tools differ?</w:t>
-            </w:r>
-          </w:p>
-        </w:tc>
-      </w:tr>
-      <w:tr>
-        <w:tc>
-          <w:tcPr>
-            <w:tcW w:type="dxa" w:w="900"/>
-            <w:shd w:fill="EAF0F8" w:color="auto" w:val="clear"/>
-            <w:tcMar>
-              <w:top w:type="dxa" w:w="70"/>
-              <w:left w:type="dxa" w:w="90"/>
-              <w:bottom w:type="dxa" w:w="70"/>
-              <w:right w:type="dxa" w:w="90"/>
-            </w:tcMar>
-          </w:tcPr>
-          <w:p>
-            <w:pPr>
-              <w:spacing w:after="0" w:line="250"/>
-            </w:pPr>
-            <w:r>
-              <w:rPr>
-                <w:b/>
-                <w:bCs/>
-                <w:sz w:val="16"/>
-                <w:szCs w:val="16"/>
-                <w:rFonts w:ascii="Calibri" w:cs="Calibri" w:eastAsia="Calibri" w:hAnsi="Calibri"/>
-              </w:rPr>
-              <w:t xml:space="preserve">BACK</w:t>
-            </w:r>
-          </w:p>
-        </w:tc>
-        <w:tc>
-          <w:tcPr>
-            <w:tcW w:type="dxa" w:w="8738"/>
-            <w:tcMar>
-              <w:top w:type="dxa" w:w="70"/>
-              <w:left w:type="dxa" w:w="90"/>
-              <w:bottom w:type="dxa" w:w="70"/>
-              <w:right w:type="dxa" w:w="90"/>
-            </w:tcMar>
-          </w:tcPr>
-          <w:p>
-            <w:pPr>
-              <w:spacing w:after="0" w:line="250"/>
-            </w:pPr>
-            <w:r>
-              <w:rPr>
-                <w:sz w:val="17"/>
-                <w:szCs w:val="17"/>
-                <w:rFonts w:ascii="Calibri" w:cs="Calibri" w:eastAsia="Calibri" w:hAnsi="Calibri"/>
-              </w:rPr>
-              <w:t xml:space="preserve">They </w:t>
-            </w:r>
-            <w:r>
-              <w:rPr>
-                <w:b/>
-                <w:bCs/>
-                <w:sz w:val="17"/>
-                <w:szCs w:val="17"/>
-                <w:rFonts w:ascii="Calibri" w:cs="Calibri" w:eastAsia="Calibri" w:hAnsi="Calibri"/>
-              </w:rPr>
-              <w:t xml:space="preserve">probe the system rather than (just) the application under test</w:t>
-            </w:r>
-            <w:r>
-              <w:rPr>
-                <w:sz w:val="17"/>
-                <w:szCs w:val="17"/>
-                <w:rFonts w:ascii="Calibri" w:cs="Calibri" w:eastAsia="Calibri" w:hAnsi="Calibri"/>
-              </w:rPr>
-              <w:t xml:space="preserve">.</w:t>
-            </w:r>
-          </w:p>
-        </w:tc>
-      </w:tr>
-      <w:tr>
-        <w:tc>
-          <w:tcPr>
-            <w:tcW w:type="dxa" w:w="900"/>
-            <w:shd w:fill="1F3864" w:color="auto" w:val="clear"/>
-            <w:tcMar>
-              <w:top w:type="dxa" w:w="70"/>
-              <w:left w:type="dxa" w:w="90"/>
-              <w:bottom w:type="dxa" w:w="70"/>
-              <w:right w:type="dxa" w:w="90"/>
-            </w:tcMar>
-          </w:tcPr>
-          <w:p>
-            <w:pPr>
-              <w:spacing w:after="0" w:line="250"/>
-            </w:pPr>
-            <w:r>
-              <w:rPr>
-                <w:b/>
-                <w:bCs/>
-                <w:color w:val="FFFFFF"/>
-                <w:sz w:val="16"/>
-                <w:szCs w:val="16"/>
-                <w:rFonts w:ascii="Calibri" w:cs="Calibri" w:eastAsia="Calibri" w:hAnsi="Calibri"/>
-              </w:rPr>
-              <w:t xml:space="preserve">FRONT</w:t>
-            </w:r>
-          </w:p>
-        </w:tc>
-        <w:tc>
-          <w:tcPr>
-            <w:tcW w:type="dxa" w:w="8738"/>
-            <w:shd w:fill="F5F8FC" w:color="auto" w:val="clear"/>
-            <w:tcMar>
-              <w:top w:type="dxa" w:w="70"/>
-              <w:left w:type="dxa" w:w="90"/>
-              <w:bottom w:type="dxa" w:w="70"/>
-              <w:right w:type="dxa" w:w="90"/>
-            </w:tcMar>
-          </w:tcPr>
-          <w:p>
-            <w:pPr>
-              <w:spacing w:after="0" w:line="250"/>
-            </w:pPr>
-            <w:r>
-              <w:rPr>
-                <w:b/>
-                <w:bCs/>
-                <w:sz w:val="18"/>
-                <w:szCs w:val="18"/>
-                <w:rFonts w:ascii="Calibri" w:cs="Calibri" w:eastAsia="Calibri" w:hAnsi="Calibri"/>
-              </w:rPr>
-              <w:t xml:space="preserve">8. Can a dynamic tool scan statically?</w:t>
-            </w:r>
-          </w:p>
-        </w:tc>
-      </w:tr>
-      <w:tr>
-        <w:tc>
-          <w:tcPr>
-            <w:tcW w:type="dxa" w:w="900"/>
-            <w:shd w:fill="EAF0F8" w:color="auto" w:val="clear"/>
-            <w:tcMar>
-              <w:top w:type="dxa" w:w="70"/>
-              <w:left w:type="dxa" w:w="90"/>
-              <w:bottom w:type="dxa" w:w="70"/>
-              <w:right w:type="dxa" w:w="90"/>
-            </w:tcMar>
-          </w:tcPr>
-          <w:p>
-            <w:pPr>
-              <w:spacing w:after="0" w:line="250"/>
-            </w:pPr>
-            <w:r>
-              <w:rPr>
-                <w:b/>
-                <w:bCs/>
-                <w:sz w:val="16"/>
-                <w:szCs w:val="16"/>
-                <w:rFonts w:ascii="Calibri" w:cs="Calibri" w:eastAsia="Calibri" w:hAnsi="Calibri"/>
-              </w:rPr>
-              <w:t xml:space="preserve">BACK</w:t>
-            </w:r>
-          </w:p>
-        </w:tc>
-        <w:tc>
-          <w:tcPr>
-            <w:tcW w:type="dxa" w:w="8738"/>
-            <w:tcMar>
-              <w:top w:type="dxa" w:w="70"/>
-              <w:left w:type="dxa" w:w="90"/>
-              <w:bottom w:type="dxa" w:w="70"/>
-              <w:right w:type="dxa" w:w="90"/>
-            </w:tcMar>
-          </w:tcPr>
-          <w:p>
-            <w:pPr>
-              <w:spacing w:after="0" w:line="250"/>
-            </w:pPr>
-            <w:r>
-              <w:rPr>
-                <w:b/>
-                <w:bCs/>
-                <w:sz w:val="17"/>
-                <w:szCs w:val="17"/>
-                <w:rFonts w:ascii="Calibri" w:cs="Calibri" w:eastAsia="Calibri" w:hAnsi="Calibri"/>
-              </w:rPr>
-              <w:t xml:space="preserve">Yes — e.g. a static scan of a database.</w:t>
-            </w:r>
-          </w:p>
-        </w:tc>
-      </w:tr>
-      <w:tr>
-        <w:tc>
-          <w:tcPr>
-            <w:tcW w:type="dxa" w:w="900"/>
-            <w:shd w:fill="1F3864" w:color="auto" w:val="clear"/>
-            <w:tcMar>
-              <w:top w:type="dxa" w:w="70"/>
-              <w:left w:type="dxa" w:w="90"/>
-              <w:bottom w:type="dxa" w:w="70"/>
-              <w:right w:type="dxa" w:w="90"/>
-            </w:tcMar>
-          </w:tcPr>
-          <w:p>
-            <w:pPr>
-              <w:spacing w:after="0" w:line="250"/>
-            </w:pPr>
-            <w:r>
-              <w:rPr>
-                <w:b/>
-                <w:bCs/>
-                <w:color w:val="FFFFFF"/>
-                <w:sz w:val="16"/>
-                <w:szCs w:val="16"/>
-                <w:rFonts w:ascii="Calibri" w:cs="Calibri" w:eastAsia="Calibri" w:hAnsi="Calibri"/>
-              </w:rPr>
-              <w:t xml:space="preserve">FRONT</w:t>
-            </w:r>
-          </w:p>
-        </w:tc>
-        <w:tc>
-          <w:tcPr>
-            <w:tcW w:type="dxa" w:w="8738"/>
-            <w:shd w:fill="F5F8FC" w:color="auto" w:val="clear"/>
-            <w:tcMar>
-              <w:top w:type="dxa" w:w="70"/>
-              <w:left w:type="dxa" w:w="90"/>
-              <w:bottom w:type="dxa" w:w="70"/>
-              <w:right w:type="dxa" w:w="90"/>
-            </w:tcMar>
-          </w:tcPr>
-          <w:p>
-            <w:pPr>
-              <w:spacing w:after="0" w:line="250"/>
-            </w:pPr>
-            <w:r>
-              <w:rPr>
-                <w:b/>
-                <w:bCs/>
-                <w:sz w:val="18"/>
-                <w:szCs w:val="18"/>
-                <w:rFonts w:ascii="Calibri" w:cs="Calibri" w:eastAsia="Calibri" w:hAnsi="Calibri"/>
-              </w:rPr>
-              <w:t xml:space="preserve">9. Sources of tool lists?</w:t>
-            </w:r>
-          </w:p>
-        </w:tc>
-      </w:tr>
-      <w:tr>
-        <w:tc>
-          <w:tcPr>
-            <w:tcW w:type="dxa" w:w="900"/>
-            <w:shd w:fill="EAF0F8" w:color="auto" w:val="clear"/>
-            <w:tcMar>
-              <w:top w:type="dxa" w:w="70"/>
-              <w:left w:type="dxa" w:w="90"/>
-              <w:bottom w:type="dxa" w:w="70"/>
-              <w:right w:type="dxa" w:w="90"/>
-            </w:tcMar>
-          </w:tcPr>
-          <w:p>
-            <w:pPr>
-              <w:spacing w:after="0" w:line="250"/>
-            </w:pPr>
-            <w:r>
-              <w:rPr>
-                <w:b/>
-                <w:bCs/>
-                <w:sz w:val="16"/>
-                <w:szCs w:val="16"/>
-                <w:rFonts w:ascii="Calibri" w:cs="Calibri" w:eastAsia="Calibri" w:hAnsi="Calibri"/>
-              </w:rPr>
-              <w:t xml:space="preserve">BACK</w:t>
-            </w:r>
-          </w:p>
-        </w:tc>
-        <w:tc>
-          <w:tcPr>
-            <w:tcW w:type="dxa" w:w="8738"/>
-            <w:tcMar>
-              <w:top w:type="dxa" w:w="70"/>
-              <w:left w:type="dxa" w:w="90"/>
-              <w:bottom w:type="dxa" w:w="70"/>
-              <w:right w:type="dxa" w:w="90"/>
-            </w:tcMar>
-          </w:tcPr>
-          <w:p>
-            <w:pPr>
-              <w:spacing w:after="0" w:line="250"/>
-            </w:pPr>
-            <w:r>
-              <w:rPr>
-                <w:b/>
-                <w:bCs/>
-                <w:sz w:val="17"/>
-                <w:szCs w:val="17"/>
-                <w:rFonts w:ascii="Calibri" w:cs="Calibri" w:eastAsia="Calibri" w:hAnsi="Calibri"/>
-              </w:rPr>
-              <w:t xml:space="preserve">WASC · OWASP · BackTrack/Kali · sectools.org</w:t>
-            </w:r>
-            <w:r>
-              <w:rPr>
-                <w:sz w:val="17"/>
-                <w:szCs w:val="17"/>
-                <w:rFonts w:ascii="Calibri" w:cs="Calibri" w:eastAsia="Calibri" w:hAnsi="Calibri"/>
-              </w:rPr>
-              <w:t xml:space="preserve"> — and your </w:t>
-            </w:r>
-            <w:r>
-              <w:rPr>
-                <w:b/>
-                <w:bCs/>
-                <w:sz w:val="17"/>
-                <w:szCs w:val="17"/>
-                <w:rFonts w:ascii="Calibri" w:cs="Calibri" w:eastAsia="Calibri" w:hAnsi="Calibri"/>
-              </w:rPr>
-              <w:t xml:space="preserve">own maintained list</w:t>
-            </w:r>
-            <w:r>
-              <w:rPr>
-                <w:sz w:val="17"/>
-                <w:szCs w:val="17"/>
-                <w:rFonts w:ascii="Calibri" w:cs="Calibri" w:eastAsia="Calibri" w:hAnsi="Calibri"/>
-              </w:rPr>
-              <w:t xml:space="preserve">.</w:t>
-            </w:r>
-          </w:p>
-        </w:tc>
-      </w:tr>
-      <w:tr>
-        <w:tc>
-          <w:tcPr>
-            <w:tcW w:type="dxa" w:w="900"/>
-            <w:shd w:fill="1F3864" w:color="auto" w:val="clear"/>
-            <w:tcMar>
-              <w:top w:type="dxa" w:w="70"/>
-              <w:left w:type="dxa" w:w="90"/>
-              <w:bottom w:type="dxa" w:w="70"/>
-              <w:right w:type="dxa" w:w="90"/>
-            </w:tcMar>
-          </w:tcPr>
-          <w:p>
-            <w:pPr>
-              <w:spacing w:after="0" w:line="250"/>
-            </w:pPr>
-            <w:r>
-              <w:rPr>
-                <w:b/>
-                <w:bCs/>
-                <w:color w:val="FFFFFF"/>
-                <w:sz w:val="16"/>
-                <w:szCs w:val="16"/>
-                <w:rFonts w:ascii="Calibri" w:cs="Calibri" w:eastAsia="Calibri" w:hAnsi="Calibri"/>
-              </w:rPr>
-              <w:t xml:space="preserve">FRONT</w:t>
-            </w:r>
-          </w:p>
-        </w:tc>
-        <w:tc>
-          <w:tcPr>
-            <w:tcW w:type="dxa" w:w="8738"/>
-            <w:shd w:fill="F5F8FC" w:color="auto" w:val="clear"/>
-            <w:tcMar>
-              <w:top w:type="dxa" w:w="70"/>
-              <w:left w:type="dxa" w:w="90"/>
-              <w:bottom w:type="dxa" w:w="70"/>
-              <w:right w:type="dxa" w:w="90"/>
-            </w:tcMar>
-          </w:tcPr>
-          <w:p>
-            <w:pPr>
-              <w:spacing w:after="0" w:line="250"/>
-            </w:pPr>
-            <w:r>
-              <w:rPr>
-                <w:b/>
-                <w:bCs/>
-                <w:sz w:val="18"/>
-                <w:szCs w:val="18"/>
-                <w:rFonts w:ascii="Calibri" w:cs="Calibri" w:eastAsia="Calibri" w:hAnsi="Calibri"/>
-              </w:rPr>
-              <w:t xml:space="preserve">10. Nine test-basis items for security testing?</w:t>
-            </w:r>
-          </w:p>
-        </w:tc>
-      </w:tr>
-      <w:tr>
-        <w:tc>
-          <w:tcPr>
-            <w:tcW w:type="dxa" w:w="900"/>
-            <w:shd w:fill="EAF0F8" w:color="auto" w:val="clear"/>
-            <w:tcMar>
-              <w:top w:type="dxa" w:w="70"/>
-              <w:left w:type="dxa" w:w="90"/>
-              <w:bottom w:type="dxa" w:w="70"/>
-              <w:right w:type="dxa" w:w="90"/>
-            </w:tcMar>
-          </w:tcPr>
-          <w:p>
-            <w:pPr>
-              <w:spacing w:after="0" w:line="250"/>
-            </w:pPr>
-            <w:r>
-              <w:rPr>
-                <w:b/>
-                <w:bCs/>
-                <w:sz w:val="16"/>
-                <w:szCs w:val="16"/>
-                <w:rFonts w:ascii="Calibri" w:cs="Calibri" w:eastAsia="Calibri" w:hAnsi="Calibri"/>
-              </w:rPr>
-              <w:t xml:space="preserve">BACK</w:t>
-            </w:r>
-          </w:p>
-        </w:tc>
-        <w:tc>
-          <w:tcPr>
-            <w:tcW w:type="dxa" w:w="8738"/>
-            <w:tcMar>
-              <w:top w:type="dxa" w:w="70"/>
-              <w:left w:type="dxa" w:w="90"/>
-              <w:bottom w:type="dxa" w:w="70"/>
-              <w:right w:type="dxa" w:w="90"/>
-            </w:tcMar>
-          </w:tcPr>
-          <w:p>
-            <w:pPr>
-              <w:spacing w:after="0" w:line="250"/>
-            </w:pPr>
-            <w:r>
-              <w:rPr>
-                <w:sz w:val="17"/>
-                <w:szCs w:val="17"/>
-                <w:rFonts w:ascii="Calibri" w:cs="Calibri" w:eastAsia="Calibri" w:hAnsi="Calibri"/>
-              </w:rPr>
-              <w:t xml:space="preserve">Security policy · test policy · threat/risk analysis · requirements · architecture/design · security (test) strategy · system under test · known threats/exploits/vulnerabilities · </w:t>
-            </w:r>
-            <w:r>
-              <w:rPr>
-                <w:b/>
-                <w:bCs/>
-                <w:sz w:val="17"/>
-                <w:szCs w:val="17"/>
-                <w:rFonts w:ascii="Calibri" w:cs="Calibri" w:eastAsia="Calibri" w:hAnsi="Calibri"/>
-              </w:rPr>
-              <w:t xml:space="preserve">user profiles</w:t>
-            </w:r>
-            <w:r>
-              <w:rPr>
-                <w:sz w:val="17"/>
-                <w:szCs w:val="17"/>
-                <w:rFonts w:ascii="Calibri" w:cs="Calibri" w:eastAsia="Calibri" w:hAnsi="Calibri"/>
-              </w:rPr>
-              <w:t xml:space="preserve">.</w:t>
-            </w:r>
-          </w:p>
-        </w:tc>
-      </w:tr>
-      <w:tr>
-        <w:tc>
-          <w:tcPr>
-            <w:tcW w:type="dxa" w:w="900"/>
-            <w:shd w:fill="1F3864" w:color="auto" w:val="clear"/>
-            <w:tcMar>
-              <w:top w:type="dxa" w:w="70"/>
-              <w:left w:type="dxa" w:w="90"/>
-              <w:bottom w:type="dxa" w:w="70"/>
-              <w:right w:type="dxa" w:w="90"/>
-            </w:tcMar>
-          </w:tcPr>
-          <w:p>
-            <w:pPr>
-              <w:spacing w:after="0" w:line="250"/>
-            </w:pPr>
-            <w:r>
-              <w:rPr>
-                <w:b/>
-                <w:bCs/>
-                <w:color w:val="FFFFFF"/>
-                <w:sz w:val="16"/>
-                <w:szCs w:val="16"/>
-                <w:rFonts w:ascii="Calibri" w:cs="Calibri" w:eastAsia="Calibri" w:hAnsi="Calibri"/>
-              </w:rPr>
-              <w:t xml:space="preserve">FRONT</w:t>
-            </w:r>
-          </w:p>
-        </w:tc>
-        <w:tc>
-          <w:tcPr>
-            <w:tcW w:type="dxa" w:w="8738"/>
-            <w:shd w:fill="F5F8FC" w:color="auto" w:val="clear"/>
-            <w:tcMar>
-              <w:top w:type="dxa" w:w="70"/>
-              <w:left w:type="dxa" w:w="90"/>
-              <w:bottom w:type="dxa" w:w="70"/>
-              <w:right w:type="dxa" w:w="90"/>
-            </w:tcMar>
-          </w:tcPr>
-          <w:p>
-            <w:pPr>
-              <w:spacing w:after="0" w:line="250"/>
-            </w:pPr>
-            <w:r>
-              <w:rPr>
-                <w:b/>
-                <w:bCs/>
-                <w:sz w:val="18"/>
-                <w:szCs w:val="18"/>
-                <w:rFonts w:ascii="Calibri" w:cs="Calibri" w:eastAsia="Calibri" w:hAnsi="Calibri"/>
-              </w:rPr>
-              <w:t xml:space="preserve">11. Four overview items from requirements/design?</w:t>
-            </w:r>
-          </w:p>
-        </w:tc>
-      </w:tr>
-      <w:tr>
-        <w:tc>
-          <w:tcPr>
-            <w:tcW w:type="dxa" w:w="900"/>
-            <w:shd w:fill="EAF0F8" w:color="auto" w:val="clear"/>
-            <w:tcMar>
-              <w:top w:type="dxa" w:w="70"/>
-              <w:left w:type="dxa" w:w="90"/>
-              <w:bottom w:type="dxa" w:w="70"/>
-              <w:right w:type="dxa" w:w="90"/>
-            </w:tcMar>
-          </w:tcPr>
-          <w:p>
-            <w:pPr>
-              <w:spacing w:after="0" w:line="250"/>
-            </w:pPr>
-            <w:r>
-              <w:rPr>
-                <w:b/>
-                <w:bCs/>
-                <w:sz w:val="16"/>
-                <w:szCs w:val="16"/>
-                <w:rFonts w:ascii="Calibri" w:cs="Calibri" w:eastAsia="Calibri" w:hAnsi="Calibri"/>
-              </w:rPr>
-              <w:t xml:space="preserve">BACK</w:t>
-            </w:r>
-          </w:p>
-        </w:tc>
-        <w:tc>
-          <w:tcPr>
-            <w:tcW w:type="dxa" w:w="8738"/>
-            <w:tcMar>
-              <w:top w:type="dxa" w:w="70"/>
-              <w:left w:type="dxa" w:w="90"/>
-              <w:bottom w:type="dxa" w:w="70"/>
-              <w:right w:type="dxa" w:w="90"/>
-            </w:tcMar>
-          </w:tcPr>
-          <w:p>
-            <w:pPr>
-              <w:spacing w:after="0" w:line="250"/>
-            </w:pPr>
-            <w:r>
-              <w:rPr>
-                <w:b/>
-                <w:bCs/>
-                <w:sz w:val="17"/>
-                <w:szCs w:val="17"/>
-                <w:rFonts w:ascii="Calibri" w:cs="Calibri" w:eastAsia="Calibri" w:hAnsi="Calibri"/>
-              </w:rPr>
-              <w:t xml:space="preserve">Interfaces (incl. GUI) · protocols and standards · web coding guidelines · component configurations (hardened).</w:t>
-            </w:r>
-          </w:p>
-        </w:tc>
-      </w:tr>
-      <w:tr>
-        <w:tc>
-          <w:tcPr>
-            <w:tcW w:type="dxa" w:w="900"/>
-            <w:shd w:fill="1F3864" w:color="auto" w:val="clear"/>
-            <w:tcMar>
-              <w:top w:type="dxa" w:w="70"/>
-              <w:left w:type="dxa" w:w="90"/>
-              <w:bottom w:type="dxa" w:w="70"/>
-              <w:right w:type="dxa" w:w="90"/>
-            </w:tcMar>
-          </w:tcPr>
-          <w:p>
-            <w:pPr>
-              <w:spacing w:after="0" w:line="250"/>
-            </w:pPr>
-            <w:r>
-              <w:rPr>
-                <w:b/>
-                <w:bCs/>
-                <w:color w:val="FFFFFF"/>
-                <w:sz w:val="16"/>
-                <w:szCs w:val="16"/>
-                <w:rFonts w:ascii="Calibri" w:cs="Calibri" w:eastAsia="Calibri" w:hAnsi="Calibri"/>
-              </w:rPr>
-              <w:t xml:space="preserve">FRONT</w:t>
-            </w:r>
-          </w:p>
-        </w:tc>
-        <w:tc>
-          <w:tcPr>
-            <w:tcW w:type="dxa" w:w="8738"/>
-            <w:shd w:fill="F5F8FC" w:color="auto" w:val="clear"/>
-            <w:tcMar>
-              <w:top w:type="dxa" w:w="70"/>
-              <w:left w:type="dxa" w:w="90"/>
-              <w:bottom w:type="dxa" w:w="70"/>
-              <w:right w:type="dxa" w:w="90"/>
-            </w:tcMar>
-          </w:tcPr>
-          <w:p>
-            <w:pPr>
-              <w:spacing w:after="0" w:line="250"/>
-            </w:pPr>
-            <w:r>
-              <w:rPr>
-                <w:b/>
-                <w:bCs/>
-                <w:sz w:val="18"/>
-                <w:szCs w:val="18"/>
-                <w:rFonts w:ascii="Calibri" w:cs="Calibri" w:eastAsia="Calibri" w:hAnsi="Calibri"/>
-              </w:rPr>
-              <w:t xml:space="preserve">12. Development or operations?</w:t>
-            </w:r>
-          </w:p>
-        </w:tc>
-      </w:tr>
-      <w:tr>
-        <w:tc>
-          <w:tcPr>
-            <w:tcW w:type="dxa" w:w="900"/>
-            <w:shd w:fill="EAF0F8" w:color="auto" w:val="clear"/>
-            <w:tcMar>
-              <w:top w:type="dxa" w:w="70"/>
-              <w:left w:type="dxa" w:w="90"/>
-              <w:bottom w:type="dxa" w:w="70"/>
-              <w:right w:type="dxa" w:w="90"/>
-            </w:tcMar>
-          </w:tcPr>
-          <w:p>
-            <w:pPr>
-              <w:spacing w:after="0" w:line="250"/>
-            </w:pPr>
-            <w:r>
-              <w:rPr>
-                <w:b/>
-                <w:bCs/>
-                <w:sz w:val="16"/>
-                <w:szCs w:val="16"/>
-                <w:rFonts w:ascii="Calibri" w:cs="Calibri" w:eastAsia="Calibri" w:hAnsi="Calibri"/>
-              </w:rPr>
-              <w:t xml:space="preserve">BACK</w:t>
-            </w:r>
-          </w:p>
-        </w:tc>
-        <w:tc>
-          <w:tcPr>
-            <w:tcW w:type="dxa" w:w="8738"/>
-            <w:tcMar>
-              <w:top w:type="dxa" w:w="70"/>
-              <w:left w:type="dxa" w:w="90"/>
-              <w:bottom w:type="dxa" w:w="70"/>
-              <w:right w:type="dxa" w:w="90"/>
-            </w:tcMar>
-          </w:tcPr>
-          <w:p>
-            <w:pPr>
-              <w:spacing w:after="0" w:line="250"/>
-            </w:pPr>
-            <w:r>
-              <w:rPr>
-                <w:sz w:val="17"/>
-                <w:szCs w:val="17"/>
-                <w:rFonts w:ascii="Calibri" w:cs="Calibri" w:eastAsia="Calibri" w:hAnsi="Calibri"/>
-              </w:rPr>
-              <w:t xml:space="preserve">Determine whether security testing is a </w:t>
-            </w:r>
-            <w:r>
-              <w:rPr>
-                <w:b/>
-                <w:bCs/>
-                <w:sz w:val="17"/>
-                <w:szCs w:val="17"/>
-                <w:rFonts w:ascii="Calibri" w:cs="Calibri" w:eastAsia="Calibri" w:hAnsi="Calibri"/>
-              </w:rPr>
-              <w:t xml:space="preserve">development</w:t>
-            </w:r>
-            <w:r>
-              <w:rPr>
-                <w:sz w:val="17"/>
-                <w:szCs w:val="17"/>
-                <w:rFonts w:ascii="Calibri" w:cs="Calibri" w:eastAsia="Calibri" w:hAnsi="Calibri"/>
-              </w:rPr>
-              <w:t xml:space="preserve"> or </w:t>
-            </w:r>
-            <w:r>
-              <w:rPr>
-                <w:b/>
-                <w:bCs/>
-                <w:sz w:val="17"/>
-                <w:szCs w:val="17"/>
-                <w:rFonts w:ascii="Calibri" w:cs="Calibri" w:eastAsia="Calibri" w:hAnsi="Calibri"/>
-              </w:rPr>
-              <w:t xml:space="preserve">maintenance/operations</w:t>
-            </w:r>
-            <w:r>
-              <w:rPr>
-                <w:sz w:val="17"/>
-                <w:szCs w:val="17"/>
-                <w:rFonts w:ascii="Calibri" w:cs="Calibri" w:eastAsia="Calibri" w:hAnsi="Calibri"/>
-              </w:rPr>
-              <w:t xml:space="preserve"> activity — it shapes tool requirements.</w:t>
-            </w:r>
-          </w:p>
-        </w:tc>
-      </w:tr>
-      <w:tr>
-        <w:tc>
-          <w:tcPr>
-            <w:tcW w:type="dxa" w:w="900"/>
-            <w:shd w:fill="1F3864" w:color="auto" w:val="clear"/>
-            <w:tcMar>
-              <w:top w:type="dxa" w:w="70"/>
-              <w:left w:type="dxa" w:w="90"/>
-              <w:bottom w:type="dxa" w:w="70"/>
-              <w:right w:type="dxa" w:w="90"/>
-            </w:tcMar>
-          </w:tcPr>
-          <w:p>
-            <w:pPr>
-              <w:spacing w:after="0" w:line="250"/>
-            </w:pPr>
-            <w:r>
-              <w:rPr>
-                <w:b/>
-                <w:bCs/>
-                <w:color w:val="FFFFFF"/>
-                <w:sz w:val="16"/>
-                <w:szCs w:val="16"/>
-                <w:rFonts w:ascii="Calibri" w:cs="Calibri" w:eastAsia="Calibri" w:hAnsi="Calibri"/>
-              </w:rPr>
-              <w:t xml:space="preserve">FRONT</w:t>
-            </w:r>
-          </w:p>
-        </w:tc>
-        <w:tc>
-          <w:tcPr>
-            <w:tcW w:type="dxa" w:w="8738"/>
-            <w:shd w:fill="F5F8FC" w:color="auto" w:val="clear"/>
-            <w:tcMar>
-              <w:top w:type="dxa" w:w="70"/>
-              <w:left w:type="dxa" w:w="90"/>
-              <w:bottom w:type="dxa" w:w="70"/>
-              <w:right w:type="dxa" w:w="90"/>
-            </w:tcMar>
-          </w:tcPr>
-          <w:p>
-            <w:pPr>
-              <w:spacing w:after="0" w:line="250"/>
-            </w:pPr>
-            <w:r>
-              <w:rPr>
-                <w:b/>
-                <w:bCs/>
-                <w:sz w:val="18"/>
-                <w:szCs w:val="18"/>
-                <w:rFonts w:ascii="Calibri" w:cs="Calibri" w:eastAsia="Calibri" w:hAnsi="Calibri"/>
-              </w:rPr>
-              <w:t xml:space="preserve">13. Why might open source be disallowed?</w:t>
-            </w:r>
-          </w:p>
-        </w:tc>
-      </w:tr>
-      <w:tr>
-        <w:tc>
-          <w:tcPr>
-            <w:tcW w:type="dxa" w:w="900"/>
-            <w:shd w:fill="EAF0F8" w:color="auto" w:val="clear"/>
-            <w:tcMar>
-              <w:top w:type="dxa" w:w="70"/>
-              <w:left w:type="dxa" w:w="90"/>
-              <w:bottom w:type="dxa" w:w="70"/>
-              <w:right w:type="dxa" w:w="90"/>
-            </w:tcMar>
-          </w:tcPr>
-          <w:p>
-            <w:pPr>
-              <w:spacing w:after="0" w:line="250"/>
-            </w:pPr>
-            <w:r>
-              <w:rPr>
-                <w:b/>
-                <w:bCs/>
-                <w:sz w:val="16"/>
-                <w:szCs w:val="16"/>
-                <w:rFonts w:ascii="Calibri" w:cs="Calibri" w:eastAsia="Calibri" w:hAnsi="Calibri"/>
-              </w:rPr>
-              <w:t xml:space="preserve">BACK</w:t>
-            </w:r>
-          </w:p>
-        </w:tc>
-        <w:tc>
-          <w:tcPr>
-            <w:tcW w:type="dxa" w:w="8738"/>
-            <w:tcMar>
-              <w:top w:type="dxa" w:w="70"/>
-              <w:left w:type="dxa" w:w="90"/>
-              <w:bottom w:type="dxa" w:w="70"/>
-              <w:right w:type="dxa" w:w="90"/>
-            </w:tcMar>
-          </w:tcPr>
-          <w:p>
-            <w:pPr>
-              <w:spacing w:after="0" w:line="250"/>
-            </w:pPr>
-            <w:r>
-              <w:rPr>
-                <w:b/>
-                <w:bCs/>
-                <w:sz w:val="17"/>
-                <w:szCs w:val="17"/>
-                <w:rFonts w:ascii="Calibri" w:cs="Calibri" w:eastAsia="Calibri" w:hAnsi="Calibri"/>
-              </w:rPr>
-              <w:t xml:space="preserve">Regulatory compliance</w:t>
-            </w:r>
-            <w:r>
-              <w:rPr>
-                <w:sz w:val="17"/>
-                <w:szCs w:val="17"/>
-                <w:rFonts w:ascii="Calibri" w:cs="Calibri" w:eastAsia="Calibri" w:hAnsi="Calibri"/>
-              </w:rPr>
-              <w:t xml:space="preserve"> may require commercial or certified tools.</w:t>
-            </w:r>
-          </w:p>
-        </w:tc>
-      </w:tr>
-      <w:tr>
-        <w:tc>
-          <w:tcPr>
-            <w:tcW w:type="dxa" w:w="900"/>
-            <w:shd w:fill="1F3864" w:color="auto" w:val="clear"/>
-            <w:tcMar>
-              <w:top w:type="dxa" w:w="70"/>
-              <w:left w:type="dxa" w:w="90"/>
-              <w:bottom w:type="dxa" w:w="70"/>
-              <w:right w:type="dxa" w:w="90"/>
-            </w:tcMar>
-          </w:tcPr>
-          <w:p>
-            <w:pPr>
-              <w:spacing w:after="0" w:line="250"/>
-            </w:pPr>
-            <w:r>
-              <w:rPr>
-                <w:b/>
-                <w:bCs/>
-                <w:color w:val="FFFFFF"/>
-                <w:sz w:val="16"/>
-                <w:szCs w:val="16"/>
-                <w:rFonts w:ascii="Calibri" w:cs="Calibri" w:eastAsia="Calibri" w:hAnsi="Calibri"/>
-              </w:rPr>
-              <w:t xml:space="preserve">FRONT</w:t>
-            </w:r>
-          </w:p>
-        </w:tc>
-        <w:tc>
-          <w:tcPr>
-            <w:tcW w:type="dxa" w:w="8738"/>
-            <w:shd w:fill="F5F8FC" w:color="auto" w:val="clear"/>
-            <w:tcMar>
-              <w:top w:type="dxa" w:w="70"/>
-              <w:left w:type="dxa" w:w="90"/>
-              <w:bottom w:type="dxa" w:w="70"/>
-              <w:right w:type="dxa" w:w="90"/>
-            </w:tcMar>
-          </w:tcPr>
-          <w:p>
-            <w:pPr>
-              <w:spacing w:after="0" w:line="250"/>
-            </w:pPr>
-            <w:r>
-              <w:rPr>
-                <w:b/>
-                <w:bCs/>
-                <w:sz w:val="18"/>
-                <w:szCs w:val="18"/>
-                <w:rFonts w:ascii="Calibri" w:cs="Calibri" w:eastAsia="Calibri" w:hAnsi="Calibri"/>
-              </w:rPr>
-              <w:t xml:space="preserve">14. Hidden cost of open source?</w:t>
-            </w:r>
-          </w:p>
-        </w:tc>
-      </w:tr>
-      <w:tr>
-        <w:tc>
-          <w:tcPr>
-            <w:tcW w:type="dxa" w:w="900"/>
-            <w:shd w:fill="EAF0F8" w:color="auto" w:val="clear"/>
-            <w:tcMar>
-              <w:top w:type="dxa" w:w="70"/>
-              <w:left w:type="dxa" w:w="90"/>
-              <w:bottom w:type="dxa" w:w="70"/>
-              <w:right w:type="dxa" w:w="90"/>
-            </w:tcMar>
-          </w:tcPr>
-          <w:p>
-            <w:pPr>
-              <w:spacing w:after="0" w:line="250"/>
-            </w:pPr>
-            <w:r>
-              <w:rPr>
-                <w:b/>
-                <w:bCs/>
-                <w:sz w:val="16"/>
-                <w:szCs w:val="16"/>
-                <w:rFonts w:ascii="Calibri" w:cs="Calibri" w:eastAsia="Calibri" w:hAnsi="Calibri"/>
-              </w:rPr>
-              <w:t xml:space="preserve">BACK</w:t>
-            </w:r>
-          </w:p>
-        </w:tc>
-        <w:tc>
-          <w:tcPr>
-            <w:tcW w:type="dxa" w:w="8738"/>
-            <w:tcMar>
-              <w:top w:type="dxa" w:w="70"/>
-              <w:left w:type="dxa" w:w="90"/>
-              <w:bottom w:type="dxa" w:w="70"/>
-              <w:right w:type="dxa" w:w="90"/>
-            </w:tcMar>
-          </w:tcPr>
-          <w:p>
-            <w:pPr>
-              <w:spacing w:after="0" w:line="250"/>
-            </w:pPr>
-            <w:r>
-              <w:rPr>
-                <w:b/>
-                <w:bCs/>
-                <w:sz w:val="17"/>
-                <w:szCs w:val="17"/>
-                <w:rFonts w:ascii="Calibri" w:cs="Calibri" w:eastAsia="Calibri" w:hAnsi="Calibri"/>
-              </w:rPr>
-              <w:t xml:space="preserve">Technical capacity for support and configuration</w:t>
-            </w:r>
-            <w:r>
-              <w:rPr>
-                <w:sz w:val="17"/>
-                <w:szCs w:val="17"/>
-                <w:rFonts w:ascii="Calibri" w:cs="Calibri" w:eastAsia="Calibri" w:hAnsi="Calibri"/>
-              </w:rPr>
-              <w:t xml:space="preserve"> — or paying the developer for it.</w:t>
-            </w:r>
-          </w:p>
-        </w:tc>
-      </w:tr>
-      <w:tr>
-        <w:tc>
-          <w:tcPr>
-            <w:tcW w:type="dxa" w:w="900"/>
-            <w:shd w:fill="1F3864" w:color="auto" w:val="clear"/>
-            <w:tcMar>
-              <w:top w:type="dxa" w:w="70"/>
-              <w:left w:type="dxa" w:w="90"/>
-              <w:bottom w:type="dxa" w:w="70"/>
-              <w:right w:type="dxa" w:w="90"/>
-            </w:tcMar>
-          </w:tcPr>
-          <w:p>
-            <w:pPr>
-              <w:spacing w:after="0" w:line="250"/>
-            </w:pPr>
-            <w:r>
-              <w:rPr>
-                <w:b/>
-                <w:bCs/>
-                <w:color w:val="FFFFFF"/>
-                <w:sz w:val="16"/>
-                <w:szCs w:val="16"/>
-                <w:rFonts w:ascii="Calibri" w:cs="Calibri" w:eastAsia="Calibri" w:hAnsi="Calibri"/>
-              </w:rPr>
-              <w:t xml:space="preserve">FRONT</w:t>
-            </w:r>
-          </w:p>
-        </w:tc>
-        <w:tc>
-          <w:tcPr>
-            <w:tcW w:type="dxa" w:w="8738"/>
-            <w:shd w:fill="F5F8FC" w:color="auto" w:val="clear"/>
-            <w:tcMar>
-              <w:top w:type="dxa" w:w="70"/>
-              <w:left w:type="dxa" w:w="90"/>
-              <w:bottom w:type="dxa" w:w="70"/>
-              <w:right w:type="dxa" w:w="90"/>
-            </w:tcMar>
-          </w:tcPr>
-          <w:p>
-            <w:pPr>
-              <w:spacing w:after="0" w:line="250"/>
-            </w:pPr>
-            <w:r>
-              <w:rPr>
-                <w:b/>
-                <w:bCs/>
-                <w:sz w:val="18"/>
-                <w:szCs w:val="18"/>
-                <w:rFonts w:ascii="Calibri" w:cs="Calibri" w:eastAsia="Calibri" w:hAnsi="Calibri"/>
-              </w:rPr>
-              <w:t xml:space="preserve">15. Six open source ROI aspects?</w:t>
-            </w:r>
-          </w:p>
-        </w:tc>
-      </w:tr>
-      <w:tr>
-        <w:tc>
-          <w:tcPr>
-            <w:tcW w:type="dxa" w:w="900"/>
-            <w:shd w:fill="EAF0F8" w:color="auto" w:val="clear"/>
-            <w:tcMar>
-              <w:top w:type="dxa" w:w="70"/>
-              <w:left w:type="dxa" w:w="90"/>
-              <w:bottom w:type="dxa" w:w="70"/>
-              <w:right w:type="dxa" w:w="90"/>
-            </w:tcMar>
-          </w:tcPr>
-          <w:p>
-            <w:pPr>
-              <w:spacing w:after="0" w:line="250"/>
-            </w:pPr>
-            <w:r>
-              <w:rPr>
-                <w:b/>
-                <w:bCs/>
-                <w:sz w:val="16"/>
-                <w:szCs w:val="16"/>
-                <w:rFonts w:ascii="Calibri" w:cs="Calibri" w:eastAsia="Calibri" w:hAnsi="Calibri"/>
-              </w:rPr>
-              <w:t xml:space="preserve">BACK</w:t>
-            </w:r>
-          </w:p>
-        </w:tc>
-        <w:tc>
-          <w:tcPr>
-            <w:tcW w:type="dxa" w:w="8738"/>
-            <w:tcMar>
-              <w:top w:type="dxa" w:w="70"/>
-              <w:left w:type="dxa" w:w="90"/>
-              <w:bottom w:type="dxa" w:w="70"/>
-              <w:right w:type="dxa" w:w="90"/>
-            </w:tcMar>
-          </w:tcPr>
-          <w:p>
-            <w:pPr>
-              <w:spacing w:after="0" w:line="250"/>
-            </w:pPr>
-            <w:r>
-              <w:rPr>
-                <w:b/>
-                <w:bCs/>
-                <w:sz w:val="17"/>
-                <w:szCs w:val="17"/>
-                <w:rFonts w:ascii="Calibri" w:cs="Calibri" w:eastAsia="Calibri" w:hAnsi="Calibri"/>
-              </w:rPr>
-              <w:t xml:space="preserve">Limited scope · learning time · forum time · update/upgrade time · future direction · community responsiveness.</w:t>
-            </w:r>
-          </w:p>
-        </w:tc>
-      </w:tr>
-      <w:tr>
-        <w:tc>
-          <w:tcPr>
-            <w:tcW w:type="dxa" w:w="900"/>
-            <w:shd w:fill="1F3864" w:color="auto" w:val="clear"/>
-            <w:tcMar>
-              <w:top w:type="dxa" w:w="70"/>
-              <w:left w:type="dxa" w:w="90"/>
-              <w:bottom w:type="dxa" w:w="70"/>
-              <w:right w:type="dxa" w:w="90"/>
-            </w:tcMar>
-          </w:tcPr>
-          <w:p>
-            <w:pPr>
-              <w:spacing w:after="0" w:line="250"/>
-            </w:pPr>
-            <w:r>
-              <w:rPr>
-                <w:b/>
-                <w:bCs/>
-                <w:color w:val="FFFFFF"/>
-                <w:sz w:val="16"/>
-                <w:szCs w:val="16"/>
-                <w:rFonts w:ascii="Calibri" w:cs="Calibri" w:eastAsia="Calibri" w:hAnsi="Calibri"/>
-              </w:rPr>
-              <w:t xml:space="preserve">FRONT</w:t>
-            </w:r>
-          </w:p>
-        </w:tc>
-        <w:tc>
-          <w:tcPr>
-            <w:tcW w:type="dxa" w:w="8738"/>
-            <w:shd w:fill="F5F8FC" w:color="auto" w:val="clear"/>
-            <w:tcMar>
-              <w:top w:type="dxa" w:w="70"/>
-              <w:left w:type="dxa" w:w="90"/>
-              <w:bottom w:type="dxa" w:w="70"/>
-              <w:right w:type="dxa" w:w="90"/>
-            </w:tcMar>
-          </w:tcPr>
-          <w:p>
-            <w:pPr>
-              <w:spacing w:after="0" w:line="250"/>
-            </w:pPr>
-            <w:r>
-              <w:rPr>
-                <w:b/>
-                <w:bCs/>
-                <w:sz w:val="18"/>
-                <w:szCs w:val="18"/>
-                <w:rFonts w:ascii="Calibri" w:cs="Calibri" w:eastAsia="Calibri" w:hAnsi="Calibri"/>
-              </w:rPr>
-              <w:t xml:space="preserve">16. GPL tool maintenance consideration?</w:t>
-            </w:r>
-          </w:p>
-        </w:tc>
-      </w:tr>
-      <w:tr>
-        <w:tc>
-          <w:tcPr>
-            <w:tcW w:type="dxa" w:w="900"/>
-            <w:shd w:fill="EAF0F8" w:color="auto" w:val="clear"/>
-            <w:tcMar>
-              <w:top w:type="dxa" w:w="70"/>
-              <w:left w:type="dxa" w:w="90"/>
-              <w:bottom w:type="dxa" w:w="70"/>
-              <w:right w:type="dxa" w:w="90"/>
-            </w:tcMar>
-          </w:tcPr>
-          <w:p>
-            <w:pPr>
-              <w:spacing w:after="0" w:line="250"/>
-            </w:pPr>
-            <w:r>
-              <w:rPr>
-                <w:b/>
-                <w:bCs/>
-                <w:sz w:val="16"/>
-                <w:szCs w:val="16"/>
-                <w:rFonts w:ascii="Calibri" w:cs="Calibri" w:eastAsia="Calibri" w:hAnsi="Calibri"/>
-              </w:rPr>
-              <w:t xml:space="preserve">BACK</w:t>
-            </w:r>
-          </w:p>
-        </w:tc>
-        <w:tc>
-          <w:tcPr>
-            <w:tcW w:type="dxa" w:w="8738"/>
-            <w:tcMar>
-              <w:top w:type="dxa" w:w="70"/>
-              <w:left w:type="dxa" w:w="90"/>
-              <w:bottom w:type="dxa" w:w="70"/>
-              <w:right w:type="dxa" w:w="90"/>
-            </w:tcMar>
-          </w:tcPr>
-          <w:p>
-            <w:pPr>
-              <w:spacing w:after="0" w:line="250"/>
-            </w:pPr>
-            <w:r>
-              <w:rPr>
-                <w:b/>
-                <w:bCs/>
-                <w:sz w:val="17"/>
-                <w:szCs w:val="17"/>
-                <w:rFonts w:ascii="Calibri" w:cs="Calibri" w:eastAsia="Calibri" w:hAnsi="Calibri"/>
-              </w:rPr>
-              <w:t xml:space="preserve">Your team’s capability to support and customize</w:t>
-            </w:r>
-            <w:r>
-              <w:rPr>
-                <w:sz w:val="17"/>
-                <w:szCs w:val="17"/>
-                <w:rFonts w:ascii="Calibri" w:cs="Calibri" w:eastAsia="Calibri" w:hAnsi="Calibri"/>
-              </w:rPr>
-              <w:t xml:space="preserve"> — there is </w:t>
-            </w:r>
-            <w:r>
-              <w:rPr>
-                <w:b/>
-                <w:bCs/>
-                <w:sz w:val="17"/>
-                <w:szCs w:val="17"/>
-                <w:rFonts w:ascii="Calibri" w:cs="Calibri" w:eastAsia="Calibri" w:hAnsi="Calibri"/>
-              </w:rPr>
-              <w:t xml:space="preserve">no vendor</w:t>
-            </w:r>
-            <w:r>
-              <w:rPr>
-                <w:sz w:val="17"/>
-                <w:szCs w:val="17"/>
-                <w:rFonts w:ascii="Calibri" w:cs="Calibri" w:eastAsia="Calibri" w:hAnsi="Calibri"/>
-              </w:rPr>
-              <w:t xml:space="preserve">.</w:t>
-            </w:r>
-          </w:p>
-        </w:tc>
-      </w:tr>
-      <w:tr>
-        <w:tc>
-          <w:tcPr>
-            <w:tcW w:type="dxa" w:w="900"/>
-            <w:shd w:fill="1F3864" w:color="auto" w:val="clear"/>
-            <w:tcMar>
-              <w:top w:type="dxa" w:w="70"/>
-              <w:left w:type="dxa" w:w="90"/>
-              <w:bottom w:type="dxa" w:w="70"/>
-              <w:right w:type="dxa" w:w="90"/>
-            </w:tcMar>
-          </w:tcPr>
-          <w:p>
-            <w:pPr>
-              <w:spacing w:after="0" w:line="250"/>
-            </w:pPr>
-            <w:r>
-              <w:rPr>
-                <w:b/>
-                <w:bCs/>
-                <w:color w:val="FFFFFF"/>
-                <w:sz w:val="16"/>
-                <w:szCs w:val="16"/>
-                <w:rFonts w:ascii="Calibri" w:cs="Calibri" w:eastAsia="Calibri" w:hAnsi="Calibri"/>
-              </w:rPr>
-              <w:t xml:space="preserve">FRONT</w:t>
-            </w:r>
-          </w:p>
-        </w:tc>
-        <w:tc>
-          <w:tcPr>
-            <w:tcW w:type="dxa" w:w="8738"/>
-            <w:shd w:fill="F5F8FC" w:color="auto" w:val="clear"/>
-            <w:tcMar>
-              <w:top w:type="dxa" w:w="70"/>
-              <w:left w:type="dxa" w:w="90"/>
-              <w:bottom w:type="dxa" w:w="70"/>
-              <w:right w:type="dxa" w:w="90"/>
-            </w:tcMar>
-          </w:tcPr>
-          <w:p>
-            <w:pPr>
-              <w:spacing w:after="0" w:line="250"/>
-            </w:pPr>
-            <w:r>
-              <w:rPr>
-                <w:b/>
-                <w:bCs/>
-                <w:sz w:val="18"/>
-                <w:szCs w:val="18"/>
-                <w:rFonts w:ascii="Calibri" w:cs="Calibri" w:eastAsia="Calibri" w:hAnsi="Calibri"/>
-              </w:rPr>
-              <w:t xml:space="preserve">17. Licence count drivers?</w:t>
-            </w:r>
-          </w:p>
-        </w:tc>
-      </w:tr>
-      <w:tr>
-        <w:tc>
-          <w:tcPr>
-            <w:tcW w:type="dxa" w:w="900"/>
-            <w:shd w:fill="EAF0F8" w:color="auto" w:val="clear"/>
-            <w:tcMar>
-              <w:top w:type="dxa" w:w="70"/>
-              <w:left w:type="dxa" w:w="90"/>
-              <w:bottom w:type="dxa" w:w="70"/>
-              <w:right w:type="dxa" w:w="90"/>
-            </w:tcMar>
-          </w:tcPr>
-          <w:p>
-            <w:pPr>
-              <w:spacing w:after="0" w:line="250"/>
-            </w:pPr>
-            <w:r>
-              <w:rPr>
-                <w:b/>
-                <w:bCs/>
-                <w:sz w:val="16"/>
-                <w:szCs w:val="16"/>
-                <w:rFonts w:ascii="Calibri" w:cs="Calibri" w:eastAsia="Calibri" w:hAnsi="Calibri"/>
-              </w:rPr>
-              <w:t xml:space="preserve">BACK</w:t>
-            </w:r>
-          </w:p>
-        </w:tc>
-        <w:tc>
-          <w:tcPr>
-            <w:tcW w:type="dxa" w:w="8738"/>
-            <w:tcMar>
-              <w:top w:type="dxa" w:w="70"/>
-              <w:left w:type="dxa" w:w="90"/>
-              <w:bottom w:type="dxa" w:w="70"/>
-              <w:right w:type="dxa" w:w="90"/>
-            </w:tcMar>
-          </w:tcPr>
-          <w:p>
-            <w:pPr>
-              <w:spacing w:after="0" w:line="250"/>
-            </w:pPr>
-            <w:r>
-              <w:rPr>
-                <w:b/>
-                <w:bCs/>
-                <w:sz w:val="17"/>
-                <w:szCs w:val="17"/>
-                <w:rFonts w:ascii="Calibri" w:cs="Calibri" w:eastAsia="Calibri" w:hAnsi="Calibri"/>
-              </w:rPr>
-              <w:t xml:space="preserve">Functional areas · frequency and time of use · number of security testers.</w:t>
-            </w:r>
-          </w:p>
-        </w:tc>
-      </w:tr>
-      <w:tr>
-        <w:tc>
-          <w:tcPr>
-            <w:tcW w:type="dxa" w:w="900"/>
-            <w:shd w:fill="1F3864" w:color="auto" w:val="clear"/>
-            <w:tcMar>
-              <w:top w:type="dxa" w:w="70"/>
-              <w:left w:type="dxa" w:w="90"/>
-              <w:bottom w:type="dxa" w:w="70"/>
-              <w:right w:type="dxa" w:w="90"/>
-            </w:tcMar>
-          </w:tcPr>
-          <w:p>
-            <w:pPr>
-              <w:spacing w:after="0" w:line="250"/>
-            </w:pPr>
-            <w:r>
-              <w:rPr>
-                <w:b/>
-                <w:bCs/>
-                <w:color w:val="FFFFFF"/>
-                <w:sz w:val="16"/>
-                <w:szCs w:val="16"/>
-                <w:rFonts w:ascii="Calibri" w:cs="Calibri" w:eastAsia="Calibri" w:hAnsi="Calibri"/>
-              </w:rPr>
-              <w:t xml:space="preserve">FRONT</w:t>
-            </w:r>
-          </w:p>
-        </w:tc>
-        <w:tc>
-          <w:tcPr>
-            <w:tcW w:type="dxa" w:w="8738"/>
-            <w:shd w:fill="F5F8FC" w:color="auto" w:val="clear"/>
-            <w:tcMar>
-              <w:top w:type="dxa" w:w="70"/>
-              <w:left w:type="dxa" w:w="90"/>
-              <w:bottom w:type="dxa" w:w="70"/>
-              <w:right w:type="dxa" w:w="90"/>
-            </w:tcMar>
-          </w:tcPr>
-          <w:p>
-            <w:pPr>
-              <w:spacing w:after="0" w:line="250"/>
-            </w:pPr>
-            <w:r>
-              <w:rPr>
-                <w:b/>
-                <w:bCs/>
-                <w:sz w:val="18"/>
-                <w:szCs w:val="18"/>
-                <w:rFonts w:ascii="Calibri" w:cs="Calibri" w:eastAsia="Calibri" w:hAnsi="Calibri"/>
-              </w:rPr>
-              <w:t xml:space="preserve">18. Seven vendor attributes?</w:t>
-            </w:r>
-          </w:p>
-        </w:tc>
-      </w:tr>
-      <w:tr>
-        <w:tc>
-          <w:tcPr>
-            <w:tcW w:type="dxa" w:w="900"/>
-            <w:shd w:fill="EAF0F8" w:color="auto" w:val="clear"/>
-            <w:tcMar>
-              <w:top w:type="dxa" w:w="70"/>
-              <w:left w:type="dxa" w:w="90"/>
-              <w:bottom w:type="dxa" w:w="70"/>
-              <w:right w:type="dxa" w:w="90"/>
-            </w:tcMar>
-          </w:tcPr>
-          <w:p>
-            <w:pPr>
-              <w:spacing w:after="0" w:line="250"/>
-            </w:pPr>
-            <w:r>
-              <w:rPr>
-                <w:b/>
-                <w:bCs/>
-                <w:sz w:val="16"/>
-                <w:szCs w:val="16"/>
-                <w:rFonts w:ascii="Calibri" w:cs="Calibri" w:eastAsia="Calibri" w:hAnsi="Calibri"/>
-              </w:rPr>
-              <w:t xml:space="preserve">BACK</w:t>
-            </w:r>
-          </w:p>
-        </w:tc>
-        <w:tc>
-          <w:tcPr>
-            <w:tcW w:type="dxa" w:w="8738"/>
-            <w:tcMar>
-              <w:top w:type="dxa" w:w="70"/>
-              <w:left w:type="dxa" w:w="90"/>
-              <w:bottom w:type="dxa" w:w="70"/>
-              <w:right w:type="dxa" w:w="90"/>
-            </w:tcMar>
-          </w:tcPr>
-          <w:p>
-            <w:pPr>
-              <w:spacing w:after="0" w:line="250"/>
-            </w:pPr>
-            <w:r>
-              <w:rPr>
-                <w:b/>
-                <w:bCs/>
-                <w:sz w:val="17"/>
-                <w:szCs w:val="17"/>
-                <w:rFonts w:ascii="Calibri" w:cs="Calibri" w:eastAsia="Calibri" w:hAnsi="Calibri"/>
-              </w:rPr>
-              <w:t xml:space="preserve">Licence types · licence scalability · helpdesk hours · forum/community · update frequency · manuals · support and maintenance contracts.</w:t>
-            </w:r>
-          </w:p>
-        </w:tc>
-      </w:tr>
-      <w:tr>
-        <w:tc>
-          <w:tcPr>
-            <w:tcW w:type="dxa" w:w="900"/>
-            <w:shd w:fill="1F3864" w:color="auto" w:val="clear"/>
-            <w:tcMar>
-              <w:top w:type="dxa" w:w="70"/>
-              <w:left w:type="dxa" w:w="90"/>
-              <w:bottom w:type="dxa" w:w="70"/>
-              <w:right w:type="dxa" w:w="90"/>
-            </w:tcMar>
-          </w:tcPr>
-          <w:p>
-            <w:pPr>
-              <w:spacing w:after="0" w:line="250"/>
-            </w:pPr>
-            <w:r>
-              <w:rPr>
-                <w:b/>
-                <w:bCs/>
-                <w:color w:val="FFFFFF"/>
-                <w:sz w:val="16"/>
-                <w:szCs w:val="16"/>
-                <w:rFonts w:ascii="Calibri" w:cs="Calibri" w:eastAsia="Calibri" w:hAnsi="Calibri"/>
-              </w:rPr>
-              <w:t xml:space="preserve">FRONT</w:t>
-            </w:r>
-          </w:p>
-        </w:tc>
-        <w:tc>
-          <w:tcPr>
-            <w:tcW w:type="dxa" w:w="8738"/>
-            <w:shd w:fill="F5F8FC" w:color="auto" w:val="clear"/>
-            <w:tcMar>
-              <w:top w:type="dxa" w:w="70"/>
-              <w:left w:type="dxa" w:w="90"/>
-              <w:bottom w:type="dxa" w:w="70"/>
-              <w:right w:type="dxa" w:w="90"/>
-            </w:tcMar>
-          </w:tcPr>
-          <w:p>
-            <w:pPr>
-              <w:spacing w:after="0" w:line="250"/>
-            </w:pPr>
-            <w:r>
-              <w:rPr>
-                <w:b/>
-                <w:bCs/>
-                <w:sz w:val="18"/>
-                <w:szCs w:val="18"/>
-                <w:rFonts w:ascii="Calibri" w:cs="Calibri" w:eastAsia="Calibri" w:hAnsi="Calibri"/>
-              </w:rPr>
-              <w:t xml:space="preserve">19. Four licence types?</w:t>
-            </w:r>
-          </w:p>
-        </w:tc>
-      </w:tr>
-      <w:tr>
-        <w:tc>
-          <w:tcPr>
-            <w:tcW w:type="dxa" w:w="900"/>
-            <w:shd w:fill="EAF0F8" w:color="auto" w:val="clear"/>
-            <w:tcMar>
-              <w:top w:type="dxa" w:w="70"/>
-              <w:left w:type="dxa" w:w="90"/>
-              <w:bottom w:type="dxa" w:w="70"/>
-              <w:right w:type="dxa" w:w="90"/>
-            </w:tcMar>
-          </w:tcPr>
-          <w:p>
-            <w:pPr>
-              <w:spacing w:after="0" w:line="250"/>
-            </w:pPr>
-            <w:r>
-              <w:rPr>
-                <w:b/>
-                <w:bCs/>
-                <w:sz w:val="16"/>
-                <w:szCs w:val="16"/>
-                <w:rFonts w:ascii="Calibri" w:cs="Calibri" w:eastAsia="Calibri" w:hAnsi="Calibri"/>
-              </w:rPr>
-              <w:t xml:space="preserve">BACK</w:t>
-            </w:r>
-          </w:p>
-        </w:tc>
-        <w:tc>
-          <w:tcPr>
-            <w:tcW w:type="dxa" w:w="8738"/>
-            <w:tcMar>
-              <w:top w:type="dxa" w:w="70"/>
-              <w:left w:type="dxa" w:w="90"/>
-              <w:bottom w:type="dxa" w:w="70"/>
-              <w:right w:type="dxa" w:w="90"/>
-            </w:tcMar>
-          </w:tcPr>
-          <w:p>
-            <w:pPr>
-              <w:spacing w:after="0" w:line="250"/>
-            </w:pPr>
-            <w:r>
-              <w:rPr>
-                <w:b/>
-                <w:bCs/>
-                <w:sz w:val="17"/>
-                <w:szCs w:val="17"/>
-                <w:rFonts w:ascii="Calibri" w:cs="Calibri" w:eastAsia="Calibri" w:hAnsi="Calibri"/>
-              </w:rPr>
-              <w:t xml:space="preserve">Fixed · desk · floating · token.</w:t>
-            </w:r>
-          </w:p>
-        </w:tc>
-      </w:tr>
-    </w:tbl>
-    <w:p>
-      <w:pPr>
-        <w:pStyle w:val="Heading1"/>
-        <w:pageBreakBefore/>
-        <w:shd w:fill="1F3864" w:color="auto" w:val="clear"/>
-        <w:spacing w:before="240" w:after="200"/>
-        <w:outlineLvl w:val="0"/>
-      </w:pPr>
-      <w:r>
-        <w:rPr>
-          <w:b/>
-          <w:bCs/>
-          <w:color w:val="FFFFFF"/>
-          <w:sz w:val="32"/>
-          <w:szCs w:val="32"/>
-          <w:rFonts w:ascii="Calibri" w:cs="Calibri" w:eastAsia="Calibri" w:hAnsi="Calibri"/>
-        </w:rPr>
-        <w:t xml:space="preserve">Section 7 — Revision Notes</w:t>
+        <w:t xml:space="preserve">Section 6 — Revision Notes</w:t>
       </w:r>
     </w:p>
     <w:p>
@@ -18395,7 +19575,7 @@
           <w:szCs w:val="25"/>
           <w:rFonts w:ascii="Calibri" w:cs="Calibri" w:eastAsia="Calibri" w:hAnsi="Calibri"/>
         </w:rPr>
-        <w:t xml:space="preserve">7.1 One-page chapter summary</w:t>
+        <w:t xml:space="preserve">6.1 One-page chapter summary</w:t>
       </w:r>
     </w:p>
     <w:p>
@@ -18445,7 +19625,7 @@
           <w:szCs w:val="25"/>
           <w:rFonts w:ascii="Calibri" w:cs="Calibri" w:eastAsia="Calibri" w:hAnsi="Calibri"/>
         </w:rPr>
-        <w:t xml:space="preserve">7.2 Key definitions to memorize</w:t>
+        <w:t xml:space="preserve">6.2 Key definitions to memorize</w:t>
       </w:r>
     </w:p>
     <w:tbl>
@@ -18698,7 +19878,7 @@
           <w:szCs w:val="25"/>
           <w:rFonts w:ascii="Calibri" w:cs="Calibri" w:eastAsia="Calibri" w:hAnsi="Calibri"/>
         </w:rPr>
-        <w:t xml:space="preserve">7.3 High-priority concepts (study first)</w:t>
+        <w:t xml:space="preserve">6.3 High-priority concepts (study first)</w:t>
       </w:r>
     </w:p>
     <w:p>
@@ -18770,7 +19950,7 @@
           <w:szCs w:val="25"/>
           <w:rFonts w:ascii="Calibri" w:cs="Calibri" w:eastAsia="Calibri" w:hAnsi="Calibri"/>
         </w:rPr>
-        <w:t xml:space="preserve">7.4 Last-minute revision sheet</w:t>
+        <w:t xml:space="preserve">6.4 Last-minute revision sheet</w:t>
       </w:r>
     </w:p>
     <w:tbl>
@@ -18999,7 +20179,7 @@
           <w:szCs w:val="25"/>
           <w:rFonts w:ascii="Calibri" w:cs="Calibri" w:eastAsia="Calibri" w:hAnsi="Calibri"/>
         </w:rPr>
-        <w:t xml:space="preserve">7.5 Memorization checklist</w:t>
+        <w:t xml:space="preserve">6.5 Memorization checklist</w:t>
       </w:r>
     </w:p>
     <w:tbl>
@@ -19304,7 +20484,7 @@
           <w:szCs w:val="25"/>
           <w:rFonts w:ascii="Calibri" w:cs="Calibri" w:eastAsia="Calibri" w:hAnsi="Calibri"/>
         </w:rPr>
-        <w:t xml:space="preserve">7.6 Exam-day quick review</w:t>
+        <w:t xml:space="preserve">6.6 Exam-day quick review</w:t>
       </w:r>
     </w:p>
     <w:p>
